--- a/RVfpga/RVfpgaEL2/RVfpga_NexysVideo-NoDDR/Labs/Lab06/RVfpga_Lab06_VeeR-EL2_NexysVideo-NoDDR.docx
+++ b/RVfpga/RVfpgaEL2/RVfpga_NexysVideo-NoDDR/Labs/Lab06/RVfpga_Lab06_VeeR-EL2_NexysVideo-NoDDR.docx
@@ -567,19 +567,18 @@
       <w:r>
         <w:t xml:space="preserve"> on the </w:t>
       </w:r>
-      <w:proofErr w:type="spellStart"/>
-      <w:r>
-        <w:t>Nexys</w:t>
-      </w:r>
-      <w:proofErr w:type="spellEnd"/>
-      <w:r>
-        <w:t xml:space="preserve"> Video </w:t>
-      </w:r>
-      <w:proofErr w:type="spellStart"/>
+      <w:r>
+        <w:t xml:space="preserve">Nexys </w:t>
+      </w:r>
       <w:r>
         <w:t>Video</w:t>
       </w:r>
-      <w:proofErr w:type="spellEnd"/>
+      <w:r>
+        <w:t xml:space="preserve"> </w:t>
+      </w:r>
+      <w:r>
+        <w:t>Video</w:t>
+      </w:r>
       <w:r>
         <w:t xml:space="preserve"> </w:t>
       </w:r>
@@ -752,19 +751,18 @@
       <w:r>
         <w:t xml:space="preserve">for the </w:t>
       </w:r>
-      <w:proofErr w:type="spellStart"/>
-      <w:r>
-        <w:t>Nexys</w:t>
-      </w:r>
-      <w:proofErr w:type="spellEnd"/>
-      <w:r>
-        <w:t xml:space="preserve"> Video </w:t>
-      </w:r>
-      <w:proofErr w:type="spellStart"/>
+      <w:r>
+        <w:t xml:space="preserve">Nexys </w:t>
+      </w:r>
       <w:r>
         <w:t>Video</w:t>
       </w:r>
-      <w:proofErr w:type="spellEnd"/>
+      <w:r>
+        <w:t xml:space="preserve"> </w:t>
+      </w:r>
+      <w:r>
+        <w:t>Video</w:t>
+      </w:r>
       <w:r>
         <w:t xml:space="preserve"> </w:t>
       </w:r>
@@ -891,11 +889,9 @@
       <w:r>
         <w:t xml:space="preserve">the </w:t>
       </w:r>
-      <w:proofErr w:type="spellStart"/>
       <w:r>
         <w:t>VeeRwolf</w:t>
       </w:r>
-      <w:proofErr w:type="spellEnd"/>
       <w:r>
         <w:t xml:space="preserve"> SoC</w:t>
       </w:r>
@@ -936,15 +932,7 @@
         <w:t>ing</w:t>
       </w:r>
       <w:r>
-        <w:t xml:space="preserve"> its low-level </w:t>
-      </w:r>
-      <w:proofErr w:type="gramStart"/>
-      <w:r>
-        <w:t>implementation, and</w:t>
-      </w:r>
-      <w:proofErr w:type="gramEnd"/>
-      <w:r>
-        <w:t xml:space="preserve"> </w:t>
+        <w:t xml:space="preserve"> its low-level implementation, and </w:t>
       </w:r>
       <w:r>
         <w:t>introducing</w:t>
@@ -2068,13 +2056,8 @@
       <w:r>
         <w:t xml:space="preserve">whereas the </w:t>
       </w:r>
-      <w:proofErr w:type="spellStart"/>
-      <w:r>
-        <w:t>VeeR</w:t>
-      </w:r>
-      <w:proofErr w:type="spellEnd"/>
-      <w:r>
-        <w:t xml:space="preserve"> EL2</w:t>
+      <w:r>
+        <w:t>VeeR EL2</w:t>
       </w:r>
       <w:r>
         <w:t xml:space="preserve"> Core</w:t>
@@ -2284,25 +2267,7 @@
           <w:bCs/>
           <w:color w:val="00000A"/>
         </w:rPr>
-        <w:t xml:space="preserve">in the </w:t>
-      </w:r>
-      <w:proofErr w:type="spellStart"/>
-      <w:r>
-        <w:rPr>
-          <w:rFonts w:cs="Arial"/>
-          <w:bCs/>
-          <w:color w:val="00000A"/>
-        </w:rPr>
-        <w:t>SoC.</w:t>
-      </w:r>
-      <w:proofErr w:type="spellEnd"/>
-      <w:r>
-        <w:rPr>
-          <w:rFonts w:cs="Arial"/>
-          <w:bCs/>
-          <w:color w:val="00000A"/>
-        </w:rPr>
-        <w:t xml:space="preserve"> You will need to inspect the following files and directories:</w:t>
+        <w:t>in the SoC. You will need to inspect the following files and directories:</w:t>
       </w:r>
     </w:p>
     <w:p>
@@ -2357,7 +2322,6 @@
         </w:rPr>
         <w:t xml:space="preserve">Nexys </w:t>
       </w:r>
-      <w:proofErr w:type="spellStart"/>
       <w:r>
         <w:rPr>
           <w:rStyle w:val="findhit"/>
@@ -2380,9 +2344,8 @@
           <w:sz w:val="20"/>
           <w:szCs w:val="20"/>
         </w:rPr>
-        <w:t>VideoNoDDRPath</w:t>
-      </w:r>
-      <w:proofErr w:type="spellEnd"/>
+        <w:t>NoDDRPath]</w:t>
+      </w:r>
       <w:r>
         <w:rPr>
           <w:rStyle w:val="findhit"/>
@@ -2393,60 +2356,8 @@
           <w:sz w:val="20"/>
           <w:szCs w:val="20"/>
         </w:rPr>
-        <w:t>]</w:t>
-      </w:r>
-      <w:r>
-        <w:rPr>
-          <w:rStyle w:val="findhit"/>
-          <w:rFonts w:cs="Arial"/>
-          <w:i/>
-          <w:iCs/>
-          <w:color w:val="000000"/>
-          <w:sz w:val="20"/>
-          <w:szCs w:val="20"/>
-        </w:rPr>
-        <w:t>/</w:t>
-      </w:r>
-      <w:proofErr w:type="spellStart"/>
-      <w:r>
-        <w:rPr>
-          <w:rStyle w:val="findhit"/>
-          <w:rFonts w:cs="Arial"/>
-          <w:i/>
-          <w:iCs/>
-          <w:color w:val="000000"/>
-          <w:sz w:val="20"/>
-          <w:szCs w:val="20"/>
-        </w:rPr>
-        <w:t>src</w:t>
-      </w:r>
-      <w:proofErr w:type="spellEnd"/>
-      <w:r>
-        <w:rPr>
-          <w:rStyle w:val="findhit"/>
-          <w:rFonts w:cs="Arial"/>
-          <w:i/>
-          <w:iCs/>
-          <w:color w:val="000000"/>
-          <w:sz w:val="20"/>
-          <w:szCs w:val="20"/>
-        </w:rPr>
-        <w:t>/</w:t>
-      </w:r>
-      <w:proofErr w:type="spellStart"/>
-      <w:r>
-        <w:rPr>
-          <w:rStyle w:val="findhit"/>
-          <w:rFonts w:cs="Arial"/>
-          <w:i/>
-          <w:iCs/>
-          <w:color w:val="000000"/>
-          <w:sz w:val="20"/>
-          <w:szCs w:val="20"/>
-        </w:rPr>
-        <w:t>VeeRwolf</w:t>
-      </w:r>
-      <w:proofErr w:type="spellEnd"/>
+        <w:t>/src/VeeRwolf</w:t>
+      </w:r>
       <w:r>
         <w:rPr>
           <w:rFonts w:cs="Arial"/>
@@ -2458,7 +2369,6 @@
         </w:rPr>
         <w:t>/</w:t>
       </w:r>
-      <w:proofErr w:type="spellStart"/>
       <w:r>
         <w:rPr>
           <w:rFonts w:cs="Arial"/>
@@ -2468,9 +2378,8 @@
           <w:sz w:val="18"/>
           <w:szCs w:val="20"/>
         </w:rPr>
-        <w:t>veerwolf_</w:t>
-      </w:r>
-      <w:proofErr w:type="gramStart"/>
+        <w:t>veerwolf_core</w:t>
+      </w:r>
       <w:r>
         <w:rPr>
           <w:rFonts w:cs="Arial"/>
@@ -2480,21 +2389,8 @@
           <w:sz w:val="18"/>
           <w:szCs w:val="20"/>
         </w:rPr>
-        <w:t>core</w:t>
-      </w:r>
-      <w:r>
-        <w:rPr>
-          <w:rFonts w:cs="Arial"/>
-          <w:bCs/>
-          <w:i/>
-          <w:color w:val="00000A"/>
-          <w:sz w:val="18"/>
-          <w:szCs w:val="20"/>
-        </w:rPr>
         <w:t>.v</w:t>
       </w:r>
-      <w:proofErr w:type="spellEnd"/>
-      <w:proofErr w:type="gramEnd"/>
       <w:r>
         <w:rPr>
           <w:rFonts w:cs="Arial"/>
@@ -2663,7 +2559,6 @@
         </w:rPr>
         <w:t xml:space="preserve">Nexys </w:t>
       </w:r>
-      <w:proofErr w:type="spellStart"/>
       <w:r>
         <w:rPr>
           <w:rStyle w:val="findhit"/>
@@ -2686,9 +2581,8 @@
           <w:sz w:val="20"/>
           <w:szCs w:val="20"/>
         </w:rPr>
-        <w:t>VideoNoDDRPath</w:t>
-      </w:r>
-      <w:proofErr w:type="spellEnd"/>
+        <w:t>NoDDRPath]</w:t>
+      </w:r>
       <w:r>
         <w:rPr>
           <w:rStyle w:val="findhit"/>
@@ -2699,60 +2593,8 @@
           <w:sz w:val="20"/>
           <w:szCs w:val="20"/>
         </w:rPr>
-        <w:t>]</w:t>
-      </w:r>
-      <w:r>
-        <w:rPr>
-          <w:rStyle w:val="findhit"/>
-          <w:rFonts w:cs="Arial"/>
-          <w:i/>
-          <w:iCs/>
-          <w:color w:val="000000"/>
-          <w:sz w:val="20"/>
-          <w:szCs w:val="20"/>
-        </w:rPr>
-        <w:t>/</w:t>
-      </w:r>
-      <w:proofErr w:type="spellStart"/>
-      <w:r>
-        <w:rPr>
-          <w:rStyle w:val="findhit"/>
-          <w:rFonts w:cs="Arial"/>
-          <w:i/>
-          <w:iCs/>
-          <w:color w:val="000000"/>
-          <w:sz w:val="20"/>
-          <w:szCs w:val="20"/>
-        </w:rPr>
-        <w:t>src</w:t>
-      </w:r>
-      <w:proofErr w:type="spellEnd"/>
-      <w:r>
-        <w:rPr>
-          <w:rStyle w:val="findhit"/>
-          <w:rFonts w:cs="Arial"/>
-          <w:i/>
-          <w:iCs/>
-          <w:color w:val="000000"/>
-          <w:sz w:val="20"/>
-          <w:szCs w:val="20"/>
-        </w:rPr>
-        <w:t>/</w:t>
-      </w:r>
-      <w:proofErr w:type="spellStart"/>
-      <w:r>
-        <w:rPr>
-          <w:rStyle w:val="findhit"/>
-          <w:rFonts w:cs="Arial"/>
-          <w:i/>
-          <w:iCs/>
-          <w:color w:val="000000"/>
-          <w:sz w:val="20"/>
-          <w:szCs w:val="20"/>
-        </w:rPr>
-        <w:t>VeeRwolf</w:t>
-      </w:r>
-      <w:proofErr w:type="spellEnd"/>
+        <w:t>/src/VeeRwolf</w:t>
+      </w:r>
       <w:r>
         <w:rPr>
           <w:rFonts w:cs="Arial"/>
@@ -2815,7 +2657,7 @@
           <w:sz w:val="20"/>
           <w:szCs w:val="20"/>
         </w:rPr>
-        <w:t>Nexys Video</w:t>
+        <w:t xml:space="preserve">Nexys </w:t>
       </w:r>
       <w:r>
         <w:rPr>
@@ -2827,7 +2669,19 @@
           <w:sz w:val="20"/>
           <w:szCs w:val="20"/>
         </w:rPr>
-        <w:t>VideoNoDDRPath]</w:t>
+        <w:t>Video</w:t>
+      </w:r>
+      <w:r>
+        <w:rPr>
+          <w:rStyle w:val="findhit"/>
+          <w:rFonts w:cs="Arial"/>
+          <w:i/>
+          <w:iCs/>
+          <w:color w:val="000000"/>
+          <w:sz w:val="20"/>
+          <w:szCs w:val="20"/>
+        </w:rPr>
+        <w:t>NoDDRPath]</w:t>
       </w:r>
       <w:r>
         <w:rPr>
@@ -2914,7 +2768,7 @@
           <w:sz w:val="20"/>
           <w:szCs w:val="20"/>
         </w:rPr>
-        <w:t>Nexys Video</w:t>
+        <w:t xml:space="preserve">Nexys </w:t>
       </w:r>
       <w:r>
         <w:rPr>
@@ -2926,7 +2780,7 @@
           <w:sz w:val="20"/>
           <w:szCs w:val="20"/>
         </w:rPr>
-        <w:t>VideoNoDDRPath]</w:t>
+        <w:t>Video</w:t>
       </w:r>
       <w:r>
         <w:rPr>
@@ -2938,6 +2792,18 @@
           <w:sz w:val="20"/>
           <w:szCs w:val="20"/>
         </w:rPr>
+        <w:t>NoDDRPath]</w:t>
+      </w:r>
+      <w:r>
+        <w:rPr>
+          <w:rStyle w:val="findhit"/>
+          <w:rFonts w:cs="Arial"/>
+          <w:i/>
+          <w:iCs/>
+          <w:color w:val="000000"/>
+          <w:sz w:val="20"/>
+          <w:szCs w:val="20"/>
+        </w:rPr>
         <w:t>/src/VeeRwolf</w:t>
       </w:r>
       <w:r>
@@ -2960,9 +2826,8 @@
           <w:sz w:val="18"/>
           <w:szCs w:val="20"/>
         </w:rPr>
-        <w:t>veerwolf_</w:t>
-      </w:r>
-      <w:proofErr w:type="gramStart"/>
+        <w:t>veerwolf_syscon</w:t>
+      </w:r>
       <w:r>
         <w:rPr>
           <w:rFonts w:cs="Arial"/>
@@ -2972,20 +2837,8 @@
           <w:sz w:val="18"/>
           <w:szCs w:val="20"/>
         </w:rPr>
-        <w:t>syscon</w:t>
-      </w:r>
-      <w:r>
-        <w:rPr>
-          <w:rFonts w:cs="Arial"/>
-          <w:bCs/>
-          <w:i/>
-          <w:color w:val="00000A"/>
-          <w:sz w:val="18"/>
-          <w:szCs w:val="20"/>
-        </w:rPr>
         <w:t>.v</w:t>
       </w:r>
-      <w:proofErr w:type="gramEnd"/>
     </w:p>
     <w:p>
       <w:pPr>
@@ -3038,7 +2891,7 @@
           <w:sz w:val="20"/>
           <w:szCs w:val="20"/>
         </w:rPr>
-        <w:t>Nexys Video</w:t>
+        <w:t xml:space="preserve">Nexys </w:t>
       </w:r>
       <w:r>
         <w:rPr>
@@ -3050,7 +2903,7 @@
           <w:sz w:val="20"/>
           <w:szCs w:val="20"/>
         </w:rPr>
-        <w:t>VideoNoDDRPath]</w:t>
+        <w:t>Video</w:t>
       </w:r>
       <w:r>
         <w:rPr>
@@ -3062,6 +2915,18 @@
           <w:sz w:val="20"/>
           <w:szCs w:val="20"/>
         </w:rPr>
+        <w:t>NoDDRPath]</w:t>
+      </w:r>
+      <w:r>
+        <w:rPr>
+          <w:rStyle w:val="findhit"/>
+          <w:rFonts w:cs="Arial"/>
+          <w:i/>
+          <w:iCs/>
+          <w:color w:val="000000"/>
+          <w:sz w:val="20"/>
+          <w:szCs w:val="20"/>
+        </w:rPr>
         <w:t>/src/VeeRwolf</w:t>
       </w:r>
       <w:r>
@@ -3073,21 +2938,8 @@
           <w:sz w:val="18"/>
           <w:szCs w:val="20"/>
         </w:rPr>
-        <w:t>/Interconnect/WishboneInterconnect/wb_</w:t>
-      </w:r>
-      <w:proofErr w:type="gramStart"/>
-      <w:r>
-        <w:rPr>
-          <w:rFonts w:cs="Arial"/>
-          <w:bCs/>
-          <w:i/>
-          <w:color w:val="00000A"/>
-          <w:sz w:val="18"/>
-          <w:szCs w:val="20"/>
-        </w:rPr>
-        <w:t>intercon.v</w:t>
-      </w:r>
-      <w:proofErr w:type="gramEnd"/>
+        <w:t>/Interconnect/WishboneInterconnect/wb_intercon.v</w:t>
+      </w:r>
     </w:p>
     <w:p>
       <w:pPr>
@@ -3140,7 +2992,7 @@
           <w:sz w:val="20"/>
           <w:szCs w:val="20"/>
         </w:rPr>
-        <w:t>Nexys Video</w:t>
+        <w:t xml:space="preserve">Nexys </w:t>
       </w:r>
       <w:r>
         <w:rPr>
@@ -3152,7 +3004,7 @@
           <w:sz w:val="20"/>
           <w:szCs w:val="20"/>
         </w:rPr>
-        <w:t>VideoNoDDRPath]</w:t>
+        <w:t>Video</w:t>
       </w:r>
       <w:r>
         <w:rPr>
@@ -3164,6 +3016,18 @@
           <w:sz w:val="20"/>
           <w:szCs w:val="20"/>
         </w:rPr>
+        <w:t>NoDDRPath]</w:t>
+      </w:r>
+      <w:r>
+        <w:rPr>
+          <w:rStyle w:val="findhit"/>
+          <w:rFonts w:cs="Arial"/>
+          <w:i/>
+          <w:iCs/>
+          <w:color w:val="000000"/>
+          <w:sz w:val="20"/>
+          <w:szCs w:val="20"/>
+        </w:rPr>
         <w:t>/src/VeeRwolf</w:t>
       </w:r>
       <w:r>
@@ -3175,21 +3039,8 @@
           <w:sz w:val="18"/>
           <w:szCs w:val="20"/>
         </w:rPr>
-        <w:t>/Interconnect/WishboneInterconnect/wb_</w:t>
-      </w:r>
-      <w:proofErr w:type="gramStart"/>
-      <w:r>
-        <w:rPr>
-          <w:rFonts w:cs="Arial"/>
-          <w:bCs/>
-          <w:i/>
-          <w:color w:val="00000A"/>
-          <w:sz w:val="18"/>
-          <w:szCs w:val="20"/>
-        </w:rPr>
-        <w:t>intercon.vh</w:t>
-      </w:r>
-      <w:proofErr w:type="gramEnd"/>
+        <w:t>/Interconnect/WishboneInterconnect/wb_intercon.vh</w:t>
+      </w:r>
     </w:p>
     <w:p/>
     <w:p>
@@ -3223,11 +3074,9 @@
       <w:r>
         <w:t xml:space="preserve">original </w:t>
       </w:r>
-      <w:proofErr w:type="spellStart"/>
       <w:r>
         <w:t>VeeRwolf</w:t>
       </w:r>
-      <w:proofErr w:type="spellEnd"/>
       <w:r>
         <w:rPr>
           <w:b/>
@@ -3345,14 +3194,12 @@
       <w:r>
         <w:t xml:space="preserve">Remember from the GSG that </w:t>
       </w:r>
-      <w:proofErr w:type="spellStart"/>
       <w:r>
         <w:t>VeeRwolf</w:t>
       </w:r>
       <w:r>
         <w:t>X</w:t>
       </w:r>
-      <w:proofErr w:type="spellEnd"/>
       <w:r>
         <w:t xml:space="preserve"> SoC </w:t>
       </w:r>
@@ -3362,11 +3209,9 @@
       <w:r>
         <w:t xml:space="preserve"> </w:t>
       </w:r>
-      <w:proofErr w:type="spellStart"/>
       <w:r>
         <w:t>VeeRwolf</w:t>
       </w:r>
-      <w:proofErr w:type="spellEnd"/>
       <w:r>
         <w:t xml:space="preserve"> SoC with new peripherals: a Timer, a GPIO module (</w:t>
       </w:r>
@@ -3415,16 +3260,11 @@
       <w:r>
         <w:t xml:space="preserve"> (that extends </w:t>
       </w:r>
-      <w:proofErr w:type="spellStart"/>
       <w:r>
         <w:t>VeeRwolf</w:t>
       </w:r>
       <w:r>
-        <w:t>’s</w:t>
-      </w:r>
-      <w:proofErr w:type="spellEnd"/>
-      <w:r>
-        <w:t xml:space="preserve"> existing </w:t>
+        <w:t xml:space="preserve">’s existing </w:t>
       </w:r>
       <w:r>
         <w:t>System Controller</w:t>
@@ -3453,13 +3293,8 @@
       <w:r>
         <w:t xml:space="preserve"> values back to the processor. </w:t>
       </w:r>
-      <w:proofErr w:type="gramStart"/>
-      <w:r>
-        <w:t>Particular memory</w:t>
-      </w:r>
-      <w:proofErr w:type="gramEnd"/>
-      <w:r>
-        <w:t xml:space="preserve"> </w:t>
+      <w:r>
+        <w:t xml:space="preserve">Particular memory </w:t>
       </w:r>
       <w:r>
         <w:t xml:space="preserve">addresses are </w:t>
@@ -3480,21 +3315,12 @@
       <w:r>
         <w:t xml:space="preserve">, </w:t>
       </w:r>
-      <w:proofErr w:type="gramStart"/>
       <w:r>
         <w:rPr>
           <w:i/>
           <w:iCs/>
         </w:rPr>
-        <w:t>memory-mapped</w:t>
-      </w:r>
-      <w:proofErr w:type="gramEnd"/>
-      <w:r>
-        <w:rPr>
-          <w:i/>
-          <w:iCs/>
-        </w:rPr>
-        <w:t xml:space="preserve"> I/O registers</w:t>
+        <w:t>memory-mapped I/O registers</w:t>
       </w:r>
       <w:r>
         <w:t xml:space="preserve">, or </w:t>
@@ -3546,7 +3372,6 @@
         </w:rPr>
       </w:pPr>
       <w:r>
-        <w:lastRenderedPageBreak/>
         <w:t>T</w:t>
       </w:r>
       <w:r>
@@ -3588,19 +3413,11 @@
       <w:r>
         <w:t xml:space="preserve">using </w:t>
       </w:r>
-      <w:proofErr w:type="gramStart"/>
-      <w:r>
-        <w:rPr>
-          <w:i/>
-        </w:rPr>
-        <w:t>Address[</w:t>
-      </w:r>
-      <w:proofErr w:type="gramEnd"/>
-      <w:r>
-        <w:rPr>
-          <w:i/>
-        </w:rPr>
-        <w:t>15:6]</w:t>
+      <w:r>
+        <w:rPr>
+          <w:i/>
+        </w:rPr>
+        <w:t>Address[15:6]</w:t>
       </w:r>
       <w:r>
         <w:t xml:space="preserve">. </w:t>
@@ -3620,19 +3437,11 @@
       <w:r>
         <w:t xml:space="preserve"> use </w:t>
       </w:r>
-      <w:proofErr w:type="gramStart"/>
-      <w:r>
-        <w:rPr>
-          <w:i/>
-        </w:rPr>
-        <w:t>Address[</w:t>
-      </w:r>
-      <w:proofErr w:type="gramEnd"/>
-      <w:r>
-        <w:rPr>
-          <w:i/>
-        </w:rPr>
-        <w:t>5:2</w:t>
+      <w:r>
+        <w:rPr>
+          <w:i/>
+        </w:rPr>
+        <w:t>Address[5:2</w:t>
       </w:r>
       <w:r>
         <w:rPr>
@@ -4033,15 +3842,7 @@
         <w:fldChar w:fldCharType="end"/>
       </w:r>
       <w:r>
-        <w:t xml:space="preserve">. When E is 1, the tri-state acts as a regular buffer with the output (O) and input (I) being the same. When E is 0, no connection exists between the input and </w:t>
-      </w:r>
-      <w:proofErr w:type="gramStart"/>
-      <w:r>
-        <w:t>output</w:t>
-      </w:r>
-      <w:proofErr w:type="gramEnd"/>
-      <w:r>
-        <w:t xml:space="preserve"> and the output (O) is not driven; O is floating.</w:t>
+        <w:t>. When E is 1, the tri-state acts as a regular buffer with the output (O) and input (I) being the same. When E is 0, no connection exists between the input and output and the output (O) is not driven; O is floating.</w:t>
       </w:r>
       <w:r>
         <w:t xml:space="preserve"> In </w:t>
@@ -4568,13 +4369,8 @@
       <w:r>
         <w:t xml:space="preserve">uses </w:t>
       </w:r>
-      <w:proofErr w:type="gramStart"/>
-      <w:r>
-        <w:t>memory-mapped</w:t>
-      </w:r>
-      <w:proofErr w:type="gramEnd"/>
-      <w:r>
-        <w:t xml:space="preserve"> I/O</w:t>
+      <w:r>
+        <w:t>memory-mapped I/O</w:t>
       </w:r>
       <w:r>
         <w:t xml:space="preserve"> to read/write the values stored in these registers</w:t>
@@ -4946,7 +4742,6 @@
         </w:rPr>
         <w:t xml:space="preserve">of </w:t>
       </w:r>
-      <w:proofErr w:type="spellStart"/>
       <w:r>
         <w:rPr>
           <w:color w:val="00000A"/>
@@ -4957,14 +4752,7 @@
         <w:rPr>
           <w:color w:val="00000A"/>
         </w:rPr>
-        <w:t>’s</w:t>
-      </w:r>
-      <w:proofErr w:type="spellEnd"/>
-      <w:r>
-        <w:rPr>
-          <w:color w:val="00000A"/>
-        </w:rPr>
-        <w:t xml:space="preserve"> </w:t>
+        <w:t xml:space="preserve">’s </w:t>
       </w:r>
       <w:r>
         <w:rPr>
@@ -5071,7 +4859,6 @@
         </w:rPr>
         <w:t xml:space="preserve">The GPIO module used in </w:t>
       </w:r>
-      <w:proofErr w:type="spellStart"/>
       <w:r>
         <w:rPr>
           <w:rFonts w:cs="Arial"/>
@@ -5079,7 +4866,6 @@
         </w:rPr>
         <w:t>VeeRwolf</w:t>
       </w:r>
-      <w:proofErr w:type="spellEnd"/>
       <w:r>
         <w:rPr>
           <w:rFonts w:cs="Arial"/>
@@ -5099,23 +4885,7 @@
           <w:rFonts w:cs="Arial"/>
           <w:color w:val="00000A"/>
         </w:rPr>
-        <w:t xml:space="preserve"> from </w:t>
-      </w:r>
-      <w:proofErr w:type="spellStart"/>
-      <w:r>
-        <w:rPr>
-          <w:rFonts w:cs="Arial"/>
-          <w:color w:val="00000A"/>
-        </w:rPr>
-        <w:t>OpenCores</w:t>
-      </w:r>
-      <w:proofErr w:type="spellEnd"/>
-      <w:r>
-        <w:rPr>
-          <w:rFonts w:cs="Arial"/>
-          <w:color w:val="00000A"/>
-        </w:rPr>
-        <w:t xml:space="preserve"> (</w:t>
+        <w:t xml:space="preserve"> from OpenCores (</w:t>
       </w:r>
       <w:hyperlink r:id="rId13">
         <w:r>
@@ -5161,23 +4931,7 @@
           <w:rFonts w:cs="Arial"/>
           <w:color w:val="00000A"/>
         </w:rPr>
-        <w:t xml:space="preserve"> document provided with the </w:t>
-      </w:r>
-      <w:proofErr w:type="spellStart"/>
-      <w:r>
-        <w:rPr>
-          <w:rFonts w:cs="Arial"/>
-          <w:color w:val="00000A"/>
-        </w:rPr>
-        <w:t>OpenCore’s</w:t>
-      </w:r>
-      <w:proofErr w:type="spellEnd"/>
-      <w:r>
-        <w:rPr>
-          <w:rFonts w:cs="Arial"/>
-          <w:color w:val="00000A"/>
-        </w:rPr>
-        <w:t xml:space="preserve"> GPIO module download </w:t>
+        <w:t xml:space="preserve"> document provided with the OpenCore’s GPIO module download </w:t>
       </w:r>
       <w:r>
         <w:rPr>
@@ -5227,7 +4981,6 @@
         </w:rPr>
         <w:t xml:space="preserve">Nexys </w:t>
       </w:r>
-      <w:proofErr w:type="gramStart"/>
       <w:r>
         <w:rPr>
           <w:rStyle w:val="findhit"/>
@@ -5246,7 +4999,7 @@
           <w:iCs/>
           <w:color w:val="000000"/>
         </w:rPr>
-        <w:t>VideoNoDDRPath]</w:t>
+        <w:t>NoDDRPath]</w:t>
       </w:r>
       <w:r>
         <w:rPr>
@@ -5267,7 +5020,6 @@
         </w:rPr>
         <w:t>/Peripherals/gpio/docs/gpio_spec.pdf</w:t>
       </w:r>
-      <w:proofErr w:type="gramEnd"/>
       <w:r>
         <w:rPr>
           <w:rFonts w:cs="Arial"/>
@@ -6805,7 +6557,6 @@
                 <w:sz w:val="20"/>
                 <w:szCs w:val="20"/>
               </w:rPr>
-              <w:lastRenderedPageBreak/>
               <w:t>RGPIO_PTRIG</w:t>
             </w:r>
           </w:p>
@@ -7498,25 +7249,7 @@
                 <w:sz w:val="20"/>
                 <w:szCs w:val="20"/>
               </w:rPr>
-              <w:t xml:space="preserve">Enable </w:t>
-            </w:r>
-            <w:proofErr w:type="spellStart"/>
-            <w:r>
-              <w:rPr>
-                <w:rFonts w:eastAsia="Arial" w:cs="Arial"/>
-                <w:sz w:val="20"/>
-                <w:szCs w:val="20"/>
-              </w:rPr>
-              <w:t>gpio_eclk</w:t>
-            </w:r>
-            <w:proofErr w:type="spellEnd"/>
-            <w:r>
-              <w:rPr>
-                <w:rFonts w:eastAsia="Arial" w:cs="Arial"/>
-                <w:sz w:val="20"/>
-                <w:szCs w:val="20"/>
-              </w:rPr>
-              <w:t xml:space="preserve"> to latch RGPIO_IN</w:t>
+              <w:t>Enable gpio_eclk to latch RGPIO_IN</w:t>
             </w:r>
           </w:p>
         </w:tc>
@@ -7661,18 +7394,8 @@
                 <w:sz w:val="20"/>
                 <w:szCs w:val="20"/>
               </w:rPr>
-              <w:t xml:space="preserve">Select active edge of </w:t>
+              <w:t>Select active edge of gpio_eclk</w:t>
             </w:r>
-            <w:proofErr w:type="spellStart"/>
-            <w:r>
-              <w:rPr>
-                <w:rFonts w:eastAsia="Arial" w:cs="Arial"/>
-                <w:sz w:val="20"/>
-                <w:szCs w:val="20"/>
-              </w:rPr>
-              <w:t>gpio_eclk</w:t>
-            </w:r>
-            <w:proofErr w:type="spellEnd"/>
           </w:p>
         </w:tc>
       </w:tr>
@@ -7694,23 +7417,13 @@
         </w:rPr>
         <w:t xml:space="preserve">Although </w:t>
       </w:r>
-      <w:proofErr w:type="spellStart"/>
-      <w:r>
-        <w:rPr>
-          <w:rFonts w:cs="Arial"/>
-          <w:bCs/>
-          <w:color w:val="00000A"/>
-        </w:rPr>
-        <w:t>OpenCore’s</w:t>
-      </w:r>
-      <w:proofErr w:type="spellEnd"/>
-      <w:r>
-        <w:rPr>
-          <w:rFonts w:cs="Arial"/>
-          <w:bCs/>
-          <w:color w:val="00000A"/>
-        </w:rPr>
-        <w:t xml:space="preserve"> GPIO </w:t>
+      <w:r>
+        <w:rPr>
+          <w:rFonts w:cs="Arial"/>
+          <w:bCs/>
+          <w:color w:val="00000A"/>
+        </w:rPr>
+        <w:t xml:space="preserve">OpenCore’s GPIO </w:t>
       </w:r>
       <w:r>
         <w:rPr>
@@ -7862,25 +7575,7 @@
           <w:bCs/>
           <w:color w:val="00000A"/>
         </w:rPr>
-        <w:t xml:space="preserve">. In the </w:t>
-      </w:r>
-      <w:proofErr w:type="spellStart"/>
-      <w:r>
-        <w:rPr>
-          <w:rFonts w:cs="Arial"/>
-          <w:bCs/>
-          <w:color w:val="00000A"/>
-        </w:rPr>
-        <w:t>OpenCore’s</w:t>
-      </w:r>
-      <w:proofErr w:type="spellEnd"/>
-      <w:r>
-        <w:rPr>
-          <w:rFonts w:cs="Arial"/>
-          <w:bCs/>
-          <w:color w:val="00000A"/>
-        </w:rPr>
-        <w:t xml:space="preserve"> GPIO module, these registers are called, respectively: </w:t>
+        <w:t xml:space="preserve">. In the OpenCore’s GPIO module, these registers are called, respectively: </w:t>
       </w:r>
       <w:r>
         <w:rPr>
@@ -8034,7 +7729,6 @@
         </w:rPr>
         <w:t xml:space="preserve">Nexys </w:t>
       </w:r>
-      <w:proofErr w:type="spellStart"/>
       <w:r>
         <w:rPr>
           <w:rStyle w:val="findhit"/>
@@ -8053,9 +7747,8 @@
           <w:iCs/>
           <w:color w:val="000000"/>
         </w:rPr>
-        <w:t>VideoNoDDRPath</w:t>
-      </w:r>
-      <w:proofErr w:type="spellEnd"/>
+        <w:t>NoDDRPath]</w:t>
+      </w:r>
       <w:r>
         <w:rPr>
           <w:rStyle w:val="findhit"/>
@@ -8064,82 +7757,17 @@
           <w:iCs/>
           <w:color w:val="000000"/>
         </w:rPr>
-        <w:t>]</w:t>
-      </w:r>
-      <w:r>
-        <w:rPr>
-          <w:rStyle w:val="findhit"/>
-          <w:rFonts w:cs="Arial"/>
-          <w:i/>
-          <w:iCs/>
-          <w:color w:val="000000"/>
-        </w:rPr>
-        <w:t>/</w:t>
-      </w:r>
-      <w:proofErr w:type="spellStart"/>
-      <w:r>
-        <w:rPr>
-          <w:rStyle w:val="findhit"/>
-          <w:rFonts w:cs="Arial"/>
-          <w:i/>
-          <w:iCs/>
-          <w:color w:val="000000"/>
-        </w:rPr>
-        <w:t>src</w:t>
-      </w:r>
-      <w:proofErr w:type="spellEnd"/>
-      <w:r>
-        <w:rPr>
-          <w:rStyle w:val="findhit"/>
-          <w:rFonts w:cs="Arial"/>
-          <w:i/>
-          <w:iCs/>
-          <w:color w:val="000000"/>
-        </w:rPr>
-        <w:t>/</w:t>
-      </w:r>
-      <w:proofErr w:type="spellStart"/>
-      <w:r>
-        <w:rPr>
-          <w:rStyle w:val="findhit"/>
-          <w:rFonts w:cs="Arial"/>
-          <w:i/>
-          <w:iCs/>
-          <w:color w:val="000000"/>
-        </w:rPr>
-        <w:t>VeeRwolf</w:t>
-      </w:r>
-      <w:proofErr w:type="spellEnd"/>
-      <w:r>
-        <w:rPr>
-          <w:rFonts w:cs="Arial"/>
-          <w:bCs/>
-          <w:i/>
-          <w:color w:val="00000A"/>
-        </w:rPr>
-        <w:t>/Peripherals/</w:t>
-      </w:r>
-      <w:proofErr w:type="spellStart"/>
-      <w:r>
-        <w:rPr>
-          <w:rFonts w:cs="Arial"/>
-          <w:bCs/>
-          <w:i/>
-          <w:color w:val="00000A"/>
-        </w:rPr>
-        <w:t>gpio</w:t>
-      </w:r>
-      <w:proofErr w:type="spellEnd"/>
-      <w:r>
-        <w:rPr>
-          <w:rFonts w:cs="Arial"/>
-          <w:bCs/>
-          <w:i/>
-          <w:color w:val="00000A"/>
-        </w:rPr>
-        <w:t>/</w:t>
-      </w:r>
-      <w:proofErr w:type="spellStart"/>
+        <w:t>/src/VeeRwolf</w:t>
+      </w:r>
+      <w:r>
+        <w:rPr>
+          <w:rFonts w:cs="Arial"/>
+          <w:bCs/>
+          <w:i/>
+          <w:color w:val="00000A"/>
+        </w:rPr>
+        <w:t>/Peripherals/gpio/</w:t>
+      </w:r>
       <w:r>
         <w:rPr>
           <w:rFonts w:cs="Arial"/>
@@ -8149,7 +7777,6 @@
         </w:rPr>
         <w:t>gpio_top.v</w:t>
       </w:r>
-      <w:proofErr w:type="spellEnd"/>
       <w:r>
         <w:rPr>
           <w:rFonts w:cs="Arial"/>
@@ -8474,7 +8101,14 @@
           <w:rFonts w:cs="Arial"/>
           <w:color w:val="00000A"/>
         </w:rPr>
-        <w:t>Nexys Video</w:t>
+        <w:t xml:space="preserve">Nexys </w:t>
+      </w:r>
+      <w:r>
+        <w:rPr>
+          <w:rFonts w:cs="Arial"/>
+          <w:color w:val="00000A"/>
+        </w:rPr>
+        <w:t>Video</w:t>
       </w:r>
       <w:r>
         <w:rPr>
@@ -8553,23 +8187,13 @@
         </w:rPr>
         <w:t xml:space="preserve">on the </w:t>
       </w:r>
-      <w:proofErr w:type="spellStart"/>
-      <w:r>
-        <w:rPr>
-          <w:rFonts w:cs="Arial"/>
-          <w:color w:val="00000A"/>
-        </w:rPr>
-        <w:t>Nexys</w:t>
-      </w:r>
-      <w:proofErr w:type="spellEnd"/>
-      <w:r>
-        <w:rPr>
-          <w:rFonts w:cs="Arial"/>
-          <w:color w:val="00000A"/>
-        </w:rPr>
-        <w:t xml:space="preserve"> Video </w:t>
-      </w:r>
-      <w:proofErr w:type="spellStart"/>
+      <w:r>
+        <w:rPr>
+          <w:rFonts w:cs="Arial"/>
+          <w:color w:val="00000A"/>
+        </w:rPr>
+        <w:t xml:space="preserve">Nexys </w:t>
+      </w:r>
       <w:r>
         <w:rPr>
           <w:rFonts w:cs="Arial"/>
@@ -8577,7 +8201,20 @@
         </w:rPr>
         <w:t>Video</w:t>
       </w:r>
-      <w:proofErr w:type="spellEnd"/>
+      <w:r>
+        <w:rPr>
+          <w:rFonts w:cs="Arial"/>
+          <w:color w:val="00000A"/>
+        </w:rPr>
+        <w:t xml:space="preserve"> </w:t>
+      </w:r>
+      <w:r>
+        <w:rPr>
+          <w:rFonts w:cs="Arial"/>
+          <w:color w:val="00000A"/>
+        </w:rPr>
+        <w:t>Video</w:t>
+      </w:r>
       <w:r>
         <w:rPr>
           <w:rFonts w:cs="Arial"/>
@@ -8868,25 +8505,23 @@
           <w:color w:val="00000A"/>
           <w:szCs w:val="22"/>
         </w:rPr>
-        <w:t xml:space="preserve">Also include two switches that control the speed and direction. </w:t>
-      </w:r>
-      <w:proofErr w:type="gramStart"/>
+        <w:t xml:space="preserve">Also include two switches that control the speed and direction. Switch[0] </w:t>
+      </w:r>
       <w:r>
         <w:rPr>
           <w:b w:val="0"/>
           <w:color w:val="00000A"/>
           <w:szCs w:val="22"/>
         </w:rPr>
-        <w:t>Switch[</w:t>
-      </w:r>
-      <w:proofErr w:type="gramEnd"/>
+        <w:t>change</w:t>
+      </w:r>
       <w:r>
         <w:rPr>
           <w:b w:val="0"/>
           <w:color w:val="00000A"/>
           <w:szCs w:val="22"/>
         </w:rPr>
-        <w:t xml:space="preserve">0] </w:t>
+        <w:t>s</w:t>
       </w:r>
       <w:r>
         <w:rPr>
@@ -8894,7 +8529,7 @@
           <w:color w:val="00000A"/>
           <w:szCs w:val="22"/>
         </w:rPr>
-        <w:t>change</w:t>
+        <w:t xml:space="preserve"> the speed and </w:t>
       </w:r>
       <w:r>
         <w:rPr>
@@ -8902,33 +8537,7 @@
           <w:color w:val="00000A"/>
           <w:szCs w:val="22"/>
         </w:rPr>
-        <w:t>s</w:t>
-      </w:r>
-      <w:r>
-        <w:rPr>
-          <w:b w:val="0"/>
-          <w:color w:val="00000A"/>
-          <w:szCs w:val="22"/>
-        </w:rPr>
-        <w:t xml:space="preserve"> the speed and </w:t>
-      </w:r>
-      <w:proofErr w:type="gramStart"/>
-      <w:r>
-        <w:rPr>
-          <w:b w:val="0"/>
-          <w:color w:val="00000A"/>
-          <w:szCs w:val="22"/>
-        </w:rPr>
-        <w:t>Switch[</w:t>
-      </w:r>
-      <w:proofErr w:type="gramEnd"/>
-      <w:r>
-        <w:rPr>
-          <w:b w:val="0"/>
-          <w:color w:val="00000A"/>
-          <w:szCs w:val="22"/>
-        </w:rPr>
-        <w:t>1]</w:t>
+        <w:t>Switch[1]</w:t>
       </w:r>
       <w:r>
         <w:rPr>
@@ -8983,25 +8592,7 @@
           <w:color w:val="00000A"/>
           <w:szCs w:val="22"/>
         </w:rPr>
-        <w:t xml:space="preserve">If </w:t>
-      </w:r>
-      <w:proofErr w:type="gramStart"/>
-      <w:r>
-        <w:rPr>
-          <w:b w:val="0"/>
-          <w:color w:val="00000A"/>
-          <w:szCs w:val="22"/>
-        </w:rPr>
-        <w:t>Switch[</w:t>
-      </w:r>
-      <w:proofErr w:type="gramEnd"/>
-      <w:r>
-        <w:rPr>
-          <w:b w:val="0"/>
-          <w:color w:val="00000A"/>
-          <w:szCs w:val="22"/>
-        </w:rPr>
-        <w:t>0] is ON (high), the lit LEDs should move quickly. Otherwise, the lit LEDs should move slowly. You may define what “quickly” and “slowly” mean, but either speed must be visible</w:t>
+        <w:t>If Switch[0] is ON (high), the lit LEDs should move quickly. Otherwise, the lit LEDs should move slowly. You may define what “quickly” and “slowly” mean, but either speed must be visible</w:t>
       </w:r>
       <w:r>
         <w:rPr>
@@ -9040,25 +8631,7 @@
           <w:color w:val="00000A"/>
           <w:szCs w:val="22"/>
         </w:rPr>
-        <w:t xml:space="preserve">If </w:t>
-      </w:r>
-      <w:proofErr w:type="gramStart"/>
-      <w:r>
-        <w:rPr>
-          <w:b w:val="0"/>
-          <w:color w:val="00000A"/>
-          <w:szCs w:val="22"/>
-        </w:rPr>
-        <w:t>Switch[</w:t>
-      </w:r>
-      <w:proofErr w:type="gramEnd"/>
-      <w:r>
-        <w:rPr>
-          <w:b w:val="0"/>
-          <w:color w:val="00000A"/>
-          <w:szCs w:val="22"/>
-        </w:rPr>
-        <w:t xml:space="preserve">1] is ON (high), the lit LEDs should </w:t>
+        <w:t xml:space="preserve">If Switch[1] is ON (high), the lit LEDs should </w:t>
       </w:r>
       <w:r>
         <w:rPr>
@@ -9136,75 +8709,19 @@
         <w:rPr>
           <w:color w:val="00000A"/>
         </w:rPr>
-        <w:t xml:space="preserve">Recall that the switches are connected to pins 31:16 of the </w:t>
-      </w:r>
-      <w:proofErr w:type="gramStart"/>
-      <w:r>
-        <w:rPr>
-          <w:color w:val="00000A"/>
-        </w:rPr>
-        <w:t>memory-mapped</w:t>
-      </w:r>
-      <w:proofErr w:type="gramEnd"/>
-      <w:r>
-        <w:rPr>
-          <w:color w:val="00000A"/>
-        </w:rPr>
-        <w:t xml:space="preserve"> I/O registers. So, to read </w:t>
-      </w:r>
-      <w:proofErr w:type="gramStart"/>
-      <w:r>
-        <w:rPr>
-          <w:color w:val="00000A"/>
-        </w:rPr>
-        <w:t>Switch[</w:t>
-      </w:r>
-      <w:proofErr w:type="gramEnd"/>
-      <w:r>
-        <w:rPr>
-          <w:color w:val="00000A"/>
-        </w:rPr>
-        <w:t xml:space="preserve">0], you would need to write 0 to </w:t>
-      </w:r>
-      <w:r>
-        <w:rPr>
-          <w:color w:val="00000A"/>
-        </w:rPr>
-        <w:t>RGPIO_</w:t>
-      </w:r>
-      <w:proofErr w:type="gramStart"/>
-      <w:r>
-        <w:rPr>
-          <w:color w:val="00000A"/>
-        </w:rPr>
-        <w:t>OE</w:t>
-      </w:r>
-      <w:r>
-        <w:rPr>
-          <w:color w:val="00000A"/>
-        </w:rPr>
-        <w:t>[</w:t>
-      </w:r>
-      <w:proofErr w:type="gramEnd"/>
-      <w:r>
-        <w:rPr>
-          <w:color w:val="00000A"/>
-        </w:rPr>
-        <w:t>16] and then read the value of RGPIO_</w:t>
-      </w:r>
-      <w:proofErr w:type="gramStart"/>
-      <w:r>
-        <w:rPr>
-          <w:color w:val="00000A"/>
-        </w:rPr>
-        <w:t>IN[</w:t>
-      </w:r>
-      <w:proofErr w:type="gramEnd"/>
-      <w:r>
-        <w:rPr>
-          <w:color w:val="00000A"/>
-        </w:rPr>
-        <w:t>16]. You will need to configure RGPIO_OE appropriately to access the other LEDs and switches.</w:t>
+        <w:t xml:space="preserve">Recall that the switches are connected to pins 31:16 of the memory-mapped I/O registers. So, to read Switch[0], you would need to write 0 to </w:t>
+      </w:r>
+      <w:r>
+        <w:rPr>
+          <w:color w:val="00000A"/>
+        </w:rPr>
+        <w:t>RGPIO_OE</w:t>
+      </w:r>
+      <w:r>
+        <w:rPr>
+          <w:color w:val="00000A"/>
+        </w:rPr>
+        <w:t>[16] and then read the value of RGPIO_IN[16]. You will need to configure RGPIO_OE appropriately to access the other LEDs and switches.</w:t>
       </w:r>
     </w:p>
     <w:p>
@@ -9224,7 +8741,6 @@
         <w:rPr>
           <w:color w:val="00000A"/>
         </w:rPr>
-        <w:lastRenderedPageBreak/>
         <w:t xml:space="preserve">Recall that you can run the same program both in </w:t>
       </w:r>
       <w:r>
@@ -9237,7 +8753,13 @@
         <w:rPr>
           <w:color w:val="00000A"/>
         </w:rPr>
-        <w:t>Nexys Video</w:t>
+        <w:t xml:space="preserve">Nexys </w:t>
+      </w:r>
+      <w:r>
+        <w:rPr>
+          <w:color w:val="00000A"/>
+        </w:rPr>
+        <w:t>Video</w:t>
       </w:r>
       <w:r>
         <w:rPr>
@@ -9468,7 +8990,6 @@
         </w:rPr>
         <w:t xml:space="preserve"> used in </w:t>
       </w:r>
-      <w:proofErr w:type="spellStart"/>
       <w:r>
         <w:rPr>
           <w:b w:val="0"/>
@@ -9477,7 +8998,6 @@
         </w:rPr>
         <w:t>VeeRwolf</w:t>
       </w:r>
-      <w:proofErr w:type="spellEnd"/>
       <w:r>
         <w:rPr>
           <w:b w:val="0"/>
@@ -9713,23 +9233,7 @@
           <w:rFonts w:cs="Arial"/>
           <w:color w:val="00000A"/>
         </w:rPr>
-        <w:t xml:space="preserve">Now that you have had some experience with accessing the GPIO pins using </w:t>
-      </w:r>
-      <w:proofErr w:type="gramStart"/>
-      <w:r>
-        <w:rPr>
-          <w:rFonts w:cs="Arial"/>
-          <w:color w:val="00000A"/>
-        </w:rPr>
-        <w:t>memory-mapped</w:t>
-      </w:r>
-      <w:proofErr w:type="gramEnd"/>
-      <w:r>
-        <w:rPr>
-          <w:rFonts w:cs="Arial"/>
-          <w:color w:val="00000A"/>
-        </w:rPr>
-        <w:t xml:space="preserve"> I/O, let’s dive into the </w:t>
+        <w:t xml:space="preserve">Now that you have had some experience with accessing the GPIO pins using memory-mapped I/O, let’s dive into the </w:t>
       </w:r>
       <w:r>
         <w:rPr>
@@ -9877,7 +9381,14 @@
           <w:rFonts w:cs="Arial"/>
           <w:color w:val="00000A"/>
         </w:rPr>
-        <w:t>Nexys Video</w:t>
+        <w:t xml:space="preserve">Nexys </w:t>
+      </w:r>
+      <w:r>
+        <w:rPr>
+          <w:rFonts w:cs="Arial"/>
+          <w:color w:val="00000A"/>
+        </w:rPr>
+        <w:t>Video</w:t>
       </w:r>
       <w:r>
         <w:rPr>
@@ -10055,7 +9566,6 @@
         </w:rPr>
         <w:t xml:space="preserve">the </w:t>
       </w:r>
-      <w:proofErr w:type="spellStart"/>
       <w:r>
         <w:rPr>
           <w:rFonts w:cs="Arial"/>
@@ -10063,7 +9573,6 @@
         </w:rPr>
         <w:t>VeeRwolf</w:t>
       </w:r>
-      <w:proofErr w:type="spellEnd"/>
       <w:r>
         <w:rPr>
           <w:rFonts w:cs="Arial"/>
@@ -10170,21 +9679,12 @@
         </w:rPr>
         <w:t xml:space="preserve">onnection between the GPIO and the </w:t>
       </w:r>
-      <w:proofErr w:type="spellStart"/>
-      <w:r>
-        <w:rPr>
-          <w:rFonts w:cs="Arial"/>
-          <w:color w:val="00000A"/>
-        </w:rPr>
-        <w:t>VeeR</w:t>
-      </w:r>
-      <w:proofErr w:type="spellEnd"/>
-      <w:r>
-        <w:rPr>
-          <w:rFonts w:cs="Arial"/>
-          <w:color w:val="00000A"/>
-        </w:rPr>
-        <w:t xml:space="preserve"> EL2</w:t>
+      <w:r>
+        <w:rPr>
+          <w:rFonts w:cs="Arial"/>
+          <w:color w:val="00000A"/>
+        </w:rPr>
+        <w:t>VeeR EL2</w:t>
       </w:r>
       <w:r>
         <w:rPr>
@@ -10285,7 +9785,6 @@
           <w:rFonts w:eastAsia="Arial" w:cs="Arial"/>
           <w:noProof/>
         </w:rPr>
-        <w:lastRenderedPageBreak/>
         <mc:AlternateContent>
           <mc:Choice Requires="wps">
             <w:drawing>
@@ -10665,7 +10164,6 @@
         </w:rPr>
         <w:t xml:space="preserve">Nexys </w:t>
       </w:r>
-      <w:proofErr w:type="spellStart"/>
       <w:r>
         <w:rPr>
           <w:rStyle w:val="findhit"/>
@@ -10684,53 +10182,55 @@
           <w:iCs/>
           <w:color w:val="000000" w:themeColor="text1"/>
         </w:rPr>
-        <w:t>VideoNoDDRPath</w:t>
-      </w:r>
-      <w:proofErr w:type="spellEnd"/>
-      <w:r>
-        <w:rPr>
-          <w:rStyle w:val="findhit"/>
+        <w:t>NoDDRPath]</w:t>
+      </w:r>
+      <w:r>
+        <w:rPr>
           <w:rFonts w:cs="Arial"/>
           <w:i/>
           <w:iCs/>
-          <w:color w:val="000000" w:themeColor="text1"/>
-        </w:rPr>
-        <w:t>]</w:t>
-      </w:r>
-      <w:r>
-        <w:rPr>
-          <w:rFonts w:cs="Arial"/>
+        </w:rPr>
+        <w:t>/</w:t>
+      </w:r>
+      <w:r>
+        <w:rPr>
+          <w:rFonts w:eastAsia="Arial" w:cs="Arial"/>
           <w:i/>
           <w:iCs/>
         </w:rPr>
+        <w:t>src</w:t>
+      </w:r>
+      <w:r>
+        <w:rPr>
+          <w:rFonts w:eastAsia="Arial" w:cs="Arial"/>
+          <w:i/>
+          <w:iCs/>
+        </w:rPr>
         <w:t>/</w:t>
       </w:r>
-      <w:proofErr w:type="spellStart"/>
       <w:r>
         <w:rPr>
           <w:rFonts w:eastAsia="Arial" w:cs="Arial"/>
           <w:i/>
           <w:iCs/>
         </w:rPr>
-        <w:t>src</w:t>
-      </w:r>
-      <w:proofErr w:type="spellEnd"/>
+        <w:t>rvfpga</w:t>
+      </w:r>
       <w:r>
         <w:rPr>
           <w:rFonts w:eastAsia="Arial" w:cs="Arial"/>
           <w:i/>
           <w:iCs/>
         </w:rPr>
-        <w:t>/</w:t>
-      </w:r>
-      <w:proofErr w:type="spellStart"/>
+        <w:t xml:space="preserve">Nexys </w:t>
+      </w:r>
       <w:r>
         <w:rPr>
           <w:rFonts w:eastAsia="Arial" w:cs="Arial"/>
           <w:i/>
           <w:iCs/>
         </w:rPr>
-        <w:t>rvfpga</w:t>
+        <w:t>Video</w:t>
       </w:r>
       <w:r>
         <w:rPr>
@@ -10738,35 +10238,8 @@
           <w:i/>
           <w:iCs/>
         </w:rPr>
-        <w:t>Nexys</w:t>
-      </w:r>
-      <w:proofErr w:type="spellEnd"/>
-      <w:r>
-        <w:rPr>
-          <w:rFonts w:eastAsia="Arial" w:cs="Arial"/>
-          <w:i/>
-          <w:iCs/>
-        </w:rPr>
-        <w:t xml:space="preserve"> </w:t>
-      </w:r>
-      <w:proofErr w:type="spellStart"/>
-      <w:r>
-        <w:rPr>
-          <w:rFonts w:eastAsia="Arial" w:cs="Arial"/>
-          <w:i/>
-          <w:iCs/>
-        </w:rPr>
-        <w:t>Video</w:t>
-      </w:r>
-      <w:r>
-        <w:rPr>
-          <w:rFonts w:eastAsia="Arial" w:cs="Arial"/>
-          <w:i/>
-          <w:iCs/>
-        </w:rPr>
         <w:t>.xdc</w:t>
       </w:r>
-      <w:proofErr w:type="spellEnd"/>
       <w:r>
         <w:rPr>
           <w:color w:val="00000A"/>
@@ -10807,21 +10280,7 @@
         <w:rPr>
           <w:color w:val="00000A"/>
         </w:rPr>
-        <w:t xml:space="preserve">For example, </w:t>
-      </w:r>
-      <w:proofErr w:type="gramStart"/>
-      <w:r>
-        <w:rPr>
-          <w:color w:val="00000A"/>
-        </w:rPr>
-        <w:t>Switch[</w:t>
-      </w:r>
-      <w:proofErr w:type="gramEnd"/>
-      <w:r>
-        <w:rPr>
-          <w:color w:val="00000A"/>
-        </w:rPr>
-        <w:t xml:space="preserve">0], the right-most switch on the board, is connected through a printed circuit board (PCB) trace to FPGA pin </w:t>
+        <w:t xml:space="preserve">For example, Switch[0], the right-most switch on the board, is connected through a printed circuit board (PCB) trace to FPGA pin </w:t>
       </w:r>
       <w:r>
         <w:rPr>
@@ -10861,28 +10320,18 @@
         </w:rPr>
         <w:t xml:space="preserve">The </w:t>
       </w:r>
-      <w:proofErr w:type="spellStart"/>
-      <w:r>
-        <w:rPr>
-          <w:color w:val="00000A"/>
-        </w:rPr>
-        <w:t>Nexys</w:t>
-      </w:r>
-      <w:proofErr w:type="spellEnd"/>
-      <w:r>
-        <w:rPr>
-          <w:color w:val="00000A"/>
-        </w:rPr>
-        <w:t xml:space="preserve"> Video </w:t>
-      </w:r>
-      <w:proofErr w:type="spellStart"/>
+      <w:r>
+        <w:rPr>
+          <w:color w:val="00000A"/>
+        </w:rPr>
+        <w:t xml:space="preserve">Nexys </w:t>
+      </w:r>
       <w:r>
         <w:rPr>
           <w:color w:val="00000A"/>
         </w:rPr>
         <w:t>Video</w:t>
       </w:r>
-      <w:proofErr w:type="spellEnd"/>
       <w:r>
         <w:rPr>
           <w:color w:val="00000A"/>
@@ -10893,6 +10342,18 @@
         <w:rPr>
           <w:color w:val="00000A"/>
         </w:rPr>
+        <w:t>Video</w:t>
+      </w:r>
+      <w:r>
+        <w:rPr>
+          <w:color w:val="00000A"/>
+        </w:rPr>
+        <w:t xml:space="preserve"> </w:t>
+      </w:r>
+      <w:r>
+        <w:rPr>
+          <w:color w:val="00000A"/>
+        </w:rPr>
         <w:t xml:space="preserve">board includes </w:t>
       </w:r>
       <w:r>
@@ -10974,7 +10435,6 @@
         </w:rPr>
         <w:t xml:space="preserve">called </w:t>
       </w:r>
-      <w:proofErr w:type="spellStart"/>
       <w:r>
         <w:rPr>
           <w:color w:val="00000A"/>
@@ -10985,14 +10445,13 @@
         <w:rPr>
           <w:color w:val="00000A"/>
         </w:rPr>
-        <w:t>Nexys</w:t>
-      </w:r>
-      <w:proofErr w:type="spellEnd"/>
-      <w:r>
-        <w:rPr>
-          <w:color w:val="00000A"/>
-        </w:rPr>
-        <w:t xml:space="preserve"> Video</w:t>
+        <w:t xml:space="preserve">Nexys </w:t>
+      </w:r>
+      <w:r>
+        <w:rPr>
+          <w:color w:val="00000A"/>
+        </w:rPr>
+        <w:t>Video</w:t>
       </w:r>
       <w:r>
         <w:rPr>
@@ -11022,7 +10481,6 @@
         </w:rPr>
         <w:t xml:space="preserve">Nexys </w:t>
       </w:r>
-      <w:proofErr w:type="spellStart"/>
       <w:r>
         <w:rPr>
           <w:rFonts w:eastAsia="Arial" w:cs="Arial"/>
@@ -11037,16 +10495,15 @@
           <w:i/>
           <w:iCs/>
         </w:rPr>
-        <w:t>VideoNoDDRPath</w:t>
-      </w:r>
-      <w:proofErr w:type="spellEnd"/>
+        <w:t>NoDDRPath]</w:t>
+      </w:r>
       <w:r>
         <w:rPr>
           <w:rFonts w:eastAsia="Arial" w:cs="Arial"/>
           <w:i/>
           <w:iCs/>
         </w:rPr>
-        <w:t>]</w:t>
+        <w:t>/</w:t>
       </w:r>
       <w:r>
         <w:rPr>
@@ -11054,34 +10511,31 @@
           <w:i/>
           <w:iCs/>
         </w:rPr>
-        <w:t>/</w:t>
-      </w:r>
-      <w:proofErr w:type="spellStart"/>
+        <w:t>src/</w:t>
+      </w:r>
       <w:r>
         <w:rPr>
           <w:rFonts w:eastAsia="Arial" w:cs="Arial"/>
           <w:i/>
           <w:iCs/>
         </w:rPr>
-        <w:t>src</w:t>
-      </w:r>
-      <w:proofErr w:type="spellEnd"/>
+        <w:t>rvfpga</w:t>
+      </w:r>
       <w:r>
         <w:rPr>
           <w:rFonts w:eastAsia="Arial" w:cs="Arial"/>
           <w:i/>
           <w:iCs/>
         </w:rPr>
-        <w:t>/</w:t>
-      </w:r>
-      <w:proofErr w:type="spellStart"/>
+        <w:t xml:space="preserve">Nexys </w:t>
+      </w:r>
       <w:r>
         <w:rPr>
           <w:rFonts w:eastAsia="Arial" w:cs="Arial"/>
           <w:i/>
           <w:iCs/>
         </w:rPr>
-        <w:t>rvfpga</w:t>
+        <w:t>Video</w:t>
       </w:r>
       <w:r>
         <w:rPr>
@@ -11089,23 +10543,6 @@
           <w:i/>
           <w:iCs/>
         </w:rPr>
-        <w:t>Nexys</w:t>
-      </w:r>
-      <w:proofErr w:type="spellEnd"/>
-      <w:r>
-        <w:rPr>
-          <w:rFonts w:eastAsia="Arial" w:cs="Arial"/>
-          <w:i/>
-          <w:iCs/>
-        </w:rPr>
-        <w:t xml:space="preserve"> Video</w:t>
-      </w:r>
-      <w:r>
-        <w:rPr>
-          <w:rFonts w:eastAsia="Arial" w:cs="Arial"/>
-          <w:i/>
-          <w:iCs/>
-        </w:rPr>
         <w:t>.sv</w:t>
       </w:r>
       <w:r>
@@ -11120,34 +10557,90 @@
         </w:rPr>
         <w:t xml:space="preserve">is called </w:t>
       </w:r>
-      <w:proofErr w:type="spellStart"/>
       <w:r>
         <w:rPr>
           <w:rFonts w:ascii="Courier New" w:hAnsi="Courier New" w:cs="Courier New"/>
           <w:iCs/>
           <w:color w:val="00000A"/>
         </w:rPr>
-        <w:t>o_</w:t>
-      </w:r>
-      <w:proofErr w:type="gramStart"/>
+        <w:t>o_led[</w:t>
+      </w:r>
+      <w:r>
+        <w:rPr>
+          <w:rFonts w:ascii="Courier New" w:hAnsi="Courier New" w:cs="Courier New" w:hint="eastAsia"/>
+          <w:iCs/>
+          <w:color w:val="00000A"/>
+          <w:lang w:eastAsia="zh-CN"/>
+        </w:rPr>
+        <w:t>7</w:t>
+      </w:r>
       <w:r>
         <w:rPr>
           <w:rFonts w:ascii="Courier New" w:hAnsi="Courier New" w:cs="Courier New"/>
           <w:iCs/>
           <w:color w:val="00000A"/>
         </w:rPr>
-        <w:t>led</w:t>
-      </w:r>
-      <w:proofErr w:type="spellEnd"/>
+        <w:t>:0]</w:t>
+      </w:r>
+      <w:r>
+        <w:rPr>
+          <w:color w:val="00000A"/>
+        </w:rPr>
+        <w:t xml:space="preserve">, </w:t>
+      </w:r>
+      <w:r>
+        <w:rPr>
+          <w:color w:val="00000A"/>
+        </w:rPr>
+        <w:t>and</w:t>
+      </w:r>
+      <w:r>
+        <w:rPr>
+          <w:color w:val="00000A"/>
+        </w:rPr>
+        <w:t xml:space="preserve"> the signal that connects the </w:t>
+      </w:r>
+      <w:r>
+        <w:rPr>
+          <w:rFonts w:hint="eastAsia"/>
+          <w:color w:val="00000A"/>
+          <w:lang w:eastAsia="zh-CN"/>
+        </w:rPr>
+        <w:t>8</w:t>
+      </w:r>
+      <w:r>
+        <w:rPr>
+          <w:color w:val="00000A"/>
+        </w:rPr>
+        <w:t xml:space="preserve"> </w:t>
+      </w:r>
+      <w:r>
+        <w:rPr>
+          <w:bCs/>
+          <w:color w:val="00000A"/>
+        </w:rPr>
+        <w:t>Switches</w:t>
+      </w:r>
+      <w:r>
+        <w:rPr>
+          <w:color w:val="00000A"/>
+        </w:rPr>
+        <w:t xml:space="preserve"> with top-module </w:t>
+      </w:r>
+      <w:r>
+        <w:rPr>
+          <w:color w:val="00000A"/>
+        </w:rPr>
+        <w:t xml:space="preserve">is called </w:t>
+      </w:r>
       <w:r>
         <w:rPr>
           <w:rFonts w:ascii="Courier New" w:hAnsi="Courier New" w:cs="Courier New"/>
           <w:iCs/>
           <w:color w:val="00000A"/>
         </w:rPr>
-        <w:t>[</w:t>
-      </w:r>
-      <w:proofErr w:type="gramEnd"/>
+        <w:t>i_sw[</w:t>
+      </w:r>
       <w:r>
         <w:rPr>
           <w:rFonts w:ascii="Courier New" w:hAnsi="Courier New" w:cs="Courier New" w:hint="eastAsia"/>
@@ -11169,27 +10662,45 @@
         <w:rPr>
           <w:color w:val="00000A"/>
         </w:rPr>
-        <w:t xml:space="preserve">, </w:t>
-      </w:r>
-      <w:r>
-        <w:rPr>
-          <w:color w:val="00000A"/>
-        </w:rPr>
-        <w:t>and</w:t>
-      </w:r>
-      <w:r>
-        <w:rPr>
-          <w:color w:val="00000A"/>
-        </w:rPr>
-        <w:t xml:space="preserve"> the signal that connects the </w:t>
-      </w:r>
-      <w:r>
-        <w:rPr>
-          <w:rFonts w:hint="eastAsia"/>
-          <w:color w:val="00000A"/>
-          <w:lang w:eastAsia="zh-CN"/>
-        </w:rPr>
-        <w:t>8</w:t>
+        <w:t xml:space="preserve">. </w:t>
+      </w:r>
+      <w:r>
+        <w:rPr>
+          <w:color w:val="00000A"/>
+        </w:rPr>
+        <w:fldChar w:fldCharType="begin"/>
+      </w:r>
+      <w:r>
+        <w:rPr>
+          <w:color w:val="00000A"/>
+        </w:rPr>
+        <w:instrText xml:space="preserve"> REF _Ref45039704 \h </w:instrText>
+      </w:r>
+      <w:r>
+        <w:rPr>
+          <w:color w:val="00000A"/>
+        </w:rPr>
+      </w:r>
+      <w:r>
+        <w:rPr>
+          <w:color w:val="00000A"/>
+        </w:rPr>
+        <w:fldChar w:fldCharType="separate"/>
+      </w:r>
+      <w:r>
+        <w:t xml:space="preserve">Figure </w:t>
+      </w:r>
+      <w:r>
+        <w:rPr>
+          <w:noProof/>
+        </w:rPr>
+        <w:t>5</w:t>
+      </w:r>
+      <w:r>
+        <w:rPr>
+          <w:color w:val="00000A"/>
+        </w:rPr>
+        <w:fldChar w:fldCharType="end"/>
       </w:r>
       <w:r>
         <w:rPr>
@@ -11199,161 +10710,23 @@
       </w:r>
       <w:r>
         <w:rPr>
-          <w:bCs/>
-          <w:color w:val="00000A"/>
-        </w:rPr>
-        <w:t>Switches</w:t>
-      </w:r>
-      <w:r>
-        <w:rPr>
-          <w:color w:val="00000A"/>
-        </w:rPr>
-        <w:t xml:space="preserve"> with top-module </w:t>
-      </w:r>
-      <w:r>
-        <w:rPr>
-          <w:color w:val="00000A"/>
-        </w:rPr>
-        <w:t xml:space="preserve">is called </w:t>
-      </w:r>
-      <w:proofErr w:type="spellStart"/>
-      <w:r>
-        <w:rPr>
-          <w:rFonts w:ascii="Courier New" w:hAnsi="Courier New" w:cs="Courier New"/>
+          <w:color w:val="00000A"/>
+        </w:rPr>
+        <w:t xml:space="preserve">shows the </w:t>
+      </w:r>
+      <w:r>
+        <w:rPr>
+          <w:color w:val="00000A"/>
+        </w:rPr>
+        <w:t xml:space="preserve">section of the Xilinx design constraint (xdc) file, </w:t>
+      </w:r>
+      <w:r>
+        <w:rPr>
+          <w:i/>
           <w:iCs/>
           <w:color w:val="00000A"/>
         </w:rPr>
-        <w:t>i_</w:t>
-      </w:r>
-      <w:proofErr w:type="gramStart"/>
-      <w:r>
-        <w:rPr>
-          <w:rFonts w:ascii="Courier New" w:hAnsi="Courier New" w:cs="Courier New"/>
-          <w:iCs/>
-          <w:color w:val="00000A"/>
-        </w:rPr>
-        <w:t>sw</w:t>
-      </w:r>
-      <w:proofErr w:type="spellEnd"/>
-      <w:r>
-        <w:rPr>
-          <w:rFonts w:ascii="Courier New" w:hAnsi="Courier New" w:cs="Courier New"/>
-          <w:iCs/>
-          <w:color w:val="00000A"/>
-        </w:rPr>
-        <w:t>[</w:t>
-      </w:r>
-      <w:proofErr w:type="gramEnd"/>
-      <w:r>
-        <w:rPr>
-          <w:rFonts w:ascii="Courier New" w:hAnsi="Courier New" w:cs="Courier New" w:hint="eastAsia"/>
-          <w:iCs/>
-          <w:color w:val="00000A"/>
-          <w:lang w:eastAsia="zh-CN"/>
-        </w:rPr>
-        <w:t>7</w:t>
-      </w:r>
-      <w:r>
-        <w:rPr>
-          <w:rFonts w:ascii="Courier New" w:hAnsi="Courier New" w:cs="Courier New"/>
-          <w:iCs/>
-          <w:color w:val="00000A"/>
-        </w:rPr>
-        <w:t>:0]</w:t>
-      </w:r>
-      <w:r>
-        <w:rPr>
-          <w:color w:val="00000A"/>
-        </w:rPr>
-        <w:t xml:space="preserve">. </w:t>
-      </w:r>
-      <w:r>
-        <w:rPr>
-          <w:color w:val="00000A"/>
-        </w:rPr>
-        <w:fldChar w:fldCharType="begin"/>
-      </w:r>
-      <w:r>
-        <w:rPr>
-          <w:color w:val="00000A"/>
-        </w:rPr>
-        <w:instrText xml:space="preserve"> REF _Ref45039704 \h </w:instrText>
-      </w:r>
-      <w:r>
-        <w:rPr>
-          <w:color w:val="00000A"/>
-        </w:rPr>
-      </w:r>
-      <w:r>
-        <w:rPr>
-          <w:color w:val="00000A"/>
-        </w:rPr>
-        <w:fldChar w:fldCharType="separate"/>
-      </w:r>
-      <w:r>
-        <w:t xml:space="preserve">Figure </w:t>
-      </w:r>
-      <w:r>
-        <w:rPr>
-          <w:noProof/>
-        </w:rPr>
-        <w:t>5</w:t>
-      </w:r>
-      <w:r>
-        <w:rPr>
-          <w:color w:val="00000A"/>
-        </w:rPr>
-        <w:fldChar w:fldCharType="end"/>
-      </w:r>
-      <w:r>
-        <w:rPr>
-          <w:color w:val="00000A"/>
-        </w:rPr>
-        <w:t xml:space="preserve"> </w:t>
-      </w:r>
-      <w:r>
-        <w:rPr>
-          <w:color w:val="00000A"/>
-        </w:rPr>
-        <w:t xml:space="preserve">shows the </w:t>
-      </w:r>
-      <w:r>
-        <w:rPr>
-          <w:color w:val="00000A"/>
-        </w:rPr>
-        <w:t>section of the Xilinx design constraint (</w:t>
-      </w:r>
-      <w:proofErr w:type="spellStart"/>
-      <w:r>
-        <w:rPr>
-          <w:color w:val="00000A"/>
-        </w:rPr>
-        <w:t>xdc</w:t>
-      </w:r>
-      <w:proofErr w:type="spellEnd"/>
-      <w:r>
-        <w:rPr>
-          <w:color w:val="00000A"/>
-        </w:rPr>
-        <w:t xml:space="preserve">) file, </w:t>
-      </w:r>
-      <w:proofErr w:type="spellStart"/>
-      <w:r>
-        <w:rPr>
-          <w:i/>
-          <w:iCs/>
-          <w:color w:val="00000A"/>
-        </w:rPr>
-        <w:t>rvfpganexys.xdc</w:t>
-      </w:r>
-      <w:proofErr w:type="spellEnd"/>
-      <w:r>
-        <w:rPr>
-          <w:i/>
-          <w:iCs/>
-          <w:color w:val="00000A"/>
-        </w:rPr>
-        <w:t xml:space="preserve"> </w:t>
+        <w:t xml:space="preserve">rvfpganexys.xdc </w:t>
       </w:r>
       <w:r>
         <w:rPr>
@@ -11375,7 +10748,6 @@
         </w:rPr>
         <w:t xml:space="preserve">Nexys </w:t>
       </w:r>
-      <w:proofErr w:type="spellStart"/>
       <w:r>
         <w:rPr>
           <w:i/>
@@ -11388,15 +10760,7 @@
           <w:i/>
           <w:color w:val="00000A"/>
         </w:rPr>
-        <w:t>VideoNoDDRPath</w:t>
-      </w:r>
-      <w:proofErr w:type="spellEnd"/>
-      <w:r>
-        <w:rPr>
-          <w:i/>
-          <w:color w:val="00000A"/>
-        </w:rPr>
-        <w:t>]</w:t>
+        <w:t>NoDDRPath]</w:t>
       </w:r>
       <w:r>
         <w:rPr>
@@ -11405,7 +10769,6 @@
         </w:rPr>
         <w:t>/</w:t>
       </w:r>
-      <w:proofErr w:type="spellStart"/>
       <w:r>
         <w:rPr>
           <w:i/>
@@ -11413,7 +10776,6 @@
         </w:rPr>
         <w:t>src</w:t>
       </w:r>
-      <w:proofErr w:type="spellEnd"/>
       <w:r>
         <w:rPr>
           <w:color w:val="00000A"/>
@@ -11457,7 +10819,6 @@
         <w:rPr>
           <w:noProof/>
         </w:rPr>
-        <w:lastRenderedPageBreak/>
         <w:drawing>
           <wp:inline distT="0" distB="0" distL="0" distR="0" wp14:anchorId="1355891F" wp14:editId="38A7BA28">
             <wp:extent cx="5731510" cy="3121660"/>
@@ -11524,21 +10885,8 @@
       </w:r>
       <w:bookmarkEnd w:id="8"/>
       <w:r>
-        <w:t xml:space="preserve">. Connection of </w:t>
-      </w:r>
-      <w:proofErr w:type="spellStart"/>
-      <w:r>
-        <w:t>i_</w:t>
-      </w:r>
-      <w:proofErr w:type="gramStart"/>
-      <w:r>
-        <w:t>sw</w:t>
-      </w:r>
-      <w:proofErr w:type="spellEnd"/>
-      <w:r>
-        <w:t>[</w:t>
-      </w:r>
-      <w:proofErr w:type="gramEnd"/>
+        <w:t>. Connection of i_sw[</w:t>
+      </w:r>
       <w:r>
         <w:rPr>
           <w:rFonts w:hint="eastAsia"/>
@@ -11547,21 +10895,8 @@
         <w:t>7</w:t>
       </w:r>
       <w:r>
-        <w:t xml:space="preserve">:0] with the on-board switches and </w:t>
-      </w:r>
-      <w:proofErr w:type="spellStart"/>
-      <w:r>
-        <w:t>o_</w:t>
-      </w:r>
-      <w:proofErr w:type="gramStart"/>
-      <w:r>
-        <w:t>led</w:t>
-      </w:r>
-      <w:proofErr w:type="spellEnd"/>
-      <w:r>
-        <w:t>[</w:t>
-      </w:r>
-      <w:proofErr w:type="gramEnd"/>
+        <w:t>:0] with the on-board switches and o_led[</w:t>
+      </w:r>
       <w:r>
         <w:rPr>
           <w:rFonts w:hint="eastAsia"/>
@@ -11575,7 +10910,6 @@
       <w:r>
         <w:t xml:space="preserve"> (file </w:t>
       </w:r>
-      <w:proofErr w:type="spellStart"/>
       <w:r>
         <w:rPr>
           <w:i/>
@@ -11583,7 +10917,6 @@
         </w:rPr>
         <w:t>rvfpganexys.xdc</w:t>
       </w:r>
-      <w:proofErr w:type="spellEnd"/>
       <w:r>
         <w:t>)</w:t>
       </w:r>
@@ -11627,7 +10960,6 @@
         </w:rPr>
         <w:t>(</w:t>
       </w:r>
-      <w:proofErr w:type="spellStart"/>
       <w:r>
         <w:rPr>
           <w:rFonts w:ascii="Courier New" w:hAnsi="Courier New" w:cs="Courier New"/>
@@ -11656,7 +10988,6 @@
         </w:rPr>
         <w:t>exys</w:t>
       </w:r>
-      <w:proofErr w:type="spellEnd"/>
       <w:r>
         <w:rPr>
           <w:rFonts w:cs="Arial"/>
@@ -11798,7 +11129,6 @@
         </w:rPr>
         <w:t xml:space="preserve">their connection with the </w:t>
       </w:r>
-      <w:proofErr w:type="spellStart"/>
       <w:r>
         <w:rPr>
           <w:rFonts w:ascii="Courier New" w:hAnsi="Courier New" w:cs="Courier New"/>
@@ -11817,7 +11147,6 @@
         </w:rPr>
         <w:t>olf_core</w:t>
       </w:r>
-      <w:proofErr w:type="spellEnd"/>
       <w:r>
         <w:rPr>
           <w:rFonts w:cs="Arial"/>
@@ -11910,7 +11239,6 @@
         </w:rPr>
         <w:t xml:space="preserve">. Note that the </w:t>
       </w:r>
-      <w:proofErr w:type="spellStart"/>
       <w:r>
         <w:rPr>
           <w:rFonts w:ascii="Courier New" w:hAnsi="Courier New" w:cs="Courier New"/>
@@ -11918,7 +11246,6 @@
         </w:rPr>
         <w:t>i_sw</w:t>
       </w:r>
-      <w:proofErr w:type="spellEnd"/>
       <w:r>
         <w:rPr>
           <w:rFonts w:cs="Arial"/>
@@ -11926,7 +11253,6 @@
         </w:rPr>
         <w:t xml:space="preserve"> and </w:t>
       </w:r>
-      <w:proofErr w:type="spellStart"/>
       <w:r>
         <w:rPr>
           <w:rFonts w:ascii="Courier New" w:hAnsi="Courier New" w:cs="Courier New"/>
@@ -11934,7 +11260,6 @@
         </w:rPr>
         <w:t>o_led</w:t>
       </w:r>
-      <w:proofErr w:type="spellEnd"/>
       <w:r>
         <w:rPr>
           <w:rFonts w:cs="Arial"/>
@@ -11956,7 +11281,6 @@
         </w:rPr>
         <w:t xml:space="preserve"> signal </w:t>
       </w:r>
-      <w:proofErr w:type="spellStart"/>
       <w:r>
         <w:rPr>
           <w:rFonts w:cs="Arial"/>
@@ -11975,7 +11299,6 @@
         </w:rPr>
         <w:t>o_data</w:t>
       </w:r>
-      <w:proofErr w:type="spellEnd"/>
       <w:r>
         <w:rPr>
           <w:rFonts w:cs="Arial"/>
@@ -12032,7 +11355,6 @@
         </w:rPr>
         <w:t xml:space="preserve"> </w:t>
       </w:r>
-      <w:proofErr w:type="spellStart"/>
       <w:r>
         <w:rPr>
           <w:rFonts w:ascii="Courier New" w:hAnsi="Courier New" w:cs="Courier New"/>
@@ -12051,7 +11373,6 @@
         </w:rPr>
         <w:t>olf_core</w:t>
       </w:r>
-      <w:proofErr w:type="spellEnd"/>
       <w:r>
         <w:rPr>
           <w:rFonts w:cs="Arial"/>
@@ -12137,7 +11458,6 @@
         </w:rPr>
         <w:t xml:space="preserve">the </w:t>
       </w:r>
-      <w:proofErr w:type="spellStart"/>
       <w:r>
         <w:rPr>
           <w:rFonts w:ascii="Courier New" w:hAnsi="Courier New" w:cs="Courier New"/>
@@ -12145,7 +11465,6 @@
         </w:rPr>
         <w:t>o_led</w:t>
       </w:r>
-      <w:proofErr w:type="spellEnd"/>
       <w:r>
         <w:rPr>
           <w:rFonts w:cs="Arial"/>
@@ -12188,7 +11507,6 @@
         </w:rPr>
         <w:t xml:space="preserve">, </w:t>
       </w:r>
-      <w:proofErr w:type="spellStart"/>
       <w:r>
         <w:rPr>
           <w:rFonts w:ascii="Courier New" w:hAnsi="Courier New" w:cs="Courier New"/>
@@ -12196,7 +11514,6 @@
         </w:rPr>
         <w:t>gpio_out</w:t>
       </w:r>
-      <w:proofErr w:type="spellEnd"/>
       <w:r>
         <w:rPr>
           <w:rFonts w:cs="Arial"/>
@@ -12316,7 +11633,6 @@
         <w:rPr>
           <w:noProof/>
         </w:rPr>
-        <w:lastRenderedPageBreak/>
         <w:drawing>
           <wp:inline distT="0" distB="0" distL="0" distR="0" wp14:anchorId="53A24204" wp14:editId="7F7151A8">
             <wp:extent cx="2933700" cy="1454150"/>
@@ -12508,7 +11824,6 @@
         </w:rPr>
         <w:t>Follow these two signals (</w:t>
       </w:r>
-      <w:proofErr w:type="spellStart"/>
       <w:r>
         <w:rPr>
           <w:rFonts w:ascii="Courier New" w:hAnsi="Courier New" w:cs="Courier New"/>
@@ -12516,7 +11831,6 @@
         </w:rPr>
         <w:t>i_sw</w:t>
       </w:r>
-      <w:proofErr w:type="spellEnd"/>
       <w:r>
         <w:rPr>
           <w:rFonts w:cs="Arial"/>
@@ -12524,7 +11838,6 @@
         </w:rPr>
         <w:t xml:space="preserve"> and </w:t>
       </w:r>
-      <w:proofErr w:type="spellStart"/>
       <w:r>
         <w:rPr>
           <w:rFonts w:ascii="Courier New" w:hAnsi="Courier New" w:cs="Courier New"/>
@@ -12532,7 +11845,6 @@
         </w:rPr>
         <w:t>o_led</w:t>
       </w:r>
-      <w:proofErr w:type="spellEnd"/>
       <w:r>
         <w:rPr>
           <w:rFonts w:cs="Arial"/>
@@ -12540,7 +11852,6 @@
         </w:rPr>
         <w:t xml:space="preserve">) from the constraints file to the </w:t>
       </w:r>
-      <w:proofErr w:type="spellStart"/>
       <w:r>
         <w:rPr>
           <w:rFonts w:cs="Arial"/>
@@ -12548,7 +11859,6 @@
         </w:rPr>
         <w:t>VeeRwolf</w:t>
       </w:r>
-      <w:proofErr w:type="spellEnd"/>
       <w:r>
         <w:rPr>
           <w:rFonts w:cs="Arial"/>
@@ -12570,7 +11880,6 @@
         </w:rPr>
         <w:t xml:space="preserve"> </w:t>
       </w:r>
-      <w:proofErr w:type="spellStart"/>
       <w:r>
         <w:rPr>
           <w:rFonts w:ascii="Courier New" w:hAnsi="Courier New" w:cs="Courier New"/>
@@ -12585,7 +11894,6 @@
         </w:rPr>
         <w:t>o_data</w:t>
       </w:r>
-      <w:proofErr w:type="spellEnd"/>
       <w:r>
         <w:rPr>
           <w:rFonts w:cs="Arial"/>
@@ -12639,7 +11947,6 @@
         </w:rPr>
         <w:t xml:space="preserve">Nexys </w:t>
       </w:r>
-      <w:proofErr w:type="spellStart"/>
       <w:r>
         <w:rPr>
           <w:rFonts w:eastAsia="Arial" w:cs="Arial"/>
@@ -12656,9 +11963,8 @@
           <w:iCs/>
           <w:sz w:val="20"/>
         </w:rPr>
-        <w:t>VideoNoDDRPath</w:t>
-      </w:r>
-      <w:proofErr w:type="spellEnd"/>
+        <w:t>NoDDRPath]</w:t>
+      </w:r>
       <w:r>
         <w:rPr>
           <w:rFonts w:eastAsia="Arial" w:cs="Arial"/>
@@ -12666,18 +11972,18 @@
           <w:iCs/>
           <w:sz w:val="20"/>
         </w:rPr>
-        <w:t>]</w:t>
-      </w:r>
-      <w:r>
-        <w:rPr>
-          <w:rFonts w:eastAsia="Arial" w:cs="Arial"/>
-          <w:i/>
-          <w:iCs/>
+        <w:t>/</w:t>
+      </w:r>
+      <w:r>
+        <w:rPr>
+          <w:rFonts w:cs="Arial"/>
+          <w:bCs/>
+          <w:i/>
+          <w:color w:val="00000A"/>
           <w:sz w:val="20"/>
         </w:rPr>
-        <w:t>/</w:t>
-      </w:r>
-      <w:proofErr w:type="spellStart"/>
+        <w:t>src/</w:t>
+      </w:r>
       <w:r>
         <w:rPr>
           <w:rFonts w:cs="Arial"/>
@@ -12686,9 +11992,8 @@
           <w:color w:val="00000A"/>
           <w:sz w:val="20"/>
         </w:rPr>
-        <w:t>src</w:t>
-      </w:r>
-      <w:proofErr w:type="spellEnd"/>
+        <w:t>rvfpga</w:t>
+      </w:r>
       <w:r>
         <w:rPr>
           <w:rFonts w:cs="Arial"/>
@@ -12697,9 +12002,8 @@
           <w:color w:val="00000A"/>
           <w:sz w:val="20"/>
         </w:rPr>
-        <w:t>/</w:t>
-      </w:r>
-      <w:proofErr w:type="spellStart"/>
+        <w:t xml:space="preserve">Nexys </w:t>
+      </w:r>
       <w:r>
         <w:rPr>
           <w:rFonts w:cs="Arial"/>
@@ -12708,7 +12012,7 @@
           <w:color w:val="00000A"/>
           <w:sz w:val="20"/>
         </w:rPr>
-        <w:t>rvfpga</w:t>
+        <w:t>Video</w:t>
       </w:r>
       <w:r>
         <w:rPr>
@@ -12718,41 +12022,8 @@
           <w:color w:val="00000A"/>
           <w:sz w:val="20"/>
         </w:rPr>
-        <w:t>Nexys</w:t>
-      </w:r>
-      <w:proofErr w:type="spellEnd"/>
-      <w:r>
-        <w:rPr>
-          <w:rFonts w:cs="Arial"/>
-          <w:bCs/>
-          <w:i/>
-          <w:color w:val="00000A"/>
-          <w:sz w:val="20"/>
-        </w:rPr>
-        <w:t xml:space="preserve"> </w:t>
-      </w:r>
-      <w:proofErr w:type="spellStart"/>
-      <w:r>
-        <w:rPr>
-          <w:rFonts w:cs="Arial"/>
-          <w:bCs/>
-          <w:i/>
-          <w:color w:val="00000A"/>
-          <w:sz w:val="20"/>
-        </w:rPr>
-        <w:t>Video</w:t>
-      </w:r>
-      <w:r>
-        <w:rPr>
-          <w:rFonts w:cs="Arial"/>
-          <w:bCs/>
-          <w:i/>
-          <w:color w:val="00000A"/>
-          <w:sz w:val="20"/>
-        </w:rPr>
         <w:t>.xdc</w:t>
       </w:r>
-      <w:proofErr w:type="spellEnd"/>
     </w:p>
     <w:p>
       <w:pPr>
@@ -12799,7 +12070,6 @@
         </w:rPr>
         <w:t xml:space="preserve">Nexys </w:t>
       </w:r>
-      <w:proofErr w:type="spellStart"/>
       <w:r>
         <w:rPr>
           <w:rFonts w:eastAsia="Arial" w:cs="Arial"/>
@@ -12816,9 +12086,8 @@
           <w:iCs/>
           <w:sz w:val="20"/>
         </w:rPr>
-        <w:t>VideoNoDDRPath</w:t>
-      </w:r>
-      <w:proofErr w:type="spellEnd"/>
+        <w:t>NoDDRPath]</w:t>
+      </w:r>
       <w:r>
         <w:rPr>
           <w:rFonts w:eastAsia="Arial" w:cs="Arial"/>
@@ -12826,18 +12095,18 @@
           <w:iCs/>
           <w:sz w:val="20"/>
         </w:rPr>
-        <w:t>]</w:t>
-      </w:r>
-      <w:r>
-        <w:rPr>
-          <w:rFonts w:eastAsia="Arial" w:cs="Arial"/>
-          <w:i/>
-          <w:iCs/>
+        <w:t>/</w:t>
+      </w:r>
+      <w:r>
+        <w:rPr>
+          <w:rFonts w:cs="Arial"/>
+          <w:bCs/>
+          <w:i/>
+          <w:color w:val="00000A"/>
           <w:sz w:val="20"/>
         </w:rPr>
-        <w:t>/</w:t>
-      </w:r>
-      <w:proofErr w:type="spellStart"/>
+        <w:t>src/</w:t>
+      </w:r>
       <w:r>
         <w:rPr>
           <w:rFonts w:cs="Arial"/>
@@ -12846,9 +12115,8 @@
           <w:color w:val="00000A"/>
           <w:sz w:val="20"/>
         </w:rPr>
-        <w:t>src</w:t>
-      </w:r>
-      <w:proofErr w:type="spellEnd"/>
+        <w:t>rvfpga</w:t>
+      </w:r>
       <w:r>
         <w:rPr>
           <w:rFonts w:cs="Arial"/>
@@ -12857,9 +12125,8 @@
           <w:color w:val="00000A"/>
           <w:sz w:val="20"/>
         </w:rPr>
-        <w:t>/</w:t>
-      </w:r>
-      <w:proofErr w:type="spellStart"/>
+        <w:t xml:space="preserve">Nexys </w:t>
+      </w:r>
       <w:r>
         <w:rPr>
           <w:rFonts w:cs="Arial"/>
@@ -12868,28 +12135,7 @@
           <w:color w:val="00000A"/>
           <w:sz w:val="20"/>
         </w:rPr>
-        <w:t>rvfpga</w:t>
-      </w:r>
-      <w:r>
-        <w:rPr>
-          <w:rFonts w:cs="Arial"/>
-          <w:bCs/>
-          <w:i/>
-          <w:color w:val="00000A"/>
-          <w:sz w:val="20"/>
-        </w:rPr>
-        <w:t>Nexys</w:t>
-      </w:r>
-      <w:proofErr w:type="spellEnd"/>
-      <w:r>
-        <w:rPr>
-          <w:rFonts w:cs="Arial"/>
-          <w:bCs/>
-          <w:i/>
-          <w:color w:val="00000A"/>
-          <w:sz w:val="20"/>
-        </w:rPr>
-        <w:t xml:space="preserve"> Video</w:t>
+        <w:t>Video</w:t>
       </w:r>
       <w:r>
         <w:rPr>
@@ -12946,7 +12192,6 @@
         </w:rPr>
         <w:t xml:space="preserve">Nexys </w:t>
       </w:r>
-      <w:proofErr w:type="spellStart"/>
       <w:r>
         <w:rPr>
           <w:rFonts w:eastAsia="Arial" w:cs="Arial"/>
@@ -12963,9 +12208,8 @@
           <w:iCs/>
           <w:sz w:val="20"/>
         </w:rPr>
-        <w:t>VideoNoDDRPath</w:t>
-      </w:r>
-      <w:proofErr w:type="spellEnd"/>
+        <w:t>NoDDRPath]</w:t>
+      </w:r>
       <w:r>
         <w:rPr>
           <w:rFonts w:eastAsia="Arial" w:cs="Arial"/>
@@ -12973,18 +12217,38 @@
           <w:iCs/>
           <w:sz w:val="20"/>
         </w:rPr>
-        <w:t>]</w:t>
-      </w:r>
-      <w:r>
-        <w:rPr>
-          <w:rFonts w:eastAsia="Arial" w:cs="Arial"/>
-          <w:i/>
-          <w:iCs/>
+        <w:t>/</w:t>
+      </w:r>
+      <w:r>
+        <w:rPr>
+          <w:rFonts w:cs="Arial"/>
+          <w:bCs/>
+          <w:i/>
+          <w:color w:val="00000A"/>
           <w:sz w:val="20"/>
         </w:rPr>
+        <w:t>src/</w:t>
+      </w:r>
+      <w:r>
+        <w:rPr>
+          <w:rFonts w:cs="Arial"/>
+          <w:bCs/>
+          <w:i/>
+          <w:color w:val="00000A"/>
+          <w:sz w:val="20"/>
+        </w:rPr>
+        <w:t>VeeRwolf</w:t>
+      </w:r>
+      <w:r>
+        <w:rPr>
+          <w:rFonts w:cs="Arial"/>
+          <w:bCs/>
+          <w:i/>
+          <w:color w:val="00000A"/>
+          <w:sz w:val="20"/>
+        </w:rPr>
         <w:t>/</w:t>
       </w:r>
-      <w:proofErr w:type="spellStart"/>
       <w:r>
         <w:rPr>
           <w:rFonts w:cs="Arial"/>
@@ -12993,65 +12257,8 @@
           <w:color w:val="00000A"/>
           <w:sz w:val="20"/>
         </w:rPr>
-        <w:t>src</w:t>
-      </w:r>
-      <w:proofErr w:type="spellEnd"/>
-      <w:r>
-        <w:rPr>
-          <w:rFonts w:cs="Arial"/>
-          <w:bCs/>
-          <w:i/>
-          <w:color w:val="00000A"/>
-          <w:sz w:val="20"/>
-        </w:rPr>
-        <w:t>/</w:t>
-      </w:r>
-      <w:proofErr w:type="spellStart"/>
-      <w:r>
-        <w:rPr>
-          <w:rFonts w:cs="Arial"/>
-          <w:bCs/>
-          <w:i/>
-          <w:color w:val="00000A"/>
-          <w:sz w:val="20"/>
-        </w:rPr>
-        <w:t>VeeRwolf</w:t>
-      </w:r>
-      <w:proofErr w:type="spellEnd"/>
-      <w:r>
-        <w:rPr>
-          <w:rFonts w:cs="Arial"/>
-          <w:bCs/>
-          <w:i/>
-          <w:color w:val="00000A"/>
-          <w:sz w:val="20"/>
-        </w:rPr>
-        <w:t>/</w:t>
-      </w:r>
-      <w:proofErr w:type="spellStart"/>
-      <w:r>
-        <w:rPr>
-          <w:rFonts w:cs="Arial"/>
-          <w:bCs/>
-          <w:i/>
-          <w:color w:val="00000A"/>
-          <w:sz w:val="20"/>
-        </w:rPr>
-        <w:t>veerwolf_</w:t>
-      </w:r>
-      <w:proofErr w:type="gramStart"/>
-      <w:r>
-        <w:rPr>
-          <w:rFonts w:cs="Arial"/>
-          <w:bCs/>
-          <w:i/>
-          <w:color w:val="00000A"/>
-          <w:sz w:val="20"/>
-        </w:rPr>
-        <w:t>core.v</w:t>
-      </w:r>
-      <w:proofErr w:type="spellEnd"/>
-      <w:proofErr w:type="gramEnd"/>
+        <w:t>veerwolf_core.v</w:t>
+      </w:r>
     </w:p>
     <w:p>
       <w:pPr>
@@ -13114,7 +12321,14 @@
           <w:rFonts w:cs="Arial"/>
           <w:color w:val="00000A"/>
         </w:rPr>
-        <w:t>Nexys Video</w:t>
+        <w:t xml:space="preserve">Nexys </w:t>
+      </w:r>
+      <w:r>
+        <w:rPr>
+          <w:rFonts w:cs="Arial"/>
+          <w:color w:val="00000A"/>
+        </w:rPr>
+        <w:t>Video</w:t>
       </w:r>
       <w:r>
         <w:rPr>
@@ -13177,23 +12391,7 @@
           <w:rFonts w:cs="Arial"/>
           <w:color w:val="00000A"/>
         </w:rPr>
-        <w:t xml:space="preserve">of the GPIO controller </w:t>
-      </w:r>
-      <w:proofErr w:type="gramStart"/>
-      <w:r>
-        <w:rPr>
-          <w:rFonts w:cs="Arial"/>
-          <w:color w:val="00000A"/>
-        </w:rPr>
-        <w:t>are connected with</w:t>
-      </w:r>
-      <w:proofErr w:type="gramEnd"/>
-      <w:r>
-        <w:rPr>
-          <w:rFonts w:cs="Arial"/>
-          <w:color w:val="00000A"/>
-        </w:rPr>
-        <w:t xml:space="preserve"> the 16 on-board switches. Does </w:t>
+        <w:t xml:space="preserve">of the GPIO controller are connected with the 16 on-board switches. Does </w:t>
       </w:r>
       <w:r>
         <w:rPr>
@@ -13357,7 +12555,6 @@
         </w:rPr>
         <w:t xml:space="preserve"> </w:t>
       </w:r>
-      <w:proofErr w:type="spellStart"/>
       <w:r>
         <w:rPr>
           <w:rFonts w:cs="Arial"/>
@@ -13385,7 +12582,6 @@
         </w:rPr>
         <w:t>olf_core</w:t>
       </w:r>
-      <w:proofErr w:type="spellEnd"/>
       <w:r>
         <w:rPr>
           <w:rFonts w:cs="Arial"/>
@@ -13425,7 +12621,6 @@
         </w:rPr>
         <w:t xml:space="preserve">Nexys </w:t>
       </w:r>
-      <w:proofErr w:type="spellStart"/>
       <w:r>
         <w:rPr>
           <w:rFonts w:eastAsia="Arial" w:cs="Arial"/>
@@ -13440,16 +12635,15 @@
           <w:i/>
           <w:iCs/>
         </w:rPr>
-        <w:t>VideoNoDDRPath</w:t>
-      </w:r>
-      <w:proofErr w:type="spellEnd"/>
+        <w:t>NoDDRPath]</w:t>
+      </w:r>
       <w:r>
         <w:rPr>
           <w:rFonts w:eastAsia="Arial" w:cs="Arial"/>
           <w:i/>
           <w:iCs/>
         </w:rPr>
-        <w:t>]</w:t>
+        <w:t>/</w:t>
       </w:r>
       <w:r>
         <w:rPr>
@@ -13457,64 +12651,32 @@
           <w:i/>
           <w:iCs/>
         </w:rPr>
+        <w:t>src/</w:t>
+      </w:r>
+      <w:r>
+        <w:rPr>
+          <w:rFonts w:eastAsia="Arial" w:cs="Arial"/>
+          <w:i/>
+          <w:iCs/>
+        </w:rPr>
+        <w:t>VeeRwolf</w:t>
+      </w:r>
+      <w:r>
+        <w:rPr>
+          <w:rFonts w:eastAsia="Arial" w:cs="Arial"/>
+          <w:i/>
+          <w:iCs/>
+        </w:rPr>
         <w:t>/</w:t>
       </w:r>
-      <w:proofErr w:type="spellStart"/>
       <w:r>
         <w:rPr>
           <w:rFonts w:eastAsia="Arial" w:cs="Arial"/>
           <w:i/>
           <w:iCs/>
         </w:rPr>
-        <w:t>src</w:t>
-      </w:r>
-      <w:proofErr w:type="spellEnd"/>
-      <w:r>
-        <w:rPr>
-          <w:rFonts w:eastAsia="Arial" w:cs="Arial"/>
-          <w:i/>
-          <w:iCs/>
-        </w:rPr>
-        <w:t>/</w:t>
-      </w:r>
-      <w:proofErr w:type="spellStart"/>
-      <w:r>
-        <w:rPr>
-          <w:rFonts w:eastAsia="Arial" w:cs="Arial"/>
-          <w:i/>
-          <w:iCs/>
-        </w:rPr>
-        <w:t>VeeRwolf</w:t>
-      </w:r>
-      <w:proofErr w:type="spellEnd"/>
-      <w:r>
-        <w:rPr>
-          <w:rFonts w:eastAsia="Arial" w:cs="Arial"/>
-          <w:i/>
-          <w:iCs/>
-        </w:rPr>
-        <w:t>/</w:t>
-      </w:r>
-      <w:proofErr w:type="spellStart"/>
-      <w:r>
-        <w:rPr>
-          <w:rFonts w:eastAsia="Arial" w:cs="Arial"/>
-          <w:i/>
-          <w:iCs/>
-        </w:rPr>
-        <w:t>veerwolf_</w:t>
-      </w:r>
-      <w:proofErr w:type="gramStart"/>
-      <w:r>
-        <w:rPr>
-          <w:rFonts w:eastAsia="Arial" w:cs="Arial"/>
-          <w:i/>
-          <w:iCs/>
-        </w:rPr>
-        <w:t>core.v</w:t>
-      </w:r>
-      <w:proofErr w:type="spellEnd"/>
-      <w:proofErr w:type="gramEnd"/>
+        <w:t>veerwolf_core.v</w:t>
+      </w:r>
       <w:r>
         <w:rPr>
           <w:rFonts w:cs="Arial"/>
@@ -13646,7 +12808,6 @@
         <w:rPr>
           <w:noProof/>
         </w:rPr>
-        <w:lastRenderedPageBreak/>
         <w:drawing>
           <wp:inline distT="0" distB="0" distL="0" distR="0" wp14:anchorId="47B903D6" wp14:editId="6D66D08F">
             <wp:extent cx="4886444" cy="8201025"/>
@@ -13727,22 +12888,12 @@
       <w:r>
         <w:t xml:space="preserve">file </w:t>
       </w:r>
-      <w:proofErr w:type="spellStart"/>
-      <w:r>
-        <w:rPr>
-          <w:i/>
-        </w:rPr>
-        <w:t>veerwolf_</w:t>
-      </w:r>
-      <w:proofErr w:type="gramStart"/>
-      <w:r>
-        <w:rPr>
-          <w:i/>
-        </w:rPr>
-        <w:t>core.v</w:t>
-      </w:r>
-      <w:proofErr w:type="spellEnd"/>
-      <w:proofErr w:type="gramEnd"/>
+      <w:r>
+        <w:rPr>
+          <w:i/>
+        </w:rPr>
+        <w:t>veerwolf_core.v</w:t>
+      </w:r>
       <w:r>
         <w:t>).</w:t>
       </w:r>
@@ -13759,7 +12910,6 @@
           <w:rFonts w:cs="Arial"/>
           <w:color w:val="00000A"/>
         </w:rPr>
-        <w:lastRenderedPageBreak/>
         <w:t>The interface of the module can be divided in</w:t>
       </w:r>
       <w:r>
@@ -13826,21 +12976,12 @@
         </w:rPr>
         <w:t xml:space="preserve">), which allow the </w:t>
       </w:r>
-      <w:proofErr w:type="spellStart"/>
-      <w:r>
-        <w:rPr>
-          <w:rFonts w:cs="Arial"/>
-          <w:color w:val="00000A"/>
-        </w:rPr>
-        <w:t>VeeR</w:t>
-      </w:r>
-      <w:proofErr w:type="spellEnd"/>
-      <w:r>
-        <w:rPr>
-          <w:rFonts w:cs="Arial"/>
-          <w:color w:val="00000A"/>
-        </w:rPr>
-        <w:t xml:space="preserve"> EL2</w:t>
+      <w:r>
+        <w:rPr>
+          <w:rFonts w:cs="Arial"/>
+          <w:color w:val="00000A"/>
+        </w:rPr>
+        <w:t>VeeR EL2</w:t>
       </w:r>
       <w:r>
         <w:rPr>
@@ -14137,7 +13278,6 @@
                 <w:sz w:val="20"/>
               </w:rPr>
             </w:pPr>
-            <w:proofErr w:type="spellStart"/>
             <w:r>
               <w:rPr>
                 <w:rFonts w:eastAsia="Arial" w:cs="Arial"/>
@@ -14145,7 +13285,6 @@
               </w:rPr>
               <w:t>wb_cyc_i</w:t>
             </w:r>
-            <w:proofErr w:type="spellEnd"/>
           </w:p>
         </w:tc>
         <w:tc>
@@ -14251,7 +13390,6 @@
                 <w:sz w:val="20"/>
               </w:rPr>
             </w:pPr>
-            <w:proofErr w:type="spellStart"/>
             <w:r>
               <w:rPr>
                 <w:rFonts w:eastAsia="Arial" w:cs="Arial"/>
@@ -14266,7 +13404,6 @@
               </w:rPr>
               <w:t>_i</w:t>
             </w:r>
-            <w:proofErr w:type="spellEnd"/>
           </w:p>
         </w:tc>
         <w:tc>
@@ -14379,7 +13516,6 @@
                 <w:sz w:val="20"/>
               </w:rPr>
             </w:pPr>
-            <w:proofErr w:type="spellStart"/>
             <w:r>
               <w:rPr>
                 <w:rFonts w:eastAsia="Arial" w:cs="Arial"/>
@@ -14387,7 +13523,6 @@
               </w:rPr>
               <w:t>wb_dat_i</w:t>
             </w:r>
-            <w:proofErr w:type="spellEnd"/>
           </w:p>
         </w:tc>
         <w:tc>
@@ -14493,7 +13628,6 @@
                 <w:sz w:val="20"/>
               </w:rPr>
             </w:pPr>
-            <w:proofErr w:type="spellStart"/>
             <w:r>
               <w:rPr>
                 <w:rFonts w:eastAsia="Arial" w:cs="Arial"/>
@@ -14501,7 +13635,6 @@
               </w:rPr>
               <w:t>wb_dat_o</w:t>
             </w:r>
-            <w:proofErr w:type="spellEnd"/>
           </w:p>
         </w:tc>
         <w:tc>
@@ -14607,7 +13740,6 @@
                 <w:sz w:val="20"/>
               </w:rPr>
             </w:pPr>
-            <w:proofErr w:type="spellStart"/>
             <w:r>
               <w:rPr>
                 <w:rFonts w:eastAsia="Arial" w:cs="Arial"/>
@@ -14615,7 +13747,6 @@
               </w:rPr>
               <w:t>wb_sel_i</w:t>
             </w:r>
-            <w:proofErr w:type="spellEnd"/>
           </w:p>
         </w:tc>
         <w:tc>
@@ -14721,7 +13852,6 @@
                 <w:sz w:val="20"/>
               </w:rPr>
             </w:pPr>
-            <w:proofErr w:type="spellStart"/>
             <w:r>
               <w:rPr>
                 <w:rFonts w:eastAsia="Arial" w:cs="Arial"/>
@@ -14729,7 +13859,6 @@
               </w:rPr>
               <w:t>wb_ack_o</w:t>
             </w:r>
-            <w:proofErr w:type="spellEnd"/>
           </w:p>
         </w:tc>
         <w:tc>
@@ -14835,7 +13964,6 @@
                 <w:sz w:val="20"/>
               </w:rPr>
             </w:pPr>
-            <w:proofErr w:type="spellStart"/>
             <w:r>
               <w:rPr>
                 <w:rFonts w:eastAsia="Arial" w:cs="Arial"/>
@@ -14843,7 +13971,6 @@
               </w:rPr>
               <w:t>wb_err_o</w:t>
             </w:r>
-            <w:proofErr w:type="spellEnd"/>
           </w:p>
         </w:tc>
         <w:tc>
@@ -14949,7 +14076,6 @@
                 <w:sz w:val="20"/>
               </w:rPr>
             </w:pPr>
-            <w:proofErr w:type="spellStart"/>
             <w:r>
               <w:rPr>
                 <w:rFonts w:eastAsia="Arial" w:cs="Arial"/>
@@ -14957,7 +14083,6 @@
               </w:rPr>
               <w:t>wb_rty_o</w:t>
             </w:r>
-            <w:proofErr w:type="spellEnd"/>
           </w:p>
         </w:tc>
         <w:tc>
@@ -15063,7 +14188,6 @@
                 <w:sz w:val="20"/>
               </w:rPr>
             </w:pPr>
-            <w:proofErr w:type="spellStart"/>
             <w:r>
               <w:rPr>
                 <w:rFonts w:eastAsia="Arial" w:cs="Arial"/>
@@ -15071,7 +14195,6 @@
               </w:rPr>
               <w:t>wb_we_i</w:t>
             </w:r>
-            <w:proofErr w:type="spellEnd"/>
           </w:p>
         </w:tc>
         <w:tc>
@@ -15177,7 +14300,6 @@
                 <w:sz w:val="20"/>
               </w:rPr>
             </w:pPr>
-            <w:proofErr w:type="spellStart"/>
             <w:r>
               <w:rPr>
                 <w:rFonts w:eastAsia="Arial" w:cs="Arial"/>
@@ -15185,7 +14307,6 @@
               </w:rPr>
               <w:t>wb_stb_i</w:t>
             </w:r>
-            <w:proofErr w:type="spellEnd"/>
           </w:p>
         </w:tc>
         <w:tc>
@@ -15291,7 +14412,6 @@
                 <w:sz w:val="20"/>
               </w:rPr>
             </w:pPr>
-            <w:proofErr w:type="spellStart"/>
             <w:r>
               <w:rPr>
                 <w:rFonts w:eastAsia="Arial" w:cs="Arial"/>
@@ -15299,7 +14419,6 @@
               </w:rPr>
               <w:t>wb_inta_o</w:t>
             </w:r>
-            <w:proofErr w:type="spellEnd"/>
           </w:p>
         </w:tc>
         <w:tc>
@@ -15582,7 +14701,6 @@
                 <w:sz w:val="20"/>
               </w:rPr>
             </w:pPr>
-            <w:proofErr w:type="spellStart"/>
             <w:r>
               <w:rPr>
                 <w:rFonts w:eastAsia="Arial" w:cs="Arial"/>
@@ -15597,7 +14715,6 @@
               </w:rPr>
               <w:t>_pad_i</w:t>
             </w:r>
-            <w:proofErr w:type="spellEnd"/>
           </w:p>
         </w:tc>
         <w:tc>
@@ -15703,7 +14820,6 @@
                 <w:sz w:val="20"/>
               </w:rPr>
             </w:pPr>
-            <w:proofErr w:type="spellStart"/>
             <w:r>
               <w:rPr>
                 <w:rFonts w:eastAsia="Arial" w:cs="Arial"/>
@@ -15718,7 +14834,6 @@
               </w:rPr>
               <w:t>_pad_o</w:t>
             </w:r>
-            <w:proofErr w:type="spellEnd"/>
           </w:p>
         </w:tc>
         <w:tc>
@@ -15824,7 +14939,6 @@
                 <w:sz w:val="20"/>
               </w:rPr>
             </w:pPr>
-            <w:proofErr w:type="spellStart"/>
             <w:r>
               <w:rPr>
                 <w:rFonts w:eastAsia="Arial" w:cs="Arial"/>
@@ -15839,7 +14953,6 @@
               </w:rPr>
               <w:t>_padoe_o</w:t>
             </w:r>
-            <w:proofErr w:type="spellEnd"/>
           </w:p>
         </w:tc>
         <w:tc>
@@ -16093,140 +15206,122 @@
           <w:rFonts w:ascii="Courier New" w:hAnsi="Courier New" w:cs="Courier New"/>
           <w:color w:val="00000A"/>
         </w:rPr>
-        <w:t>wb_m2s_gpio_</w:t>
-      </w:r>
-      <w:proofErr w:type="gramStart"/>
+        <w:t>wb_m2s_gpio_adr[5:2]</w:t>
+      </w:r>
+      <w:r>
+        <w:rPr>
+          <w:rFonts w:cs="Arial"/>
+          <w:i/>
+          <w:iCs/>
+          <w:color w:val="00000A"/>
+        </w:rPr>
+        <w:t xml:space="preserve"> </w:t>
+      </w:r>
+      <w:r>
+        <w:rPr>
+          <w:rFonts w:cs="Arial"/>
+          <w:color w:val="00000A"/>
+        </w:rPr>
+        <w:t xml:space="preserve">are used </w:t>
+      </w:r>
+      <w:r>
+        <w:rPr>
+          <w:rFonts w:cs="Arial"/>
+          <w:color w:val="00000A"/>
+        </w:rPr>
+        <w:t xml:space="preserve">for selecting one among </w:t>
+      </w:r>
+      <w:r>
+        <w:rPr>
+          <w:rFonts w:cs="Arial"/>
+          <w:color w:val="00000A"/>
+        </w:rPr>
+        <w:t xml:space="preserve">the </w:t>
+      </w:r>
+      <w:r>
+        <w:rPr>
+          <w:rFonts w:cs="Arial"/>
+          <w:color w:val="00000A"/>
+        </w:rPr>
+        <w:t xml:space="preserve">10 </w:t>
+      </w:r>
+      <w:r>
+        <w:rPr>
+          <w:rFonts w:cs="Arial"/>
+          <w:color w:val="00000A"/>
+        </w:rPr>
+        <w:t xml:space="preserve">available </w:t>
+      </w:r>
+      <w:r>
+        <w:rPr>
+          <w:rFonts w:cs="Arial"/>
+          <w:color w:val="00000A"/>
+        </w:rPr>
+        <w:t xml:space="preserve">memory-mapped </w:t>
+      </w:r>
+      <w:r>
+        <w:rPr>
+          <w:rFonts w:cs="Arial"/>
+          <w:color w:val="00000A"/>
+        </w:rPr>
+        <w:t>registers</w:t>
+      </w:r>
+      <w:r>
+        <w:rPr>
+          <w:rFonts w:cs="Arial"/>
+          <w:color w:val="00000A"/>
+        </w:rPr>
+        <w:t>. These</w:t>
+      </w:r>
+      <w:r>
+        <w:rPr>
+          <w:rFonts w:cs="Arial"/>
+          <w:color w:val="00000A"/>
+        </w:rPr>
+        <w:t xml:space="preserve"> </w:t>
+      </w:r>
+      <w:r>
+        <w:rPr>
+          <w:rFonts w:cs="Arial"/>
+          <w:color w:val="00000A"/>
+        </w:rPr>
+        <w:t>four</w:t>
+      </w:r>
+      <w:r>
+        <w:rPr>
+          <w:rFonts w:cs="Arial"/>
+          <w:color w:val="00000A"/>
+        </w:rPr>
+        <w:t xml:space="preserve"> bits are </w:t>
+      </w:r>
+      <w:r>
+        <w:rPr>
+          <w:rFonts w:cs="Arial"/>
+          <w:color w:val="00000A"/>
+        </w:rPr>
+        <w:t>provided</w:t>
+      </w:r>
+      <w:r>
+        <w:rPr>
+          <w:rFonts w:cs="Arial"/>
+          <w:color w:val="00000A"/>
+        </w:rPr>
+        <w:t xml:space="preserve"> to the GPIO Core</w:t>
+      </w:r>
+      <w:r>
+        <w:rPr>
+          <w:rFonts w:cs="Arial"/>
+          <w:color w:val="00000A"/>
+        </w:rPr>
+        <w:t xml:space="preserve"> through the </w:t>
+      </w:r>
       <w:r>
         <w:rPr>
           <w:rFonts w:ascii="Courier New" w:hAnsi="Courier New" w:cs="Courier New"/>
           <w:color w:val="00000A"/>
         </w:rPr>
-        <w:t>adr[</w:t>
-      </w:r>
-      <w:proofErr w:type="gramEnd"/>
-      <w:r>
-        <w:rPr>
-          <w:rFonts w:ascii="Courier New" w:hAnsi="Courier New" w:cs="Courier New"/>
-          <w:color w:val="00000A"/>
-        </w:rPr>
-        <w:t>5:2]</w:t>
-      </w:r>
-      <w:r>
-        <w:rPr>
-          <w:rFonts w:cs="Arial"/>
-          <w:i/>
-          <w:iCs/>
-          <w:color w:val="00000A"/>
-        </w:rPr>
-        <w:t xml:space="preserve"> </w:t>
-      </w:r>
-      <w:r>
-        <w:rPr>
-          <w:rFonts w:cs="Arial"/>
-          <w:color w:val="00000A"/>
-        </w:rPr>
-        <w:t xml:space="preserve">are used </w:t>
-      </w:r>
-      <w:r>
-        <w:rPr>
-          <w:rFonts w:cs="Arial"/>
-          <w:color w:val="00000A"/>
-        </w:rPr>
-        <w:t xml:space="preserve">for selecting one among </w:t>
-      </w:r>
-      <w:r>
-        <w:rPr>
-          <w:rFonts w:cs="Arial"/>
-          <w:color w:val="00000A"/>
-        </w:rPr>
-        <w:t xml:space="preserve">the </w:t>
-      </w:r>
-      <w:r>
-        <w:rPr>
-          <w:rFonts w:cs="Arial"/>
-          <w:color w:val="00000A"/>
-        </w:rPr>
-        <w:t xml:space="preserve">10 </w:t>
-      </w:r>
-      <w:r>
-        <w:rPr>
-          <w:rFonts w:cs="Arial"/>
-          <w:color w:val="00000A"/>
-        </w:rPr>
-        <w:t xml:space="preserve">available </w:t>
-      </w:r>
-      <w:r>
-        <w:rPr>
-          <w:rFonts w:cs="Arial"/>
-          <w:color w:val="00000A"/>
-        </w:rPr>
-        <w:t xml:space="preserve">memory-mapped </w:t>
-      </w:r>
-      <w:r>
-        <w:rPr>
-          <w:rFonts w:cs="Arial"/>
-          <w:color w:val="00000A"/>
-        </w:rPr>
-        <w:t>registers</w:t>
-      </w:r>
-      <w:r>
-        <w:rPr>
-          <w:rFonts w:cs="Arial"/>
-          <w:color w:val="00000A"/>
-        </w:rPr>
-        <w:t>. These</w:t>
-      </w:r>
-      <w:r>
-        <w:rPr>
-          <w:rFonts w:cs="Arial"/>
-          <w:color w:val="00000A"/>
-        </w:rPr>
-        <w:t xml:space="preserve"> </w:t>
-      </w:r>
-      <w:r>
-        <w:rPr>
-          <w:rFonts w:cs="Arial"/>
-          <w:color w:val="00000A"/>
-        </w:rPr>
-        <w:t>four</w:t>
-      </w:r>
-      <w:r>
-        <w:rPr>
-          <w:rFonts w:cs="Arial"/>
-          <w:color w:val="00000A"/>
-        </w:rPr>
-        <w:t xml:space="preserve"> bits are </w:t>
-      </w:r>
-      <w:r>
-        <w:rPr>
-          <w:rFonts w:cs="Arial"/>
-          <w:color w:val="00000A"/>
-        </w:rPr>
-        <w:t>provided</w:t>
-      </w:r>
-      <w:r>
-        <w:rPr>
-          <w:rFonts w:cs="Arial"/>
-          <w:color w:val="00000A"/>
-        </w:rPr>
-        <w:t xml:space="preserve"> to the GPIO Core</w:t>
-      </w:r>
-      <w:r>
-        <w:rPr>
-          <w:rFonts w:cs="Arial"/>
-          <w:color w:val="00000A"/>
-        </w:rPr>
-        <w:t xml:space="preserve"> through the </w:t>
-      </w:r>
-      <w:proofErr w:type="spellStart"/>
-      <w:r>
-        <w:rPr>
-          <w:rFonts w:ascii="Courier New" w:hAnsi="Courier New" w:cs="Courier New"/>
-          <w:color w:val="00000A"/>
-        </w:rPr>
         <w:t>wb_adr_i</w:t>
       </w:r>
-      <w:proofErr w:type="spellEnd"/>
       <w:r>
         <w:rPr>
           <w:rFonts w:cs="Arial"/>
@@ -16322,7 +15417,6 @@
         </w:rPr>
         <w:t xml:space="preserve">nput </w:t>
       </w:r>
-      <w:proofErr w:type="spellStart"/>
       <w:r>
         <w:rPr>
           <w:rFonts w:ascii="Courier New" w:hAnsi="Courier New" w:cs="Courier New"/>
@@ -16330,7 +15424,6 @@
         </w:rPr>
         <w:t>ext_pad_i</w:t>
       </w:r>
-      <w:proofErr w:type="spellEnd"/>
       <w:r>
         <w:rPr>
           <w:rFonts w:cs="Arial"/>
@@ -16338,7 +15431,6 @@
         </w:rPr>
         <w:t xml:space="preserve"> connects directly with the GPIO Read Register (RGPIO_IN). Similarly, output </w:t>
       </w:r>
-      <w:proofErr w:type="spellStart"/>
       <w:r>
         <w:rPr>
           <w:rFonts w:ascii="Courier New" w:hAnsi="Courier New" w:cs="Courier New"/>
@@ -16346,7 +15438,6 @@
         </w:rPr>
         <w:t>ext_pad_o</w:t>
       </w:r>
-      <w:proofErr w:type="spellEnd"/>
       <w:r>
         <w:rPr>
           <w:rFonts w:cs="Arial"/>
@@ -16403,7 +15494,6 @@
         </w:rPr>
         <w:t>LEDs and Switches (</w:t>
       </w:r>
-      <w:proofErr w:type="spellStart"/>
       <w:r>
         <w:rPr>
           <w:rFonts w:ascii="Courier New" w:hAnsi="Courier New" w:cs="Courier New"/>
@@ -16411,7 +15501,6 @@
         </w:rPr>
         <w:t>i_gpio</w:t>
       </w:r>
-      <w:proofErr w:type="spellEnd"/>
       <w:r>
         <w:rPr>
           <w:rFonts w:cs="Arial"/>
@@ -16419,7 +15508,6 @@
         </w:rPr>
         <w:t xml:space="preserve">, </w:t>
       </w:r>
-      <w:proofErr w:type="spellStart"/>
       <w:r>
         <w:rPr>
           <w:rFonts w:ascii="Courier New" w:hAnsi="Courier New" w:cs="Courier New"/>
@@ -16427,7 +15515,6 @@
         </w:rPr>
         <w:t>o_gpio</w:t>
       </w:r>
-      <w:proofErr w:type="spellEnd"/>
       <w:r>
         <w:rPr>
           <w:rFonts w:cs="Arial"/>
@@ -16435,7 +15522,6 @@
         </w:rPr>
         <w:t xml:space="preserve">, </w:t>
       </w:r>
-      <w:proofErr w:type="spellStart"/>
       <w:r>
         <w:rPr>
           <w:rFonts w:ascii="Courier New" w:hAnsi="Courier New" w:cs="Courier New"/>
@@ -16443,7 +15529,6 @@
         </w:rPr>
         <w:t>io_data</w:t>
       </w:r>
-      <w:proofErr w:type="spellEnd"/>
       <w:r>
         <w:rPr>
           <w:rFonts w:cs="Arial"/>
@@ -16535,7 +15620,6 @@
         </w:rPr>
         <w:t xml:space="preserve"> (determined by signal </w:t>
       </w:r>
-      <w:proofErr w:type="spellStart"/>
       <w:r>
         <w:rPr>
           <w:rFonts w:ascii="Courier New" w:hAnsi="Courier New" w:cs="Courier New"/>
@@ -16557,7 +15641,6 @@
         </w:rPr>
         <w:t>_o</w:t>
       </w:r>
-      <w:proofErr w:type="spellEnd"/>
       <w:r>
         <w:rPr>
           <w:rFonts w:cs="Arial"/>
@@ -16903,7 +15986,6 @@
         </w:rPr>
         <w:t xml:space="preserve"> at the end of the </w:t>
       </w:r>
-      <w:proofErr w:type="spellStart"/>
       <w:r>
         <w:rPr>
           <w:rFonts w:ascii="Courier New" w:hAnsi="Courier New" w:cs="Courier New"/>
@@ -16931,7 +16013,6 @@
         </w:rPr>
         <w:t>olf_core</w:t>
       </w:r>
-      <w:proofErr w:type="spellEnd"/>
       <w:r>
         <w:rPr>
           <w:rFonts w:cs="Arial"/>
@@ -16969,280 +16050,69 @@
           <w:rFonts w:ascii="Courier New" w:hAnsi="Courier New" w:cs="Courier New"/>
           <w:sz w:val="18"/>
         </w:rPr>
-        <w:t xml:space="preserve">module </w:t>
-      </w:r>
-      <w:proofErr w:type="spellStart"/>
+        <w:t>module bidirec (input wire oe, input wire inp, output wire outp, inout wire</w:t>
+      </w:r>
       <w:r>
         <w:rPr>
           <w:rFonts w:ascii="Courier New" w:hAnsi="Courier New" w:cs="Courier New"/>
           <w:sz w:val="18"/>
         </w:rPr>
-        <w:t>bidirec</w:t>
-      </w:r>
-      <w:proofErr w:type="spellEnd"/>
+        <w:t xml:space="preserve"> </w:t>
+      </w:r>
       <w:r>
         <w:rPr>
           <w:rFonts w:ascii="Courier New" w:hAnsi="Courier New" w:cs="Courier New"/>
           <w:sz w:val="18"/>
         </w:rPr>
-        <w:t xml:space="preserve"> (input wire </w:t>
-      </w:r>
-      <w:proofErr w:type="spellStart"/>
-      <w:r>
+        <w:t>bidir);</w:t>
+      </w:r>
+    </w:p>
+    <w:p>
+      <w:pPr>
+        <w:ind w:firstLine="720"/>
         <w:rPr>
           <w:rFonts w:ascii="Courier New" w:hAnsi="Courier New" w:cs="Courier New"/>
           <w:sz w:val="18"/>
         </w:rPr>
-        <w:t>oe</w:t>
-      </w:r>
-      <w:proofErr w:type="spellEnd"/>
+      </w:pPr>
       <w:r>
         <w:rPr>
           <w:rFonts w:ascii="Courier New" w:hAnsi="Courier New" w:cs="Courier New"/>
           <w:sz w:val="18"/>
         </w:rPr>
-        <w:t xml:space="preserve">, input wire </w:t>
-      </w:r>
-      <w:proofErr w:type="spellStart"/>
-      <w:r>
+        <w:t>assign bidir = oe ? inp : 1'bZ ;</w:t>
+      </w:r>
+    </w:p>
+    <w:p>
+      <w:pPr>
+        <w:ind w:firstLine="720"/>
         <w:rPr>
           <w:rFonts w:ascii="Courier New" w:hAnsi="Courier New" w:cs="Courier New"/>
           <w:sz w:val="18"/>
         </w:rPr>
-        <w:t>inp</w:t>
-      </w:r>
-      <w:proofErr w:type="spellEnd"/>
+      </w:pPr>
       <w:r>
         <w:rPr>
           <w:rFonts w:ascii="Courier New" w:hAnsi="Courier New" w:cs="Courier New"/>
           <w:sz w:val="18"/>
         </w:rPr>
-        <w:t xml:space="preserve">, output wire </w:t>
-      </w:r>
-      <w:proofErr w:type="spellStart"/>
-      <w:r>
+        <w:t>assign outp  = bidir;</w:t>
+      </w:r>
+    </w:p>
+    <w:p>
+      <w:pPr>
         <w:rPr>
           <w:rFonts w:ascii="Courier New" w:hAnsi="Courier New" w:cs="Courier New"/>
           <w:sz w:val="18"/>
         </w:rPr>
-        <w:t>outp</w:t>
-      </w:r>
-      <w:proofErr w:type="spellEnd"/>
+      </w:pPr>
       <w:r>
         <w:rPr>
           <w:rFonts w:ascii="Courier New" w:hAnsi="Courier New" w:cs="Courier New"/>
           <w:sz w:val="18"/>
         </w:rPr>
-        <w:t xml:space="preserve">, </w:t>
-      </w:r>
-      <w:proofErr w:type="spellStart"/>
-      <w:r>
-        <w:rPr>
-          <w:rFonts w:ascii="Courier New" w:hAnsi="Courier New" w:cs="Courier New"/>
-          <w:sz w:val="18"/>
-        </w:rPr>
-        <w:t>inout</w:t>
-      </w:r>
-      <w:proofErr w:type="spellEnd"/>
-      <w:r>
-        <w:rPr>
-          <w:rFonts w:ascii="Courier New" w:hAnsi="Courier New" w:cs="Courier New"/>
-          <w:sz w:val="18"/>
-        </w:rPr>
-        <w:t xml:space="preserve"> wire</w:t>
-      </w:r>
-      <w:r>
-        <w:rPr>
-          <w:rFonts w:ascii="Courier New" w:hAnsi="Courier New" w:cs="Courier New"/>
-          <w:sz w:val="18"/>
-        </w:rPr>
-        <w:t xml:space="preserve"> </w:t>
-      </w:r>
-      <w:proofErr w:type="spellStart"/>
-      <w:r>
-        <w:rPr>
-          <w:rFonts w:ascii="Courier New" w:hAnsi="Courier New" w:cs="Courier New"/>
-          <w:sz w:val="18"/>
-        </w:rPr>
-        <w:t>bidir</w:t>
-      </w:r>
-      <w:proofErr w:type="spellEnd"/>
-      <w:proofErr w:type="gramStart"/>
-      <w:r>
-        <w:rPr>
-          <w:rFonts w:ascii="Courier New" w:hAnsi="Courier New" w:cs="Courier New"/>
-          <w:sz w:val="18"/>
-        </w:rPr>
-        <w:t>);</w:t>
-      </w:r>
-      <w:proofErr w:type="gramEnd"/>
-    </w:p>
-    <w:p>
-      <w:pPr>
-        <w:ind w:firstLine="720"/>
-        <w:rPr>
-          <w:rFonts w:ascii="Courier New" w:hAnsi="Courier New" w:cs="Courier New"/>
-          <w:sz w:val="18"/>
-        </w:rPr>
-      </w:pPr>
-      <w:r>
-        <w:rPr>
-          <w:rFonts w:ascii="Courier New" w:hAnsi="Courier New" w:cs="Courier New"/>
-          <w:sz w:val="18"/>
-        </w:rPr>
-        <w:t xml:space="preserve">assign </w:t>
-      </w:r>
-      <w:proofErr w:type="spellStart"/>
-      <w:r>
-        <w:rPr>
-          <w:rFonts w:ascii="Courier New" w:hAnsi="Courier New" w:cs="Courier New"/>
-          <w:sz w:val="18"/>
-        </w:rPr>
-        <w:t>bidir</w:t>
-      </w:r>
-      <w:proofErr w:type="spellEnd"/>
-      <w:r>
-        <w:rPr>
-          <w:rFonts w:ascii="Courier New" w:hAnsi="Courier New" w:cs="Courier New"/>
-          <w:sz w:val="18"/>
-        </w:rPr>
-        <w:t xml:space="preserve"> = </w:t>
-      </w:r>
-      <w:proofErr w:type="spellStart"/>
-      <w:proofErr w:type="gramStart"/>
-      <w:r>
-        <w:rPr>
-          <w:rFonts w:ascii="Courier New" w:hAnsi="Courier New" w:cs="Courier New"/>
-          <w:sz w:val="18"/>
-        </w:rPr>
-        <w:t>oe</w:t>
-      </w:r>
-      <w:proofErr w:type="spellEnd"/>
-      <w:r>
-        <w:rPr>
-          <w:rFonts w:ascii="Courier New" w:hAnsi="Courier New" w:cs="Courier New"/>
-          <w:sz w:val="18"/>
-        </w:rPr>
-        <w:t xml:space="preserve"> ?</w:t>
-      </w:r>
-      <w:proofErr w:type="gramEnd"/>
-      <w:r>
-        <w:rPr>
-          <w:rFonts w:ascii="Courier New" w:hAnsi="Courier New" w:cs="Courier New"/>
-          <w:sz w:val="18"/>
-        </w:rPr>
-        <w:t xml:space="preserve"> </w:t>
-      </w:r>
-      <w:proofErr w:type="spellStart"/>
-      <w:proofErr w:type="gramStart"/>
-      <w:r>
-        <w:rPr>
-          <w:rFonts w:ascii="Courier New" w:hAnsi="Courier New" w:cs="Courier New"/>
-          <w:sz w:val="18"/>
-        </w:rPr>
-        <w:t>inp</w:t>
-      </w:r>
-      <w:proofErr w:type="spellEnd"/>
-      <w:r>
-        <w:rPr>
-          <w:rFonts w:ascii="Courier New" w:hAnsi="Courier New" w:cs="Courier New"/>
-          <w:sz w:val="18"/>
-        </w:rPr>
-        <w:t xml:space="preserve"> :</w:t>
-      </w:r>
-      <w:proofErr w:type="gramEnd"/>
-      <w:r>
-        <w:rPr>
-          <w:rFonts w:ascii="Courier New" w:hAnsi="Courier New" w:cs="Courier New"/>
-          <w:sz w:val="18"/>
-        </w:rPr>
-        <w:t xml:space="preserve"> 1'</w:t>
-      </w:r>
-      <w:proofErr w:type="gramStart"/>
-      <w:r>
-        <w:rPr>
-          <w:rFonts w:ascii="Courier New" w:hAnsi="Courier New" w:cs="Courier New"/>
-          <w:sz w:val="18"/>
-        </w:rPr>
-        <w:t>bZ ;</w:t>
-      </w:r>
-      <w:proofErr w:type="gramEnd"/>
-    </w:p>
-    <w:p>
-      <w:pPr>
-        <w:ind w:firstLine="720"/>
-        <w:rPr>
-          <w:rFonts w:ascii="Courier New" w:hAnsi="Courier New" w:cs="Courier New"/>
-          <w:sz w:val="18"/>
-        </w:rPr>
-      </w:pPr>
-      <w:r>
-        <w:rPr>
-          <w:rFonts w:ascii="Courier New" w:hAnsi="Courier New" w:cs="Courier New"/>
-          <w:sz w:val="18"/>
-        </w:rPr>
-        <w:t xml:space="preserve">assign </w:t>
-      </w:r>
-      <w:proofErr w:type="spellStart"/>
-      <w:proofErr w:type="gramStart"/>
-      <w:r>
-        <w:rPr>
-          <w:rFonts w:ascii="Courier New" w:hAnsi="Courier New" w:cs="Courier New"/>
-          <w:sz w:val="18"/>
-        </w:rPr>
-        <w:t>outp</w:t>
-      </w:r>
-      <w:proofErr w:type="spellEnd"/>
-      <w:r>
-        <w:rPr>
-          <w:rFonts w:ascii="Courier New" w:hAnsi="Courier New" w:cs="Courier New"/>
-          <w:sz w:val="18"/>
-        </w:rPr>
-        <w:t xml:space="preserve">  =</w:t>
-      </w:r>
-      <w:proofErr w:type="gramEnd"/>
-      <w:r>
-        <w:rPr>
-          <w:rFonts w:ascii="Courier New" w:hAnsi="Courier New" w:cs="Courier New"/>
-          <w:sz w:val="18"/>
-        </w:rPr>
-        <w:t xml:space="preserve"> </w:t>
-      </w:r>
-      <w:proofErr w:type="spellStart"/>
-      <w:proofErr w:type="gramStart"/>
-      <w:r>
-        <w:rPr>
-          <w:rFonts w:ascii="Courier New" w:hAnsi="Courier New" w:cs="Courier New"/>
-          <w:sz w:val="18"/>
-        </w:rPr>
-        <w:t>bidir</w:t>
-      </w:r>
-      <w:proofErr w:type="spellEnd"/>
-      <w:r>
-        <w:rPr>
-          <w:rFonts w:ascii="Courier New" w:hAnsi="Courier New" w:cs="Courier New"/>
-          <w:sz w:val="18"/>
-        </w:rPr>
-        <w:t>;</w:t>
-      </w:r>
-      <w:proofErr w:type="gramEnd"/>
-    </w:p>
-    <w:p>
-      <w:pPr>
-        <w:rPr>
-          <w:rFonts w:ascii="Courier New" w:hAnsi="Courier New" w:cs="Courier New"/>
-          <w:sz w:val="18"/>
-        </w:rPr>
-      </w:pPr>
-      <w:proofErr w:type="spellStart"/>
-      <w:r>
-        <w:rPr>
-          <w:rFonts w:ascii="Courier New" w:hAnsi="Courier New" w:cs="Courier New"/>
-          <w:sz w:val="18"/>
-        </w:rPr>
         <w:t>endmodule</w:t>
       </w:r>
-      <w:proofErr w:type="spellEnd"/>
     </w:p>
     <w:p/>
     <w:p>
@@ -17331,7 +16201,6 @@
         </w:rPr>
         <w:t xml:space="preserve"> (</w:t>
       </w:r>
-      <w:proofErr w:type="spellStart"/>
       <w:r>
         <w:rPr>
           <w:rFonts w:cs="Arial"/>
@@ -17350,7 +16219,6 @@
         </w:rPr>
         <w:t>o_data</w:t>
       </w:r>
-      <w:proofErr w:type="spellEnd"/>
       <w:r>
         <w:rPr>
           <w:rFonts w:cs="Arial"/>
@@ -17422,7 +16290,6 @@
         </w:rPr>
         <w:t>). Analyse the tri-state buffer for the two possible states of the enable signal (</w:t>
       </w:r>
-      <w:proofErr w:type="spellStart"/>
       <w:r>
         <w:rPr>
           <w:rFonts w:cs="Arial"/>
@@ -17432,7 +16299,6 @@
         </w:rPr>
         <w:t>oe</w:t>
       </w:r>
-      <w:proofErr w:type="spellEnd"/>
       <w:r>
         <w:rPr>
           <w:rFonts w:cs="Arial"/>
@@ -17440,7 +16306,6 @@
         </w:rPr>
         <w:t xml:space="preserve">=0 and </w:t>
       </w:r>
-      <w:proofErr w:type="spellStart"/>
       <w:r>
         <w:rPr>
           <w:rFonts w:cs="Arial"/>
@@ -17450,7 +16315,6 @@
         </w:rPr>
         <w:t>oe</w:t>
       </w:r>
-      <w:proofErr w:type="spellEnd"/>
       <w:r>
         <w:rPr>
           <w:rFonts w:cs="Arial"/>
@@ -17496,23 +16360,13 @@
           <w:sz w:val="20"/>
         </w:rPr>
       </w:pPr>
-      <w:proofErr w:type="gramStart"/>
-      <w:r>
-        <w:rPr>
-          <w:rFonts w:cs="Arial"/>
-          <w:bCs/>
-          <w:color w:val="00000A"/>
-        </w:rPr>
-        <w:t>Taking into account</w:t>
-      </w:r>
-      <w:proofErr w:type="gramEnd"/>
-      <w:r>
-        <w:rPr>
-          <w:rFonts w:cs="Arial"/>
-          <w:bCs/>
-          <w:color w:val="00000A"/>
-        </w:rPr>
-        <w:t xml:space="preserve"> </w:t>
+      <w:r>
+        <w:rPr>
+          <w:rFonts w:cs="Arial"/>
+          <w:bCs/>
+          <w:color w:val="00000A"/>
+        </w:rPr>
+        <w:t xml:space="preserve">Taking into account </w:t>
       </w:r>
       <w:r>
         <w:rPr>
@@ -17522,7 +16376,6 @@
         </w:rPr>
         <w:t xml:space="preserve">the connection between the GPIO module and the on-board LEDs/Switches, what values should the programmer assign to </w:t>
       </w:r>
-      <w:proofErr w:type="spellStart"/>
       <w:r>
         <w:rPr>
           <w:rFonts w:ascii="Courier New" w:hAnsi="Courier New" w:cs="Courier New"/>
@@ -17532,7 +16385,6 @@
         </w:rPr>
         <w:t>en_gpio</w:t>
       </w:r>
-      <w:proofErr w:type="spellEnd"/>
       <w:r>
         <w:rPr>
           <w:rFonts w:cs="Arial"/>
@@ -17590,27 +16442,8 @@
           <w:bCs/>
           <w:color w:val="00000A"/>
         </w:rPr>
-        <w:t xml:space="preserve">, </w:t>
-      </w:r>
-      <w:proofErr w:type="gramStart"/>
-      <w:r>
-        <w:rPr>
-          <w:rFonts w:cs="Arial"/>
-          <w:bCs/>
-          <w:color w:val="00000A"/>
-        </w:rPr>
-        <w:t>is connected with</w:t>
-      </w:r>
-      <w:proofErr w:type="gramEnd"/>
-      <w:r>
-        <w:rPr>
-          <w:rFonts w:cs="Arial"/>
-          <w:bCs/>
-          <w:color w:val="00000A"/>
-        </w:rPr>
-        <w:t xml:space="preserve"> </w:t>
-      </w:r>
-      <w:proofErr w:type="spellStart"/>
+        <w:t xml:space="preserve">, is connected with </w:t>
+      </w:r>
       <w:r>
         <w:rPr>
           <w:rFonts w:ascii="Courier New" w:hAnsi="Courier New" w:cs="Courier New"/>
@@ -17632,7 +16465,6 @@
         </w:rPr>
         <w:t>_o</w:t>
       </w:r>
-      <w:proofErr w:type="spellEnd"/>
       <w:r>
         <w:rPr>
           <w:rFonts w:cs="Arial"/>
@@ -17669,7 +16501,6 @@
         </w:rPr>
         <w:t xml:space="preserve">Connection between the GPIO and the </w:t>
       </w:r>
-      <w:proofErr w:type="spellStart"/>
       <w:r>
         <w:rPr>
           <w:rFonts w:cs="Arial"/>
@@ -17678,9 +16509,8 @@
           <w:sz w:val="24"/>
           <w:szCs w:val="24"/>
         </w:rPr>
-        <w:t>VeeR</w:t>
-      </w:r>
-      <w:proofErr w:type="spellEnd"/>
+        <w:t>VeeR EL2</w:t>
+      </w:r>
       <w:r>
         <w:rPr>
           <w:rFonts w:cs="Arial"/>
@@ -17689,16 +16519,6 @@
           <w:sz w:val="24"/>
           <w:szCs w:val="24"/>
         </w:rPr>
-        <w:t xml:space="preserve"> EL2</w:t>
-      </w:r>
-      <w:r>
-        <w:rPr>
-          <w:rFonts w:cs="Arial"/>
-          <w:b/>
-          <w:bCs/>
-          <w:sz w:val="24"/>
-          <w:szCs w:val="24"/>
-        </w:rPr>
         <w:t xml:space="preserve"> Core</w:t>
       </w:r>
     </w:p>
@@ -17780,7 +16600,143 @@
         </w:rPr>
         <w:t xml:space="preserve"> the </w:t>
       </w:r>
-      <w:proofErr w:type="spellStart"/>
+      <w:r>
+        <w:rPr>
+          <w:rFonts w:cs="Arial"/>
+          <w:color w:val="00000A"/>
+        </w:rPr>
+        <w:t>VeeR EL2</w:t>
+      </w:r>
+      <w:r>
+        <w:rPr>
+          <w:rFonts w:cs="Arial"/>
+          <w:color w:val="00000A"/>
+        </w:rPr>
+        <w:t xml:space="preserve"> Core through a </w:t>
+      </w:r>
+      <w:r>
+        <w:rPr>
+          <w:rFonts w:cs="Arial"/>
+          <w:color w:val="00000A"/>
+        </w:rPr>
+        <w:t>m</w:t>
+      </w:r>
+      <w:r>
+        <w:rPr>
+          <w:rFonts w:cs="Arial"/>
+          <w:color w:val="00000A"/>
+        </w:rPr>
+        <w:t xml:space="preserve">ultiplexer and a </w:t>
+      </w:r>
+      <w:r>
+        <w:rPr>
+          <w:rFonts w:cs="Arial"/>
+          <w:color w:val="00000A"/>
+        </w:rPr>
+        <w:t>b</w:t>
+      </w:r>
+      <w:r>
+        <w:rPr>
+          <w:rFonts w:cs="Arial"/>
+          <w:color w:val="00000A"/>
+        </w:rPr>
+        <w:t xml:space="preserve">ridge. The </w:t>
+      </w:r>
+      <w:r>
+        <w:rPr>
+          <w:rFonts w:cs="Arial"/>
+          <w:color w:val="00000A"/>
+        </w:rPr>
+        <w:t xml:space="preserve">multiplexer </w:t>
+      </w:r>
+      <w:r>
+        <w:rPr>
+          <w:rFonts w:cs="Arial"/>
+          <w:color w:val="00000A"/>
+        </w:rPr>
+        <w:t xml:space="preserve">selects one among the </w:t>
+      </w:r>
+      <w:r>
+        <w:rPr>
+          <w:rFonts w:cs="Arial"/>
+          <w:i/>
+          <w:iCs/>
+          <w:color w:val="00000A"/>
+        </w:rPr>
+        <w:t>N</w:t>
+      </w:r>
+      <w:r>
+        <w:rPr>
+          <w:rFonts w:cs="Arial"/>
+          <w:color w:val="00000A"/>
+        </w:rPr>
+        <w:t xml:space="preserve"> possible peripherals (in our case, </w:t>
+      </w:r>
+      <w:r>
+        <w:rPr>
+          <w:rFonts w:cs="Arial"/>
+          <w:i/>
+          <w:iCs/>
+          <w:color w:val="00000A"/>
+        </w:rPr>
+        <w:t>N</w:t>
+      </w:r>
+      <w:r>
+        <w:rPr>
+          <w:rFonts w:cs="Arial"/>
+          <w:color w:val="00000A"/>
+        </w:rPr>
+        <w:t xml:space="preserve"> </w:t>
+      </w:r>
+      <w:r>
+        <w:rPr>
+          <w:rFonts w:cs="Arial"/>
+          <w:color w:val="00000A"/>
+        </w:rPr>
+        <w:t>=</w:t>
+      </w:r>
+      <w:r>
+        <w:rPr>
+          <w:rFonts w:cs="Arial"/>
+          <w:color w:val="00000A"/>
+        </w:rPr>
+        <w:t xml:space="preserve"> </w:t>
+      </w:r>
+      <w:r>
+        <w:rPr>
+          <w:rFonts w:cs="Arial"/>
+          <w:color w:val="00000A"/>
+        </w:rPr>
+        <w:t>7</w:t>
+      </w:r>
+      <w:r>
+        <w:rPr>
+          <w:rFonts w:cs="Arial"/>
+          <w:color w:val="00000A"/>
+        </w:rPr>
+        <w:t xml:space="preserve">), depending on the address generated by the CPU. </w:t>
+      </w:r>
+      <w:r>
+        <w:rPr>
+          <w:rFonts w:cs="Arial"/>
+          <w:color w:val="00000A"/>
+        </w:rPr>
+        <w:t xml:space="preserve">The </w:t>
+      </w:r>
+      <w:r>
+        <w:rPr>
+          <w:rFonts w:cs="Arial"/>
+          <w:color w:val="00000A"/>
+        </w:rPr>
+        <w:t xml:space="preserve">bridge </w:t>
+      </w:r>
+      <w:r>
+        <w:rPr>
+          <w:rFonts w:cs="Arial"/>
+          <w:color w:val="00000A"/>
+        </w:rPr>
+        <w:t xml:space="preserve">translates the Wishbone signals used by the device controllers to the AXI4 signals used by the </w:t>
+      </w:r>
       <w:r>
         <w:rPr>
           <w:rFonts w:cs="Arial"/>
@@ -17788,166 +16744,35 @@
         </w:rPr>
         <w:t>VeeR</w:t>
       </w:r>
-      <w:proofErr w:type="spellEnd"/>
-      <w:r>
-        <w:rPr>
-          <w:rFonts w:cs="Arial"/>
-          <w:color w:val="00000A"/>
-        </w:rPr>
-        <w:t xml:space="preserve"> EL2</w:t>
-      </w:r>
-      <w:r>
-        <w:rPr>
-          <w:rFonts w:cs="Arial"/>
-          <w:color w:val="00000A"/>
-        </w:rPr>
-        <w:t xml:space="preserve"> Core through a </w:t>
-      </w:r>
-      <w:r>
-        <w:rPr>
-          <w:rFonts w:cs="Arial"/>
-          <w:color w:val="00000A"/>
-        </w:rPr>
-        <w:t>m</w:t>
-      </w:r>
-      <w:r>
-        <w:rPr>
-          <w:rFonts w:cs="Arial"/>
-          <w:color w:val="00000A"/>
-        </w:rPr>
-        <w:t xml:space="preserve">ultiplexer and a </w:t>
-      </w:r>
-      <w:r>
-        <w:rPr>
-          <w:rFonts w:cs="Arial"/>
-          <w:color w:val="00000A"/>
-        </w:rPr>
-        <w:t>b</w:t>
-      </w:r>
-      <w:r>
-        <w:rPr>
-          <w:rFonts w:cs="Arial"/>
-          <w:color w:val="00000A"/>
-        </w:rPr>
-        <w:t xml:space="preserve">ridge. The </w:t>
-      </w:r>
-      <w:r>
-        <w:rPr>
-          <w:rFonts w:cs="Arial"/>
-          <w:color w:val="00000A"/>
-        </w:rPr>
-        <w:t xml:space="preserve">multiplexer </w:t>
-      </w:r>
-      <w:r>
-        <w:rPr>
-          <w:rFonts w:cs="Arial"/>
-          <w:color w:val="00000A"/>
-        </w:rPr>
-        <w:t xml:space="preserve">selects one among the </w:t>
-      </w:r>
-      <w:r>
-        <w:rPr>
-          <w:rFonts w:cs="Arial"/>
+      <w:r>
+        <w:rPr>
+          <w:rFonts w:cs="Arial"/>
+          <w:color w:val="00000A"/>
+        </w:rPr>
+        <w:t xml:space="preserve"> Core and vice versa</w:t>
+      </w:r>
+      <w:r>
+        <w:rPr>
+          <w:rFonts w:cs="Arial"/>
+          <w:color w:val="00000A"/>
+        </w:rPr>
+        <w:t xml:space="preserve"> (implemented in file </w:t>
+      </w:r>
+      <w:r>
+        <w:rPr>
           <w:i/>
           <w:iCs/>
           <w:color w:val="00000A"/>
         </w:rPr>
-        <w:t>N</w:t>
-      </w:r>
-      <w:r>
-        <w:rPr>
-          <w:rFonts w:cs="Arial"/>
-          <w:color w:val="00000A"/>
-        </w:rPr>
-        <w:t xml:space="preserve"> possible peripherals (in our case, </w:t>
-      </w:r>
-      <w:r>
-        <w:rPr>
-          <w:rFonts w:cs="Arial"/>
+        <w:t>[RVfpgaEL2</w:t>
+      </w:r>
+      <w:r>
+        <w:rPr>
           <w:i/>
           <w:iCs/>
           <w:color w:val="00000A"/>
         </w:rPr>
-        <w:t>N</w:t>
-      </w:r>
-      <w:r>
-        <w:rPr>
-          <w:rFonts w:cs="Arial"/>
-          <w:color w:val="00000A"/>
-        </w:rPr>
-        <w:t xml:space="preserve"> </w:t>
-      </w:r>
-      <w:r>
-        <w:rPr>
-          <w:rFonts w:cs="Arial"/>
-          <w:color w:val="00000A"/>
-        </w:rPr>
-        <w:t>=</w:t>
-      </w:r>
-      <w:r>
-        <w:rPr>
-          <w:rFonts w:cs="Arial"/>
-          <w:color w:val="00000A"/>
-        </w:rPr>
-        <w:t xml:space="preserve"> </w:t>
-      </w:r>
-      <w:r>
-        <w:rPr>
-          <w:rFonts w:cs="Arial"/>
-          <w:color w:val="00000A"/>
-        </w:rPr>
-        <w:t>7</w:t>
-      </w:r>
-      <w:r>
-        <w:rPr>
-          <w:rFonts w:cs="Arial"/>
-          <w:color w:val="00000A"/>
-        </w:rPr>
-        <w:t xml:space="preserve">), depending on the address generated by the CPU. </w:t>
-      </w:r>
-      <w:r>
-        <w:rPr>
-          <w:rFonts w:cs="Arial"/>
-          <w:color w:val="00000A"/>
-        </w:rPr>
-        <w:t xml:space="preserve">The </w:t>
-      </w:r>
-      <w:r>
-        <w:rPr>
-          <w:rFonts w:cs="Arial"/>
-          <w:color w:val="00000A"/>
-        </w:rPr>
-        <w:t xml:space="preserve">bridge </w:t>
-      </w:r>
-      <w:r>
-        <w:rPr>
-          <w:rFonts w:cs="Arial"/>
-          <w:color w:val="00000A"/>
-        </w:rPr>
-        <w:t xml:space="preserve">translates the Wishbone signals used by the device controllers to the AXI4 signals used by the </w:t>
-      </w:r>
-      <w:proofErr w:type="spellStart"/>
-      <w:r>
-        <w:rPr>
-          <w:rFonts w:cs="Arial"/>
-          <w:color w:val="00000A"/>
-        </w:rPr>
-        <w:t>VeeR</w:t>
-      </w:r>
-      <w:proofErr w:type="spellEnd"/>
-      <w:r>
-        <w:rPr>
-          <w:rFonts w:cs="Arial"/>
-          <w:color w:val="00000A"/>
-        </w:rPr>
-        <w:t xml:space="preserve"> Core and vice versa</w:t>
-      </w:r>
-      <w:r>
-        <w:rPr>
-          <w:rFonts w:cs="Arial"/>
-          <w:color w:val="00000A"/>
-        </w:rPr>
-        <w:t xml:space="preserve"> (implemented in file </w:t>
+        <w:t xml:space="preserve">Nexys </w:t>
       </w:r>
       <w:r>
         <w:rPr>
@@ -17955,7 +16780,7 @@
           <w:iCs/>
           <w:color w:val="00000A"/>
         </w:rPr>
-        <w:t>[RVfpgaEL2</w:t>
+        <w:t>Video</w:t>
       </w:r>
       <w:r>
         <w:rPr>
@@ -17963,15 +16788,7 @@
           <w:iCs/>
           <w:color w:val="00000A"/>
         </w:rPr>
-        <w:t>Nexys Video</w:t>
-      </w:r>
-      <w:r>
-        <w:rPr>
-          <w:i/>
-          <w:iCs/>
-          <w:color w:val="00000A"/>
-        </w:rPr>
-        <w:t>VideoNoDDRPath]</w:t>
+        <w:t>NoDDRPath]</w:t>
       </w:r>
       <w:r>
         <w:rPr>
@@ -18155,7 +16972,7 @@
           <w:iCs/>
           <w:color w:val="00000A"/>
         </w:rPr>
-        <w:t>Nexys Video</w:t>
+        <w:t xml:space="preserve">Nexys </w:t>
       </w:r>
       <w:r>
         <w:rPr>
@@ -18163,7 +16980,7 @@
           <w:iCs/>
           <w:color w:val="00000A"/>
         </w:rPr>
-        <w:t>VideoNoDDRPath]</w:t>
+        <w:t>Video</w:t>
       </w:r>
       <w:r>
         <w:rPr>
@@ -18171,6 +16988,14 @@
           <w:iCs/>
           <w:color w:val="00000A"/>
         </w:rPr>
+        <w:t>NoDDRPath]</w:t>
+      </w:r>
+      <w:r>
+        <w:rPr>
+          <w:i/>
+          <w:iCs/>
+          <w:color w:val="00000A"/>
+        </w:rPr>
         <w:t>/</w:t>
       </w:r>
       <w:r>
@@ -18203,7 +17028,6 @@
         </w:rPr>
         <w:t xml:space="preserve">. Then, the </w:t>
       </w:r>
-      <w:proofErr w:type="spellStart"/>
       <w:r>
         <w:rPr>
           <w:b/>
@@ -18212,7 +17036,6 @@
         </w:rPr>
         <w:t>wb_intercon</w:t>
       </w:r>
-      <w:proofErr w:type="spellEnd"/>
       <w:r>
         <w:rPr>
           <w:color w:val="00000A"/>
@@ -18240,7 +17063,7 @@
           <w:iCs/>
           <w:color w:val="00000A"/>
         </w:rPr>
-        <w:t>Nexys Video</w:t>
+        <w:t xml:space="preserve">Nexys </w:t>
       </w:r>
       <w:r>
         <w:rPr>
@@ -18248,7 +17071,7 @@
           <w:iCs/>
           <w:color w:val="00000A"/>
         </w:rPr>
-        <w:t>VideoNoDDRPath]</w:t>
+        <w:t>Video</w:t>
       </w:r>
       <w:r>
         <w:rPr>
@@ -18256,6 +17079,14 @@
           <w:iCs/>
           <w:color w:val="00000A"/>
         </w:rPr>
+        <w:t>NoDDRPath]</w:t>
+      </w:r>
+      <w:r>
+        <w:rPr>
+          <w:i/>
+          <w:iCs/>
+          <w:color w:val="00000A"/>
+        </w:rPr>
         <w:t>/</w:t>
       </w:r>
       <w:r>
@@ -18294,7 +17125,6 @@
         </w:rPr>
         <w:t xml:space="preserve">the </w:t>
       </w:r>
-      <w:proofErr w:type="spellStart"/>
       <w:r>
         <w:rPr>
           <w:b/>
@@ -18311,7 +17141,6 @@
         </w:rPr>
         <w:t>olf_core</w:t>
       </w:r>
-      <w:proofErr w:type="spellEnd"/>
       <w:r>
         <w:rPr>
           <w:color w:val="00000A"/>
@@ -18346,7 +17175,6 @@
         </w:rPr>
         <w:t xml:space="preserve">Nexys </w:t>
       </w:r>
-      <w:proofErr w:type="spellStart"/>
       <w:r>
         <w:rPr>
           <w:i/>
@@ -18361,16 +17189,15 @@
           <w:iCs/>
           <w:color w:val="00000A"/>
         </w:rPr>
-        <w:t>VideoNoDDRPath</w:t>
-      </w:r>
-      <w:proofErr w:type="spellEnd"/>
+        <w:t>NoDDRPath]</w:t>
+      </w:r>
       <w:r>
         <w:rPr>
           <w:i/>
           <w:iCs/>
           <w:color w:val="00000A"/>
         </w:rPr>
-        <w:t>]</w:t>
+        <w:t>/</w:t>
       </w:r>
       <w:r>
         <w:rPr>
@@ -18378,54 +17205,32 @@
           <w:iCs/>
           <w:color w:val="00000A"/>
         </w:rPr>
+        <w:t>src/</w:t>
+      </w:r>
+      <w:r>
+        <w:rPr>
+          <w:i/>
+          <w:iCs/>
+          <w:color w:val="00000A"/>
+        </w:rPr>
+        <w:t>VeeRwolf</w:t>
+      </w:r>
+      <w:r>
+        <w:rPr>
+          <w:i/>
+          <w:iCs/>
+          <w:color w:val="00000A"/>
+        </w:rPr>
         <w:t>/</w:t>
       </w:r>
-      <w:proofErr w:type="spellStart"/>
       <w:r>
         <w:rPr>
           <w:i/>
           <w:iCs/>
           <w:color w:val="00000A"/>
         </w:rPr>
-        <w:t>src</w:t>
-      </w:r>
-      <w:proofErr w:type="spellEnd"/>
-      <w:r>
-        <w:rPr>
-          <w:i/>
-          <w:iCs/>
-          <w:color w:val="00000A"/>
-        </w:rPr>
-        <w:t>/</w:t>
-      </w:r>
-      <w:proofErr w:type="spellStart"/>
-      <w:r>
-        <w:rPr>
-          <w:i/>
-          <w:iCs/>
-          <w:color w:val="00000A"/>
-        </w:rPr>
-        <w:t>VeeRwolf</w:t>
-      </w:r>
-      <w:proofErr w:type="spellEnd"/>
-      <w:r>
-        <w:rPr>
-          <w:i/>
-          <w:iCs/>
-          <w:color w:val="00000A"/>
-        </w:rPr>
-        <w:t>/</w:t>
-      </w:r>
-      <w:proofErr w:type="spellStart"/>
-      <w:r>
-        <w:rPr>
-          <w:i/>
-          <w:iCs/>
-          <w:color w:val="00000A"/>
-        </w:rPr>
         <w:t>veerwolf_core.v</w:t>
       </w:r>
-      <w:proofErr w:type="spellEnd"/>
       <w:r>
         <w:rPr>
           <w:color w:val="00000A"/>
@@ -18550,24 +17355,13 @@
       <w:r>
         <w:t xml:space="preserve"> (</w:t>
       </w:r>
-      <w:proofErr w:type="spellStart"/>
-      <w:r>
-        <w:rPr>
-          <w:i/>
-          <w:color w:val="00000A"/>
-        </w:rPr>
-        <w:t>wb_</w:t>
-      </w:r>
-      <w:proofErr w:type="gramStart"/>
-      <w:r>
-        <w:rPr>
-          <w:i/>
-          <w:color w:val="00000A"/>
-        </w:rPr>
-        <w:t>intercon.v</w:t>
-      </w:r>
-      <w:proofErr w:type="spellEnd"/>
-      <w:proofErr w:type="gramEnd"/>
+      <w:r>
+        <w:rPr>
+          <w:i/>
+          <w:color w:val="00000A"/>
+        </w:rPr>
+        <w:t>wb_intercon.v</w:t>
+      </w:r>
       <w:r>
         <w:t>)</w:t>
       </w:r>
@@ -18617,146 +17411,103 @@
         </w:rPr>
         <w:t>(</w:t>
       </w:r>
-      <w:proofErr w:type="spellStart"/>
       <w:r>
         <w:rPr>
           <w:rFonts w:ascii="Courier New" w:hAnsi="Courier New" w:cs="Courier New"/>
           <w:color w:val="00000A"/>
         </w:rPr>
-        <w:t>wb_io</w:t>
-      </w:r>
-      <w:proofErr w:type="spellEnd"/>
+        <w:t>wb_io_*</w:t>
+      </w:r>
+      <w:r>
+        <w:rPr>
+          <w:rFonts w:cs="Arial"/>
+          <w:color w:val="00000A"/>
+        </w:rPr>
+        <w:t xml:space="preserve"> signals</w:t>
+      </w:r>
+      <w:r>
+        <w:rPr>
+          <w:rFonts w:cs="Arial"/>
+          <w:color w:val="00000A"/>
+        </w:rPr>
+        <w:t>)</w:t>
+      </w:r>
+      <w:r>
+        <w:rPr>
+          <w:rFonts w:cs="Arial"/>
+          <w:color w:val="00000A"/>
+        </w:rPr>
+        <w:t xml:space="preserve"> with the Wishbone Bus of one </w:t>
+      </w:r>
+      <w:r>
+        <w:rPr>
+          <w:rFonts w:cs="Arial"/>
+          <w:color w:val="00000A"/>
+        </w:rPr>
+        <w:t>peripheral</w:t>
+      </w:r>
+      <w:r>
+        <w:rPr>
+          <w:rFonts w:cs="Arial"/>
+          <w:color w:val="00000A"/>
+        </w:rPr>
+        <w:t>, depending on the address</w:t>
+      </w:r>
+      <w:r>
+        <w:rPr>
+          <w:rFonts w:cs="Arial"/>
+          <w:color w:val="00000A"/>
+        </w:rPr>
+        <w:t xml:space="preserve">. For example, if the address generated by the CPU is in the range </w:t>
+      </w:r>
+      <w:r>
+        <w:rPr>
+          <w:rFonts w:cs="Arial"/>
+          <w:color w:val="00000A"/>
+        </w:rPr>
+        <w:t>0x80001400-0x8000143F, the GPIO</w:t>
+      </w:r>
+      <w:r>
+        <w:rPr>
+          <w:rFonts w:cs="Arial"/>
+          <w:color w:val="00000A"/>
+        </w:rPr>
+        <w:t xml:space="preserve"> peripheral is selected, and thus signals </w:t>
+      </w:r>
       <w:r>
         <w:rPr>
           <w:rFonts w:ascii="Courier New" w:hAnsi="Courier New" w:cs="Courier New"/>
           <w:color w:val="00000A"/>
         </w:rPr>
-        <w:t>_*</w:t>
-      </w:r>
-      <w:r>
-        <w:rPr>
-          <w:rFonts w:cs="Arial"/>
-          <w:color w:val="00000A"/>
-        </w:rPr>
-        <w:t xml:space="preserve"> signals</w:t>
-      </w:r>
-      <w:r>
-        <w:rPr>
-          <w:rFonts w:cs="Arial"/>
-          <w:color w:val="00000A"/>
-        </w:rPr>
-        <w:t>)</w:t>
-      </w:r>
-      <w:r>
-        <w:rPr>
-          <w:rFonts w:cs="Arial"/>
-          <w:color w:val="00000A"/>
-        </w:rPr>
-        <w:t xml:space="preserve"> with the Wishbone Bus of one </w:t>
-      </w:r>
-      <w:r>
-        <w:rPr>
-          <w:rFonts w:cs="Arial"/>
-          <w:color w:val="00000A"/>
-        </w:rPr>
-        <w:t>peripheral</w:t>
-      </w:r>
-      <w:r>
-        <w:rPr>
-          <w:rFonts w:cs="Arial"/>
-          <w:color w:val="00000A"/>
-        </w:rPr>
-        <w:t>, depending on the address</w:t>
-      </w:r>
-      <w:r>
-        <w:rPr>
-          <w:rFonts w:cs="Arial"/>
-          <w:color w:val="00000A"/>
-        </w:rPr>
-        <w:t xml:space="preserve">. For example, if the address generated by the CPU is in the range </w:t>
-      </w:r>
-      <w:r>
-        <w:rPr>
-          <w:rFonts w:cs="Arial"/>
-          <w:color w:val="00000A"/>
-        </w:rPr>
-        <w:t>0x80001400-0x8000143F, the GPIO</w:t>
-      </w:r>
-      <w:r>
-        <w:rPr>
-          <w:rFonts w:cs="Arial"/>
-          <w:color w:val="00000A"/>
-        </w:rPr>
-        <w:t xml:space="preserve"> peripheral is selected, and thus signals </w:t>
-      </w:r>
-      <w:proofErr w:type="spellStart"/>
+        <w:t>wb_io_*</w:t>
+      </w:r>
+      <w:r>
+        <w:rPr>
+          <w:rFonts w:cs="Arial"/>
+          <w:color w:val="00000A"/>
+        </w:rPr>
+        <w:t xml:space="preserve"> </w:t>
+      </w:r>
+      <w:r>
+        <w:rPr>
+          <w:rFonts w:cs="Arial"/>
+          <w:color w:val="00000A"/>
+        </w:rPr>
+        <w:t>will be</w:t>
+      </w:r>
+      <w:r>
+        <w:rPr>
+          <w:rFonts w:cs="Arial"/>
+          <w:color w:val="00000A"/>
+        </w:rPr>
+        <w:t xml:space="preserve"> connected with signals </w:t>
+      </w:r>
       <w:r>
         <w:rPr>
           <w:rFonts w:ascii="Courier New" w:hAnsi="Courier New" w:cs="Courier New"/>
           <w:color w:val="00000A"/>
         </w:rPr>
-        <w:t>wb_io</w:t>
-      </w:r>
-      <w:proofErr w:type="spellEnd"/>
-      <w:r>
-        <w:rPr>
-          <w:rFonts w:ascii="Courier New" w:hAnsi="Courier New" w:cs="Courier New"/>
-          <w:color w:val="00000A"/>
-        </w:rPr>
-        <w:t>_*</w:t>
-      </w:r>
-      <w:r>
-        <w:rPr>
-          <w:rFonts w:cs="Arial"/>
-          <w:color w:val="00000A"/>
-        </w:rPr>
-        <w:t xml:space="preserve"> </w:t>
-      </w:r>
-      <w:r>
-        <w:rPr>
-          <w:rFonts w:cs="Arial"/>
-          <w:color w:val="00000A"/>
-        </w:rPr>
-        <w:t xml:space="preserve">will </w:t>
-      </w:r>
-      <w:proofErr w:type="gramStart"/>
-      <w:r>
-        <w:rPr>
-          <w:rFonts w:cs="Arial"/>
-          <w:color w:val="00000A"/>
-        </w:rPr>
-        <w:t>be</w:t>
-      </w:r>
-      <w:r>
-        <w:rPr>
-          <w:rFonts w:cs="Arial"/>
-          <w:color w:val="00000A"/>
-        </w:rPr>
-        <w:t xml:space="preserve"> connected with</w:t>
-      </w:r>
-      <w:proofErr w:type="gramEnd"/>
-      <w:r>
-        <w:rPr>
-          <w:rFonts w:cs="Arial"/>
-          <w:color w:val="00000A"/>
-        </w:rPr>
-        <w:t xml:space="preserve"> signals </w:t>
-      </w:r>
-      <w:proofErr w:type="spellStart"/>
-      <w:r>
-        <w:rPr>
-          <w:rFonts w:ascii="Courier New" w:hAnsi="Courier New" w:cs="Courier New"/>
-          <w:color w:val="00000A"/>
-        </w:rPr>
-        <w:t>wb_gpio</w:t>
-      </w:r>
-      <w:proofErr w:type="spellEnd"/>
-      <w:r>
-        <w:rPr>
-          <w:rFonts w:ascii="Courier New" w:hAnsi="Courier New" w:cs="Courier New"/>
-          <w:color w:val="00000A"/>
-        </w:rPr>
-        <w:t>_*</w:t>
+        <w:t>wb_gpio_*</w:t>
       </w:r>
       <w:r>
         <w:rPr>
@@ -18833,7 +17584,7 @@
           <w:iCs/>
           <w:color w:val="00000A"/>
         </w:rPr>
-        <w:t>Nexys Video</w:t>
+        <w:t xml:space="preserve">Nexys </w:t>
       </w:r>
       <w:r>
         <w:rPr>
@@ -18842,7 +17593,16 @@
           <w:iCs/>
           <w:color w:val="00000A"/>
         </w:rPr>
-        <w:t>VideoNoDDRPath]</w:t>
+        <w:t>Video</w:t>
+      </w:r>
+      <w:r>
+        <w:rPr>
+          <w:rFonts w:cs="Arial"/>
+          <w:i/>
+          <w:iCs/>
+          <w:color w:val="00000A"/>
+        </w:rPr>
+        <w:t>NoDDRPath]</w:t>
       </w:r>
       <w:r>
         <w:rPr>
@@ -19030,7 +17790,6 @@
         </w:rPr>
         <w:t>related signals (</w:t>
       </w:r>
-      <w:proofErr w:type="spellStart"/>
       <w:r>
         <w:rPr>
           <w:rFonts w:cs="Arial"/>
@@ -19056,17 +17815,7 @@
           <w:i/>
           <w:color w:val="00000A"/>
         </w:rPr>
-        <w:t>io</w:t>
-      </w:r>
-      <w:proofErr w:type="spellEnd"/>
-      <w:r>
-        <w:rPr>
-          <w:rFonts w:cs="Arial"/>
-          <w:bCs/>
-          <w:i/>
-          <w:color w:val="00000A"/>
-        </w:rPr>
-        <w:t>_*</w:t>
+        <w:t>io_*</w:t>
       </w:r>
       <w:r>
         <w:rPr>
@@ -19124,7 +17873,7 @@
           <w:sz w:val="16"/>
           <w:szCs w:val="16"/>
         </w:rPr>
-        <w:t>Nexys Video</w:t>
+        <w:t xml:space="preserve">Nexys </w:t>
       </w:r>
       <w:r>
         <w:rPr>
@@ -19134,7 +17883,7 @@
           <w:sz w:val="16"/>
           <w:szCs w:val="16"/>
         </w:rPr>
-        <w:t>VideoNoDDRPath]</w:t>
+        <w:t>Video</w:t>
       </w:r>
       <w:r>
         <w:rPr>
@@ -19144,18 +17893,17 @@
           <w:sz w:val="16"/>
           <w:szCs w:val="16"/>
         </w:rPr>
-        <w:t>/</w:t>
-      </w:r>
-      <w:r>
-        <w:rPr>
-          <w:rFonts w:cs="Arial"/>
-          <w:bCs/>
-          <w:i/>
-          <w:color w:val="00000A"/>
+        <w:t>NoDDRPath]</w:t>
+      </w:r>
+      <w:r>
+        <w:rPr>
+          <w:rFonts w:eastAsia="Arial" w:cs="Arial"/>
+          <w:i/>
+          <w:iCs/>
           <w:sz w:val="16"/>
           <w:szCs w:val="16"/>
         </w:rPr>
-        <w:t>src/</w:t>
+        <w:t>/</w:t>
       </w:r>
       <w:r>
         <w:rPr>
@@ -19166,7 +17914,7 @@
           <w:sz w:val="16"/>
           <w:szCs w:val="16"/>
         </w:rPr>
-        <w:t>VeeRwolf</w:t>
+        <w:t>src/</w:t>
       </w:r>
       <w:r>
         <w:rPr>
@@ -19177,7 +17925,7 @@
           <w:sz w:val="16"/>
           <w:szCs w:val="16"/>
         </w:rPr>
-        <w:t>/Peripherals/SystemController/</w:t>
+        <w:t>VeeRwolf</w:t>
       </w:r>
       <w:r>
         <w:rPr>
@@ -19188,9 +17936,8 @@
           <w:sz w:val="16"/>
           <w:szCs w:val="16"/>
         </w:rPr>
-        <w:t>veerwolf_</w:t>
-      </w:r>
-      <w:proofErr w:type="gramStart"/>
+        <w:t>/Peripherals/SystemController/</w:t>
+      </w:r>
       <w:r>
         <w:rPr>
           <w:rFonts w:cs="Arial"/>
@@ -19200,9 +17947,8 @@
           <w:sz w:val="16"/>
           <w:szCs w:val="16"/>
         </w:rPr>
-        <w:t>syscon.v</w:t>
-      </w:r>
-      <w:proofErr w:type="gramEnd"/>
+        <w:t>veerwolf_syscon.v</w:t>
+      </w:r>
     </w:p>
     <w:p>
       <w:pPr>
@@ -19251,7 +17997,7 @@
           <w:sz w:val="16"/>
           <w:szCs w:val="16"/>
         </w:rPr>
-        <w:t>Nexys Video</w:t>
+        <w:t xml:space="preserve">Nexys </w:t>
       </w:r>
       <w:r>
         <w:rPr>
@@ -19261,7 +18007,7 @@
           <w:sz w:val="16"/>
           <w:szCs w:val="16"/>
         </w:rPr>
-        <w:t>VideoNoDDRPath]</w:t>
+        <w:t>Video</w:t>
       </w:r>
       <w:r>
         <w:rPr>
@@ -19271,18 +18017,17 @@
           <w:sz w:val="16"/>
           <w:szCs w:val="16"/>
         </w:rPr>
-        <w:t>/</w:t>
-      </w:r>
-      <w:r>
-        <w:rPr>
-          <w:rFonts w:cs="Arial"/>
-          <w:bCs/>
-          <w:i/>
-          <w:color w:val="00000A"/>
+        <w:t>NoDDRPath]</w:t>
+      </w:r>
+      <w:r>
+        <w:rPr>
+          <w:rFonts w:eastAsia="Arial" w:cs="Arial"/>
+          <w:i/>
+          <w:iCs/>
           <w:sz w:val="16"/>
           <w:szCs w:val="16"/>
         </w:rPr>
-        <w:t>src/</w:t>
+        <w:t>/</w:t>
       </w:r>
       <w:r>
         <w:rPr>
@@ -19293,7 +18038,7 @@
           <w:sz w:val="16"/>
           <w:szCs w:val="16"/>
         </w:rPr>
-        <w:t>VeeRwolf</w:t>
+        <w:t>src/</w:t>
       </w:r>
       <w:r>
         <w:rPr>
@@ -19304,9 +18049,8 @@
           <w:sz w:val="16"/>
           <w:szCs w:val="16"/>
         </w:rPr>
-        <w:t>/Interconnect/WishboneInterconnect/wb_</w:t>
-      </w:r>
-      <w:proofErr w:type="gramStart"/>
+        <w:t>VeeRwolf</w:t>
+      </w:r>
       <w:r>
         <w:rPr>
           <w:rFonts w:cs="Arial"/>
@@ -19316,9 +18060,8 @@
           <w:sz w:val="16"/>
           <w:szCs w:val="16"/>
         </w:rPr>
-        <w:t>intercon.v</w:t>
-      </w:r>
-      <w:proofErr w:type="gramEnd"/>
+        <w:t>/Interconnect/WishboneInterconnect/wb_intercon.v</w:t>
+      </w:r>
     </w:p>
     <w:p>
       <w:pPr>
@@ -19367,7 +18110,7 @@
           <w:sz w:val="16"/>
           <w:szCs w:val="16"/>
         </w:rPr>
-        <w:t>Nexys Video</w:t>
+        <w:t xml:space="preserve">Nexys </w:t>
       </w:r>
       <w:r>
         <w:rPr>
@@ -19377,7 +18120,7 @@
           <w:sz w:val="16"/>
           <w:szCs w:val="16"/>
         </w:rPr>
-        <w:t>VideoNoDDRPath]</w:t>
+        <w:t>Video</w:t>
       </w:r>
       <w:r>
         <w:rPr>
@@ -19387,18 +18130,17 @@
           <w:sz w:val="16"/>
           <w:szCs w:val="16"/>
         </w:rPr>
-        <w:t>/</w:t>
-      </w:r>
-      <w:r>
-        <w:rPr>
-          <w:rFonts w:cs="Arial"/>
-          <w:bCs/>
-          <w:i/>
-          <w:color w:val="00000A"/>
+        <w:t>NoDDRPath]</w:t>
+      </w:r>
+      <w:r>
+        <w:rPr>
+          <w:rFonts w:eastAsia="Arial" w:cs="Arial"/>
+          <w:i/>
+          <w:iCs/>
           <w:sz w:val="16"/>
           <w:szCs w:val="16"/>
         </w:rPr>
-        <w:t>src/</w:t>
+        <w:t>/</w:t>
       </w:r>
       <w:r>
         <w:rPr>
@@ -19409,7 +18151,7 @@
           <w:sz w:val="16"/>
           <w:szCs w:val="16"/>
         </w:rPr>
-        <w:t>VeeRwolf</w:t>
+        <w:t>src/</w:t>
       </w:r>
       <w:r>
         <w:rPr>
@@ -19420,9 +18162,8 @@
           <w:sz w:val="16"/>
           <w:szCs w:val="16"/>
         </w:rPr>
-        <w:t>/Interconnect/WishboneInterconnect/wb_</w:t>
-      </w:r>
-      <w:proofErr w:type="gramStart"/>
+        <w:t>VeeRwolf</w:t>
+      </w:r>
       <w:r>
         <w:rPr>
           <w:rFonts w:cs="Arial"/>
@@ -19432,9 +18173,8 @@
           <w:sz w:val="16"/>
           <w:szCs w:val="16"/>
         </w:rPr>
-        <w:t>intercon.vh</w:t>
-      </w:r>
-      <w:proofErr w:type="gramEnd"/>
+        <w:t>/Interconnect/WishboneInterconnect/wb_intercon.vh</w:t>
+      </w:r>
     </w:p>
     <w:p>
       <w:pPr>
@@ -19479,7 +18219,7 @@
           <w:sz w:val="16"/>
           <w:szCs w:val="16"/>
         </w:rPr>
-        <w:t>Nexys Video</w:t>
+        <w:t xml:space="preserve">Nexys </w:t>
       </w:r>
       <w:r>
         <w:rPr>
@@ -19489,7 +18229,7 @@
           <w:sz w:val="16"/>
           <w:szCs w:val="16"/>
         </w:rPr>
-        <w:t>VideoNoDDRPath]</w:t>
+        <w:t>Video</w:t>
       </w:r>
       <w:r>
         <w:rPr>
@@ -19499,7 +18239,7 @@
           <w:sz w:val="16"/>
           <w:szCs w:val="16"/>
         </w:rPr>
-        <w:t>/</w:t>
+        <w:t>NoDDRPath]</w:t>
       </w:r>
       <w:r>
         <w:rPr>
@@ -19509,7 +18249,7 @@
           <w:sz w:val="16"/>
           <w:szCs w:val="16"/>
         </w:rPr>
-        <w:t>src/</w:t>
+        <w:t>/</w:t>
       </w:r>
       <w:r>
         <w:rPr>
@@ -19519,7 +18259,7 @@
           <w:sz w:val="16"/>
           <w:szCs w:val="16"/>
         </w:rPr>
-        <w:t>VeeRwolf</w:t>
+        <w:t>src/</w:t>
       </w:r>
       <w:r>
         <w:rPr>
@@ -19529,7 +18269,7 @@
           <w:sz w:val="16"/>
           <w:szCs w:val="16"/>
         </w:rPr>
-        <w:t>/Interconnect/WishboneInterco</w:t>
+        <w:t>VeeRwolf</w:t>
       </w:r>
       <w:r>
         <w:rPr>
@@ -19539,7 +18279,7 @@
           <w:sz w:val="16"/>
           <w:szCs w:val="16"/>
         </w:rPr>
-        <w:t>nnect/wb_intercon_1.2.2</w:t>
+        <w:t>/Interconnect/WishboneInterco</w:t>
       </w:r>
       <w:r>
         <w:rPr>
@@ -19549,7 +18289,7 @@
           <w:sz w:val="16"/>
           <w:szCs w:val="16"/>
         </w:rPr>
-        <w:t>-r1</w:t>
+        <w:t>nnect/wb_intercon_1.2.2</w:t>
       </w:r>
       <w:r>
         <w:rPr>
@@ -19559,7 +18299,7 @@
           <w:sz w:val="16"/>
           <w:szCs w:val="16"/>
         </w:rPr>
-        <w:t>/</w:t>
+        <w:t>-r1</w:t>
       </w:r>
       <w:r>
         <w:rPr>
@@ -19569,7 +18309,7 @@
           <w:sz w:val="16"/>
           <w:szCs w:val="16"/>
         </w:rPr>
-        <w:t>rtl/verilog/</w:t>
+        <w:t>/</w:t>
       </w:r>
       <w:r>
         <w:rPr>
@@ -19579,9 +18319,8 @@
           <w:sz w:val="16"/>
           <w:szCs w:val="16"/>
         </w:rPr>
-        <w:t>wb_</w:t>
-      </w:r>
-      <w:proofErr w:type="gramStart"/>
+        <w:t>rtl/verilog/</w:t>
+      </w:r>
       <w:r>
         <w:rPr>
           <w:rFonts w:eastAsia="Arial" w:cs="Arial"/>
@@ -19590,9 +18329,8 @@
           <w:sz w:val="16"/>
           <w:szCs w:val="16"/>
         </w:rPr>
-        <w:t>mux.v</w:t>
-      </w:r>
-      <w:proofErr w:type="gramEnd"/>
+        <w:t>wb_mux.v</w:t>
+      </w:r>
     </w:p>
     <w:p>
       <w:pPr>
@@ -19853,7 +18591,13 @@
         <w:rPr>
           <w:color w:val="00000A"/>
         </w:rPr>
-        <w:t>Nexys Video</w:t>
+        <w:t xml:space="preserve">Nexys </w:t>
+      </w:r>
+      <w:r>
+        <w:rPr>
+          <w:color w:val="00000A"/>
+        </w:rPr>
+        <w:t>Video</w:t>
       </w:r>
       <w:r>
         <w:rPr>
@@ -20025,25 +18769,7 @@
           <w:bCs w:val="0"/>
           <w:color w:val="00000A"/>
         </w:rPr>
-        <w:t xml:space="preserve">The five buttons are named according to their location: up, down, left, right, and </w:t>
-      </w:r>
-      <w:proofErr w:type="spellStart"/>
-      <w:r>
-        <w:rPr>
-          <w:b w:val="0"/>
-          <w:bCs w:val="0"/>
-          <w:color w:val="00000A"/>
-        </w:rPr>
-        <w:t>center</w:t>
-      </w:r>
-      <w:proofErr w:type="spellEnd"/>
-      <w:r>
-        <w:rPr>
-          <w:b w:val="0"/>
-          <w:bCs w:val="0"/>
-          <w:color w:val="00000A"/>
-        </w:rPr>
-        <w:t xml:space="preserve"> – BTNU, BTND, BTNL, BTNR, BTNC.</w:t>
+        <w:t>The five buttons are named according to their location: up, down, left, right, and center – BTNU, BTND, BTNL, BTNR, BTNC.</w:t>
       </w:r>
     </w:p>
     <w:p/>
@@ -20210,19 +18936,18 @@
       <w:r>
         <w:t xml:space="preserve">. Pushbuttons on </w:t>
       </w:r>
-      <w:proofErr w:type="spellStart"/>
-      <w:r>
-        <w:t>Nexys</w:t>
-      </w:r>
-      <w:proofErr w:type="spellEnd"/>
-      <w:r>
-        <w:t xml:space="preserve"> Video </w:t>
-      </w:r>
-      <w:proofErr w:type="spellStart"/>
+      <w:r>
+        <w:t xml:space="preserve">Nexys </w:t>
+      </w:r>
       <w:r>
         <w:t>Video</w:t>
       </w:r>
-      <w:proofErr w:type="spellEnd"/>
+      <w:r>
+        <w:t xml:space="preserve"> </w:t>
+      </w:r>
+      <w:r>
+        <w:t>Video</w:t>
+      </w:r>
       <w:r>
         <w:t xml:space="preserve"> </w:t>
       </w:r>
@@ -20278,7 +19003,6 @@
         </w:rPr>
         <w:t>(</w:t>
       </w:r>
-      <w:proofErr w:type="spellStart"/>
       <w:r>
         <w:rPr>
           <w:rFonts w:ascii="Courier New" w:hAnsi="Courier New" w:cs="Courier New"/>
@@ -20286,7 +19010,6 @@
         </w:rPr>
         <w:t>gpio_top</w:t>
       </w:r>
-      <w:proofErr w:type="spellEnd"/>
       <w:r>
         <w:rPr>
           <w:color w:val="00000A"/>
@@ -20353,14 +19076,12 @@
         </w:rPr>
         <w:t xml:space="preserve"> in </w:t>
       </w:r>
-      <w:proofErr w:type="spellStart"/>
       <w:r>
         <w:rPr>
           <w:color w:val="00000A"/>
         </w:rPr>
         <w:t>VeeRwolf</w:t>
       </w:r>
-      <w:proofErr w:type="spellEnd"/>
       <w:r>
         <w:rPr>
           <w:color w:val="00000A"/>
@@ -20419,7 +19140,6 @@
         </w:rPr>
         <w:t xml:space="preserve">Extend the multiplexer instantiation (explained in detail in the previous section, see Figure 8) for connecting the new peripheral with the core (files </w:t>
       </w:r>
-      <w:proofErr w:type="spellStart"/>
       <w:r>
         <w:rPr>
           <w:rFonts w:eastAsia="Arial" w:cs="Arial"/>
@@ -20427,79 +19147,30 @@
           <w:iCs/>
           <w:color w:val="00000A"/>
         </w:rPr>
-        <w:t>wb_</w:t>
-      </w:r>
-      <w:proofErr w:type="gramStart"/>
+        <w:t>wb_intercon.v</w:t>
+      </w:r>
       <w:r>
         <w:rPr>
           <w:rFonts w:eastAsia="Arial" w:cs="Arial"/>
+          <w:color w:val="00000A"/>
+        </w:rPr>
+        <w:t xml:space="preserve"> and </w:t>
+      </w:r>
+      <w:r>
+        <w:rPr>
+          <w:rFonts w:eastAsia="Arial" w:cs="Arial"/>
           <w:i/>
           <w:iCs/>
           <w:color w:val="00000A"/>
         </w:rPr>
-        <w:t>intercon.v</w:t>
-      </w:r>
-      <w:proofErr w:type="spellEnd"/>
-      <w:proofErr w:type="gramEnd"/>
+        <w:t>wb_intercon.vh</w:t>
+      </w:r>
       <w:r>
         <w:rPr>
           <w:rFonts w:eastAsia="Arial" w:cs="Arial"/>
           <w:color w:val="00000A"/>
         </w:rPr>
-        <w:t xml:space="preserve"> and </w:t>
-      </w:r>
-      <w:proofErr w:type="spellStart"/>
-      <w:r>
-        <w:rPr>
-          <w:rFonts w:eastAsia="Arial" w:cs="Arial"/>
-          <w:i/>
-          <w:iCs/>
-          <w:color w:val="00000A"/>
-        </w:rPr>
-        <w:t>wb_</w:t>
-      </w:r>
-      <w:proofErr w:type="gramStart"/>
-      <w:r>
-        <w:rPr>
-          <w:rFonts w:eastAsia="Arial" w:cs="Arial"/>
-          <w:i/>
-          <w:iCs/>
-          <w:color w:val="00000A"/>
-        </w:rPr>
-        <w:t>intercon.vh</w:t>
-      </w:r>
-      <w:proofErr w:type="spellEnd"/>
-      <w:proofErr w:type="gramEnd"/>
-      <w:r>
-        <w:rPr>
-          <w:rFonts w:eastAsia="Arial" w:cs="Arial"/>
-          <w:color w:val="00000A"/>
-        </w:rPr>
-        <w:t xml:space="preserve">). You must create and connect the signals for the new </w:t>
-      </w:r>
-      <w:proofErr w:type="spellStart"/>
-      <w:r>
-        <w:rPr>
-          <w:rFonts w:eastAsia="Arial" w:cs="Arial"/>
-          <w:color w:val="00000A"/>
-        </w:rPr>
-        <w:t>gpio</w:t>
-      </w:r>
-      <w:proofErr w:type="spellEnd"/>
-      <w:r>
-        <w:rPr>
-          <w:rFonts w:eastAsia="Arial" w:cs="Arial"/>
-          <w:color w:val="00000A"/>
-        </w:rPr>
-        <w:t xml:space="preserve"> </w:t>
-      </w:r>
-      <w:r>
-        <w:rPr>
-          <w:rFonts w:eastAsia="Arial" w:cs="Arial"/>
-          <w:color w:val="00000A"/>
-        </w:rPr>
-        <w:lastRenderedPageBreak/>
-        <w:t>instantiation and assign addresses to its registers. Use the addresses starting at 0x80001800, which are free, for mapping the registers exposed by the new GPIO controller (remember that the 16 most significant bits in parameter MATCH_ADDR are set to 0).</w:t>
+        <w:t>). You must create and connect the signals for the new gpio instantiation and assign addresses to its registers. Use the addresses starting at 0x80001800, which are free, for mapping the registers exposed by the new GPIO controller (remember that the 16 most significant bits in parameter MATCH_ADDR are set to 0).</w:t>
       </w:r>
     </w:p>
     <w:p>
@@ -20585,7 +19256,6 @@
         </w:rPr>
         <w:t xml:space="preserve">Unzip the downloaded file and go into the </w:t>
       </w:r>
-      <w:proofErr w:type="spellStart"/>
       <w:r>
         <w:rPr>
           <w:rFonts w:eastAsia="Arial" w:cs="Arial"/>
@@ -20596,7 +19266,6 @@
         </w:rPr>
         <w:t>sw</w:t>
       </w:r>
-      <w:proofErr w:type="spellEnd"/>
       <w:r>
         <w:rPr>
           <w:rFonts w:eastAsia="Arial" w:cs="Arial"/>
@@ -20623,7 +19292,6 @@
         </w:rPr>
         <w:t xml:space="preserve">Run the following command, with a </w:t>
       </w:r>
-      <w:proofErr w:type="spellStart"/>
       <w:r>
         <w:rPr>
           <w:rFonts w:eastAsia="Arial" w:cs="Arial"/>
@@ -20635,7 +19303,6 @@
         </w:rPr>
         <w:t>config.yml</w:t>
       </w:r>
-      <w:proofErr w:type="spellEnd"/>
       <w:r>
         <w:rPr>
           <w:rFonts w:eastAsia="Arial" w:cs="Arial"/>
@@ -20660,19 +19327,8 @@
           <w:bCs/>
           <w:color w:val="000000" w:themeColor="text1"/>
         </w:rPr>
-        <w:t xml:space="preserve">python3 wb_intercon_gen2.py </w:t>
-      </w:r>
-      <w:proofErr w:type="spellStart"/>
-      <w:r>
-        <w:rPr>
-          <w:rFonts w:ascii="Courier New" w:eastAsia="Courier New" w:hAnsi="Courier New" w:cs="Courier New"/>
-          <w:b/>
-          <w:bCs/>
-          <w:color w:val="000000" w:themeColor="text1"/>
-        </w:rPr>
-        <w:t>config.yml</w:t>
-      </w:r>
-      <w:proofErr w:type="spellEnd"/>
+        <w:t>python3 wb_intercon_gen2.py config.yml</w:t>
+      </w:r>
     </w:p>
     <w:p>
       <w:pPr>
@@ -20687,7 +19343,7 @@
       <w:pPr>
         <w:ind w:left="1080"/>
         <w:rPr>
-          <w:rFonts w:eastAsiaTheme="minorEastAsia" w:hint="eastAsia"/>
+          <w:rFonts w:eastAsiaTheme="minorEastAsia"/>
           <w:lang w:eastAsia="zh-CN"/>
         </w:rPr>
       </w:pPr>
@@ -20697,7 +19353,6 @@
         </w:rPr>
         <w:t xml:space="preserve">For example, a </w:t>
       </w:r>
-      <w:proofErr w:type="spellStart"/>
       <w:r>
         <w:rPr>
           <w:rFonts w:eastAsia="Arial" w:cs="Arial"/>
@@ -20706,7 +19361,6 @@
         </w:rPr>
         <w:t>config.yml</w:t>
       </w:r>
-      <w:proofErr w:type="spellEnd"/>
       <w:r>
         <w:rPr>
           <w:rFonts w:eastAsia="Arial" w:cs="Arial"/>
@@ -20727,13 +19381,19 @@
         </w:rPr>
         <w:t xml:space="preserve">[RVfpgaEL2Nexys </w:t>
       </w:r>
-      <w:proofErr w:type="gramStart"/>
       <w:r>
         <w:rPr>
           <w:rFonts w:eastAsiaTheme="minorEastAsia" w:cs="Arial"/>
           <w:lang w:eastAsia="zh-CN"/>
         </w:rPr>
-        <w:t>VideoVideoNoDDRPath</w:t>
+        <w:t>Video</w:t>
+      </w:r>
+      <w:r>
+        <w:rPr>
+          <w:rFonts w:eastAsiaTheme="minorEastAsia" w:cs="Arial"/>
+          <w:lang w:eastAsia="zh-CN"/>
+        </w:rPr>
+        <w:t>NoDDRPath</w:t>
       </w:r>
       <w:r>
         <w:rPr>
@@ -20749,7 +19409,6 @@
         </w:rPr>
         <w:t>\src\VeeRwolf\Interconnect\WishboneInterconnect\config.yml</w:t>
       </w:r>
-      <w:proofErr w:type="gramEnd"/>
       <w:r>
         <w:rPr>
           <w:rFonts w:eastAsiaTheme="minorEastAsia" w:cs="Arial" w:hint="eastAsia"/>
@@ -20768,22 +19427,12 @@
       <w:r>
         <w:br/>
       </w:r>
-      <w:proofErr w:type="spellStart"/>
       <w:r>
         <w:rPr>
           <w:rFonts w:ascii="Courier New" w:eastAsia="Courier New" w:hAnsi="Courier New" w:cs="Courier New"/>
         </w:rPr>
-        <w:t>files_root</w:t>
-      </w:r>
-      <w:proofErr w:type="spellEnd"/>
-      <w:proofErr w:type="gramStart"/>
-      <w:r>
-        <w:rPr>
-          <w:rFonts w:ascii="Courier New" w:eastAsia="Courier New" w:hAnsi="Courier New" w:cs="Courier New"/>
-        </w:rPr>
-        <w:t>: .</w:t>
-      </w:r>
-      <w:proofErr w:type="gramEnd"/>
+        <w:t>files_root: .</w:t>
+      </w:r>
     </w:p>
     <w:p>
       <w:pPr>
@@ -20792,27 +19441,11 @@
           <w:rFonts w:ascii="Courier New" w:eastAsia="Courier New" w:hAnsi="Courier New" w:cs="Courier New"/>
         </w:rPr>
       </w:pPr>
-      <w:proofErr w:type="spellStart"/>
       <w:r>
         <w:rPr>
           <w:rFonts w:ascii="Courier New" w:eastAsia="Courier New" w:hAnsi="Courier New" w:cs="Courier New"/>
         </w:rPr>
-        <w:t>vlnv</w:t>
-      </w:r>
-      <w:proofErr w:type="spellEnd"/>
-      <w:proofErr w:type="gramStart"/>
-      <w:r>
-        <w:rPr>
-          <w:rFonts w:ascii="Courier New" w:eastAsia="Courier New" w:hAnsi="Courier New" w:cs="Courier New"/>
-        </w:rPr>
-        <w:t>: ::wb</w:t>
-      </w:r>
-      <w:proofErr w:type="gramEnd"/>
-      <w:r>
-        <w:rPr>
-          <w:rFonts w:ascii="Courier New" w:eastAsia="Courier New" w:hAnsi="Courier New" w:cs="Courier New"/>
-        </w:rPr>
-        <w:t>_intercon:0</w:t>
+        <w:t>vlnv: ::wb_intercon:0</w:t>
       </w:r>
     </w:p>
     <w:p>
@@ -20868,91 +19501,7 @@
         <w:rPr>
           <w:rFonts w:ascii="Courier New" w:eastAsia="Courier New" w:hAnsi="Courier New" w:cs="Courier New"/>
         </w:rPr>
-        <w:t xml:space="preserve">      </w:t>
-      </w:r>
-      <w:proofErr w:type="gramStart"/>
-      <w:r>
-        <w:rPr>
-          <w:rFonts w:ascii="Courier New" w:eastAsia="Courier New" w:hAnsi="Courier New" w:cs="Courier New"/>
-        </w:rPr>
-        <w:t>slaves :</w:t>
-      </w:r>
-      <w:proofErr w:type="gramEnd"/>
-      <w:r>
-        <w:rPr>
-          <w:rFonts w:ascii="Courier New" w:eastAsia="Courier New" w:hAnsi="Courier New" w:cs="Courier New"/>
-        </w:rPr>
-        <w:t xml:space="preserve"> [rom, sys, </w:t>
-      </w:r>
-      <w:proofErr w:type="spellStart"/>
-      <w:r>
-        <w:rPr>
-          <w:rFonts w:ascii="Courier New" w:eastAsia="Courier New" w:hAnsi="Courier New" w:cs="Courier New"/>
-        </w:rPr>
-        <w:t>spi_flash</w:t>
-      </w:r>
-      <w:proofErr w:type="spellEnd"/>
-      <w:r>
-        <w:rPr>
-          <w:rFonts w:ascii="Courier New" w:eastAsia="Courier New" w:hAnsi="Courier New" w:cs="Courier New"/>
-        </w:rPr>
-        <w:t xml:space="preserve">, </w:t>
-      </w:r>
-      <w:proofErr w:type="spellStart"/>
-      <w:r>
-        <w:rPr>
-          <w:rFonts w:ascii="Courier New" w:eastAsia="Courier New" w:hAnsi="Courier New" w:cs="Courier New"/>
-        </w:rPr>
-        <w:t>spi_oled</w:t>
-      </w:r>
-      <w:proofErr w:type="spellEnd"/>
-      <w:r>
-        <w:rPr>
-          <w:rFonts w:ascii="Courier New" w:eastAsia="Courier New" w:hAnsi="Courier New" w:cs="Courier New"/>
-        </w:rPr>
-        <w:t xml:space="preserve">, </w:t>
-      </w:r>
-      <w:proofErr w:type="spellStart"/>
-      <w:r>
-        <w:rPr>
-          <w:rFonts w:ascii="Courier New" w:eastAsia="Courier New" w:hAnsi="Courier New" w:cs="Courier New"/>
-        </w:rPr>
-        <w:t>ptc</w:t>
-      </w:r>
-      <w:proofErr w:type="spellEnd"/>
-      <w:r>
-        <w:rPr>
-          <w:rFonts w:ascii="Courier New" w:eastAsia="Courier New" w:hAnsi="Courier New" w:cs="Courier New"/>
-        </w:rPr>
-        <w:t xml:space="preserve">, </w:t>
-      </w:r>
-      <w:proofErr w:type="spellStart"/>
-      <w:r>
-        <w:rPr>
-          <w:rFonts w:ascii="Courier New" w:eastAsia="Courier New" w:hAnsi="Courier New" w:cs="Courier New"/>
-        </w:rPr>
-        <w:t>gpio</w:t>
-      </w:r>
-      <w:proofErr w:type="spellEnd"/>
-      <w:r>
-        <w:rPr>
-          <w:rFonts w:ascii="Courier New" w:eastAsia="Courier New" w:hAnsi="Courier New" w:cs="Courier New"/>
-        </w:rPr>
-        <w:t xml:space="preserve">, </w:t>
-      </w:r>
-      <w:proofErr w:type="spellStart"/>
-      <w:r>
-        <w:rPr>
-          <w:rFonts w:ascii="Courier New" w:eastAsia="Courier New" w:hAnsi="Courier New" w:cs="Courier New"/>
-        </w:rPr>
-        <w:t>uart</w:t>
-      </w:r>
-      <w:proofErr w:type="spellEnd"/>
-      <w:r>
-        <w:rPr>
-          <w:rFonts w:ascii="Courier New" w:eastAsia="Courier New" w:hAnsi="Courier New" w:cs="Courier New"/>
-        </w:rPr>
-        <w:t>]</w:t>
+        <w:t xml:space="preserve">      slaves : [rom, sys, spi_flash, spi_oled, ptc, gpio, uart]</w:t>
       </w:r>
     </w:p>
     <w:p>
@@ -20994,21 +19543,7 @@
         <w:rPr>
           <w:rFonts w:ascii="Courier New" w:eastAsia="Courier New" w:hAnsi="Courier New" w:cs="Courier New"/>
         </w:rPr>
-        <w:t xml:space="preserve">      </w:t>
-      </w:r>
-      <w:proofErr w:type="gramStart"/>
-      <w:r>
-        <w:rPr>
-          <w:rFonts w:ascii="Courier New" w:eastAsia="Courier New" w:hAnsi="Courier New" w:cs="Courier New"/>
-        </w:rPr>
-        <w:t>offset :</w:t>
-      </w:r>
-      <w:proofErr w:type="gramEnd"/>
-      <w:r>
-        <w:rPr>
-          <w:rFonts w:ascii="Courier New" w:eastAsia="Courier New" w:hAnsi="Courier New" w:cs="Courier New"/>
-        </w:rPr>
-        <w:t xml:space="preserve"> 0x00000000</w:t>
+        <w:t xml:space="preserve">      offset : 0x00000000</w:t>
       </w:r>
     </w:p>
     <w:p>
@@ -21022,21 +19557,7 @@
         <w:rPr>
           <w:rFonts w:ascii="Courier New" w:eastAsia="Courier New" w:hAnsi="Courier New" w:cs="Courier New"/>
         </w:rPr>
-        <w:t xml:space="preserve">      </w:t>
-      </w:r>
-      <w:proofErr w:type="gramStart"/>
-      <w:r>
-        <w:rPr>
-          <w:rFonts w:ascii="Courier New" w:eastAsia="Courier New" w:hAnsi="Courier New" w:cs="Courier New"/>
-        </w:rPr>
-        <w:t>size :</w:t>
-      </w:r>
-      <w:proofErr w:type="gramEnd"/>
-      <w:r>
-        <w:rPr>
-          <w:rFonts w:ascii="Courier New" w:eastAsia="Courier New" w:hAnsi="Courier New" w:cs="Courier New"/>
-        </w:rPr>
-        <w:t xml:space="preserve"> 0x00001000</w:t>
+        <w:t xml:space="preserve">      size : 0x00001000</w:t>
       </w:r>
     </w:p>
     <w:p>
@@ -21064,21 +19585,7 @@
         <w:rPr>
           <w:rFonts w:ascii="Courier New" w:eastAsia="Courier New" w:hAnsi="Courier New" w:cs="Courier New"/>
         </w:rPr>
-        <w:t xml:space="preserve">      </w:t>
-      </w:r>
-      <w:proofErr w:type="gramStart"/>
-      <w:r>
-        <w:rPr>
-          <w:rFonts w:ascii="Courier New" w:eastAsia="Courier New" w:hAnsi="Courier New" w:cs="Courier New"/>
-        </w:rPr>
-        <w:t>offset :</w:t>
-      </w:r>
-      <w:proofErr w:type="gramEnd"/>
-      <w:r>
-        <w:rPr>
-          <w:rFonts w:ascii="Courier New" w:eastAsia="Courier New" w:hAnsi="Courier New" w:cs="Courier New"/>
-        </w:rPr>
-        <w:t xml:space="preserve"> 0x00001000</w:t>
+        <w:t xml:space="preserve">      offset : 0x00001000</w:t>
       </w:r>
     </w:p>
     <w:p>
@@ -21092,21 +19599,7 @@
         <w:rPr>
           <w:rFonts w:ascii="Courier New" w:eastAsia="Courier New" w:hAnsi="Courier New" w:cs="Courier New"/>
         </w:rPr>
-        <w:t xml:space="preserve">      </w:t>
-      </w:r>
-      <w:proofErr w:type="gramStart"/>
-      <w:r>
-        <w:rPr>
-          <w:rFonts w:ascii="Courier New" w:eastAsia="Courier New" w:hAnsi="Courier New" w:cs="Courier New"/>
-        </w:rPr>
-        <w:t>size :</w:t>
-      </w:r>
-      <w:proofErr w:type="gramEnd"/>
-      <w:r>
-        <w:rPr>
-          <w:rFonts w:ascii="Courier New" w:eastAsia="Courier New" w:hAnsi="Courier New" w:cs="Courier New"/>
-        </w:rPr>
-        <w:t xml:space="preserve"> 0x00000040</w:t>
+        <w:t xml:space="preserve">      size : 0x00000040</w:t>
       </w:r>
     </w:p>
     <w:p>
@@ -21120,21 +19613,7 @@
         <w:rPr>
           <w:rFonts w:ascii="Courier New" w:eastAsia="Courier New" w:hAnsi="Courier New" w:cs="Courier New"/>
         </w:rPr>
-        <w:t xml:space="preserve">    </w:t>
-      </w:r>
-      <w:proofErr w:type="spellStart"/>
-      <w:r>
-        <w:rPr>
-          <w:rFonts w:ascii="Courier New" w:eastAsia="Courier New" w:hAnsi="Courier New" w:cs="Courier New"/>
-        </w:rPr>
-        <w:t>spi_flash</w:t>
-      </w:r>
-      <w:proofErr w:type="spellEnd"/>
-      <w:r>
-        <w:rPr>
-          <w:rFonts w:ascii="Courier New" w:eastAsia="Courier New" w:hAnsi="Courier New" w:cs="Courier New"/>
-        </w:rPr>
-        <w:t>:</w:t>
+        <w:t xml:space="preserve">    spi_flash:</w:t>
       </w:r>
     </w:p>
     <w:p>
@@ -21148,21 +19627,7 @@
         <w:rPr>
           <w:rFonts w:ascii="Courier New" w:eastAsia="Courier New" w:hAnsi="Courier New" w:cs="Courier New"/>
         </w:rPr>
-        <w:t xml:space="preserve">      </w:t>
-      </w:r>
-      <w:proofErr w:type="gramStart"/>
-      <w:r>
-        <w:rPr>
-          <w:rFonts w:ascii="Courier New" w:eastAsia="Courier New" w:hAnsi="Courier New" w:cs="Courier New"/>
-        </w:rPr>
-        <w:t>offset :</w:t>
-      </w:r>
-      <w:proofErr w:type="gramEnd"/>
-      <w:r>
-        <w:rPr>
-          <w:rFonts w:ascii="Courier New" w:eastAsia="Courier New" w:hAnsi="Courier New" w:cs="Courier New"/>
-        </w:rPr>
-        <w:t xml:space="preserve"> 0x00001040</w:t>
+        <w:t xml:space="preserve">      offset : 0x00001040</w:t>
       </w:r>
     </w:p>
     <w:p>
@@ -21176,21 +19641,7 @@
         <w:rPr>
           <w:rFonts w:ascii="Courier New" w:eastAsia="Courier New" w:hAnsi="Courier New" w:cs="Courier New"/>
         </w:rPr>
-        <w:t xml:space="preserve">      </w:t>
-      </w:r>
-      <w:proofErr w:type="gramStart"/>
-      <w:r>
-        <w:rPr>
-          <w:rFonts w:ascii="Courier New" w:eastAsia="Courier New" w:hAnsi="Courier New" w:cs="Courier New"/>
-        </w:rPr>
-        <w:t>size :</w:t>
-      </w:r>
-      <w:proofErr w:type="gramEnd"/>
-      <w:r>
-        <w:rPr>
-          <w:rFonts w:ascii="Courier New" w:eastAsia="Courier New" w:hAnsi="Courier New" w:cs="Courier New"/>
-        </w:rPr>
-        <w:t xml:space="preserve"> 0x00000040</w:t>
+        <w:t xml:space="preserve">      size : 0x00000040</w:t>
       </w:r>
     </w:p>
     <w:p>
@@ -21204,21 +19655,7 @@
         <w:rPr>
           <w:rFonts w:ascii="Courier New" w:eastAsia="Courier New" w:hAnsi="Courier New" w:cs="Courier New"/>
         </w:rPr>
-        <w:t xml:space="preserve">    </w:t>
-      </w:r>
-      <w:proofErr w:type="spellStart"/>
-      <w:r>
-        <w:rPr>
-          <w:rFonts w:ascii="Courier New" w:eastAsia="Courier New" w:hAnsi="Courier New" w:cs="Courier New"/>
-        </w:rPr>
-        <w:t>spi_oled</w:t>
-      </w:r>
-      <w:proofErr w:type="spellEnd"/>
-      <w:r>
-        <w:rPr>
-          <w:rFonts w:ascii="Courier New" w:eastAsia="Courier New" w:hAnsi="Courier New" w:cs="Courier New"/>
-        </w:rPr>
-        <w:t>:</w:t>
+        <w:t xml:space="preserve">    spi_oled:</w:t>
       </w:r>
     </w:p>
     <w:p>
@@ -21232,21 +19669,7 @@
         <w:rPr>
           <w:rFonts w:ascii="Courier New" w:eastAsia="Courier New" w:hAnsi="Courier New" w:cs="Courier New"/>
         </w:rPr>
-        <w:t xml:space="preserve">      </w:t>
-      </w:r>
-      <w:proofErr w:type="gramStart"/>
-      <w:r>
-        <w:rPr>
-          <w:rFonts w:ascii="Courier New" w:eastAsia="Courier New" w:hAnsi="Courier New" w:cs="Courier New"/>
-        </w:rPr>
-        <w:t>offset :</w:t>
-      </w:r>
-      <w:proofErr w:type="gramEnd"/>
-      <w:r>
-        <w:rPr>
-          <w:rFonts w:ascii="Courier New" w:eastAsia="Courier New" w:hAnsi="Courier New" w:cs="Courier New"/>
-        </w:rPr>
-        <w:t xml:space="preserve"> 0x00001100</w:t>
+        <w:t xml:space="preserve">      offset : 0x00001100</w:t>
       </w:r>
     </w:p>
     <w:p>
@@ -21260,21 +19683,7 @@
         <w:rPr>
           <w:rFonts w:ascii="Courier New" w:eastAsia="Courier New" w:hAnsi="Courier New" w:cs="Courier New"/>
         </w:rPr>
-        <w:t xml:space="preserve">      </w:t>
-      </w:r>
-      <w:proofErr w:type="gramStart"/>
-      <w:r>
-        <w:rPr>
-          <w:rFonts w:ascii="Courier New" w:eastAsia="Courier New" w:hAnsi="Courier New" w:cs="Courier New"/>
-        </w:rPr>
-        <w:t>size :</w:t>
-      </w:r>
-      <w:proofErr w:type="gramEnd"/>
-      <w:r>
-        <w:rPr>
-          <w:rFonts w:ascii="Courier New" w:eastAsia="Courier New" w:hAnsi="Courier New" w:cs="Courier New"/>
-        </w:rPr>
-        <w:t xml:space="preserve"> 0x00000040</w:t>
+        <w:t xml:space="preserve">      size : 0x00000040</w:t>
       </w:r>
     </w:p>
     <w:p>
@@ -21288,21 +19697,7 @@
         <w:rPr>
           <w:rFonts w:ascii="Courier New" w:eastAsia="Courier New" w:hAnsi="Courier New" w:cs="Courier New"/>
         </w:rPr>
-        <w:t xml:space="preserve">    </w:t>
-      </w:r>
-      <w:proofErr w:type="spellStart"/>
-      <w:r>
-        <w:rPr>
-          <w:rFonts w:ascii="Courier New" w:eastAsia="Courier New" w:hAnsi="Courier New" w:cs="Courier New"/>
-        </w:rPr>
-        <w:t>ptc</w:t>
-      </w:r>
-      <w:proofErr w:type="spellEnd"/>
-      <w:r>
-        <w:rPr>
-          <w:rFonts w:ascii="Courier New" w:eastAsia="Courier New" w:hAnsi="Courier New" w:cs="Courier New"/>
-        </w:rPr>
-        <w:t>:</w:t>
+        <w:t xml:space="preserve">    ptc:</w:t>
       </w:r>
     </w:p>
     <w:p>
@@ -21316,21 +19711,7 @@
         <w:rPr>
           <w:rFonts w:ascii="Courier New" w:eastAsia="Courier New" w:hAnsi="Courier New" w:cs="Courier New"/>
         </w:rPr>
-        <w:t xml:space="preserve">      </w:t>
-      </w:r>
-      <w:proofErr w:type="gramStart"/>
-      <w:r>
-        <w:rPr>
-          <w:rFonts w:ascii="Courier New" w:eastAsia="Courier New" w:hAnsi="Courier New" w:cs="Courier New"/>
-        </w:rPr>
-        <w:t>offset :</w:t>
-      </w:r>
-      <w:proofErr w:type="gramEnd"/>
-      <w:r>
-        <w:rPr>
-          <w:rFonts w:ascii="Courier New" w:eastAsia="Courier New" w:hAnsi="Courier New" w:cs="Courier New"/>
-        </w:rPr>
-        <w:t xml:space="preserve"> 0x00001200</w:t>
+        <w:t xml:space="preserve">      offset : 0x00001200</w:t>
       </w:r>
     </w:p>
     <w:p>
@@ -21344,21 +19725,7 @@
         <w:rPr>
           <w:rFonts w:ascii="Courier New" w:eastAsia="Courier New" w:hAnsi="Courier New" w:cs="Courier New"/>
         </w:rPr>
-        <w:t xml:space="preserve">      </w:t>
-      </w:r>
-      <w:proofErr w:type="gramStart"/>
-      <w:r>
-        <w:rPr>
-          <w:rFonts w:ascii="Courier New" w:eastAsia="Courier New" w:hAnsi="Courier New" w:cs="Courier New"/>
-        </w:rPr>
-        <w:t>size :</w:t>
-      </w:r>
-      <w:proofErr w:type="gramEnd"/>
-      <w:r>
-        <w:rPr>
-          <w:rFonts w:ascii="Courier New" w:eastAsia="Courier New" w:hAnsi="Courier New" w:cs="Courier New"/>
-        </w:rPr>
-        <w:t xml:space="preserve"> 0x00000040</w:t>
+        <w:t xml:space="preserve">      size : 0x00000040</w:t>
       </w:r>
     </w:p>
     <w:p>
@@ -21372,21 +19739,7 @@
         <w:rPr>
           <w:rFonts w:ascii="Courier New" w:eastAsia="Courier New" w:hAnsi="Courier New" w:cs="Courier New"/>
         </w:rPr>
-        <w:t xml:space="preserve">    </w:t>
-      </w:r>
-      <w:proofErr w:type="spellStart"/>
-      <w:r>
-        <w:rPr>
-          <w:rFonts w:ascii="Courier New" w:eastAsia="Courier New" w:hAnsi="Courier New" w:cs="Courier New"/>
-        </w:rPr>
-        <w:t>gpio</w:t>
-      </w:r>
-      <w:proofErr w:type="spellEnd"/>
-      <w:r>
-        <w:rPr>
-          <w:rFonts w:ascii="Courier New" w:eastAsia="Courier New" w:hAnsi="Courier New" w:cs="Courier New"/>
-        </w:rPr>
-        <w:t>:</w:t>
+        <w:t xml:space="preserve">    gpio:</w:t>
       </w:r>
     </w:p>
     <w:p>
@@ -21400,21 +19753,7 @@
         <w:rPr>
           <w:rFonts w:ascii="Courier New" w:eastAsia="Courier New" w:hAnsi="Courier New" w:cs="Courier New"/>
         </w:rPr>
-        <w:t xml:space="preserve">      </w:t>
-      </w:r>
-      <w:proofErr w:type="gramStart"/>
-      <w:r>
-        <w:rPr>
-          <w:rFonts w:ascii="Courier New" w:eastAsia="Courier New" w:hAnsi="Courier New" w:cs="Courier New"/>
-        </w:rPr>
-        <w:t>offset :</w:t>
-      </w:r>
-      <w:proofErr w:type="gramEnd"/>
-      <w:r>
-        <w:rPr>
-          <w:rFonts w:ascii="Courier New" w:eastAsia="Courier New" w:hAnsi="Courier New" w:cs="Courier New"/>
-        </w:rPr>
-        <w:t xml:space="preserve"> 0x00001400</w:t>
+        <w:t xml:space="preserve">      offset : 0x00001400</w:t>
       </w:r>
     </w:p>
     <w:p>
@@ -21428,21 +19767,7 @@
         <w:rPr>
           <w:rFonts w:ascii="Courier New" w:eastAsia="Courier New" w:hAnsi="Courier New" w:cs="Courier New"/>
         </w:rPr>
-        <w:t xml:space="preserve">      </w:t>
-      </w:r>
-      <w:proofErr w:type="gramStart"/>
-      <w:r>
-        <w:rPr>
-          <w:rFonts w:ascii="Courier New" w:eastAsia="Courier New" w:hAnsi="Courier New" w:cs="Courier New"/>
-        </w:rPr>
-        <w:t>size :</w:t>
-      </w:r>
-      <w:proofErr w:type="gramEnd"/>
-      <w:r>
-        <w:rPr>
-          <w:rFonts w:ascii="Courier New" w:eastAsia="Courier New" w:hAnsi="Courier New" w:cs="Courier New"/>
-        </w:rPr>
-        <w:t xml:space="preserve"> 0x00000040</w:t>
+        <w:t xml:space="preserve">      size : 0x00000040</w:t>
       </w:r>
     </w:p>
     <w:p>
@@ -21456,21 +19781,7 @@
         <w:rPr>
           <w:rFonts w:ascii="Courier New" w:eastAsia="Courier New" w:hAnsi="Courier New" w:cs="Courier New"/>
         </w:rPr>
-        <w:t xml:space="preserve">    </w:t>
-      </w:r>
-      <w:proofErr w:type="spellStart"/>
-      <w:r>
-        <w:rPr>
-          <w:rFonts w:ascii="Courier New" w:eastAsia="Courier New" w:hAnsi="Courier New" w:cs="Courier New"/>
-        </w:rPr>
-        <w:t>uart</w:t>
-      </w:r>
-      <w:proofErr w:type="spellEnd"/>
-      <w:r>
-        <w:rPr>
-          <w:rFonts w:ascii="Courier New" w:eastAsia="Courier New" w:hAnsi="Courier New" w:cs="Courier New"/>
-        </w:rPr>
-        <w:t>:</w:t>
+        <w:t xml:space="preserve">    uart:</w:t>
       </w:r>
     </w:p>
     <w:p>
@@ -21484,21 +19795,7 @@
         <w:rPr>
           <w:rFonts w:ascii="Courier New" w:eastAsia="Courier New" w:hAnsi="Courier New" w:cs="Courier New"/>
         </w:rPr>
-        <w:t xml:space="preserve">      </w:t>
-      </w:r>
-      <w:proofErr w:type="gramStart"/>
-      <w:r>
-        <w:rPr>
-          <w:rFonts w:ascii="Courier New" w:eastAsia="Courier New" w:hAnsi="Courier New" w:cs="Courier New"/>
-        </w:rPr>
-        <w:t>offset :</w:t>
-      </w:r>
-      <w:proofErr w:type="gramEnd"/>
-      <w:r>
-        <w:rPr>
-          <w:rFonts w:ascii="Courier New" w:eastAsia="Courier New" w:hAnsi="Courier New" w:cs="Courier New"/>
-        </w:rPr>
-        <w:t xml:space="preserve"> 0x00002000</w:t>
+        <w:t xml:space="preserve">      offset : 0x00002000</w:t>
       </w:r>
     </w:p>
     <w:p>
@@ -21512,21 +19809,7 @@
         <w:rPr>
           <w:rFonts w:ascii="Courier New" w:eastAsia="Courier New" w:hAnsi="Courier New" w:cs="Courier New"/>
         </w:rPr>
-        <w:t xml:space="preserve">      </w:t>
-      </w:r>
-      <w:proofErr w:type="gramStart"/>
-      <w:r>
-        <w:rPr>
-          <w:rFonts w:ascii="Courier New" w:eastAsia="Courier New" w:hAnsi="Courier New" w:cs="Courier New"/>
-        </w:rPr>
-        <w:t>size :</w:t>
-      </w:r>
-      <w:proofErr w:type="gramEnd"/>
-      <w:r>
-        <w:rPr>
-          <w:rFonts w:ascii="Courier New" w:eastAsia="Courier New" w:hAnsi="Courier New" w:cs="Courier New"/>
-        </w:rPr>
-        <w:t xml:space="preserve"> 0x00001000</w:t>
+        <w:t xml:space="preserve">      size : 0x00001000</w:t>
       </w:r>
     </w:p>
     <w:p>
@@ -21534,7 +19817,7 @@
         <w:spacing w:line="259" w:lineRule="auto"/>
         <w:ind w:left="1080"/>
         <w:rPr>
-          <w:rFonts w:eastAsiaTheme="minorEastAsia" w:cs="Arial" w:hint="eastAsia"/>
+          <w:rFonts w:eastAsiaTheme="minorEastAsia" w:cs="Arial"/>
           <w:lang w:eastAsia="zh-CN"/>
         </w:rPr>
       </w:pPr>
@@ -21544,7 +19827,6 @@
         </w:rPr>
         <w:t xml:space="preserve">You will obtain the two files that implement the multiplexer, </w:t>
       </w:r>
-      <w:proofErr w:type="spellStart"/>
       <w:r>
         <w:rPr>
           <w:rFonts w:eastAsia="Arial" w:cs="Arial"/>
@@ -21553,81 +19835,46 @@
           <w:i/>
           <w:iCs/>
         </w:rPr>
-        <w:t>wb_</w:t>
-      </w:r>
-      <w:proofErr w:type="gramStart"/>
+        <w:t>wb_intercon.v</w:t>
+      </w:r>
       <w:r>
         <w:rPr>
           <w:rFonts w:eastAsia="Arial" w:cs="Arial"/>
           <w:b/>
           <w:bCs/>
-          <w:i/>
-          <w:iCs/>
-        </w:rPr>
-        <w:t>intercon.v</w:t>
-      </w:r>
-      <w:proofErr w:type="spellEnd"/>
-      <w:proofErr w:type="gramEnd"/>
+        </w:rPr>
+        <w:t xml:space="preserve"> </w:t>
+      </w:r>
+      <w:r>
+        <w:rPr>
+          <w:rFonts w:eastAsia="Arial" w:cs="Arial"/>
+        </w:rPr>
+        <w:t xml:space="preserve">and </w:t>
+      </w:r>
       <w:r>
         <w:rPr>
           <w:rFonts w:eastAsia="Arial" w:cs="Arial"/>
           <w:b/>
           <w:bCs/>
-        </w:rPr>
-        <w:t xml:space="preserve"> </w:t>
-      </w:r>
-      <w:r>
-        <w:rPr>
-          <w:rFonts w:eastAsia="Arial" w:cs="Arial"/>
-        </w:rPr>
-        <w:t xml:space="preserve">and </w:t>
-      </w:r>
-      <w:proofErr w:type="spellStart"/>
+          <w:i/>
+          <w:iCs/>
+        </w:rPr>
+        <w:t>wb_intercon.vh</w:t>
+      </w:r>
       <w:r>
         <w:rPr>
           <w:rFonts w:eastAsia="Arial" w:cs="Arial"/>
           <w:b/>
           <w:bCs/>
-          <w:i/>
-          <w:iCs/>
-        </w:rPr>
-        <w:t>wb_</w:t>
-      </w:r>
-      <w:proofErr w:type="gramStart"/>
+        </w:rPr>
+        <w:t xml:space="preserve"> </w:t>
+      </w:r>
       <w:r>
         <w:rPr>
           <w:rFonts w:eastAsia="Arial" w:cs="Arial"/>
-          <w:b/>
-          <w:bCs/>
-          <w:i/>
-          <w:iCs/>
-        </w:rPr>
-        <w:t>intercon.vh</w:t>
-      </w:r>
-      <w:proofErr w:type="spellEnd"/>
-      <w:proofErr w:type="gramEnd"/>
-      <w:r>
-        <w:rPr>
-          <w:rFonts w:eastAsia="Arial" w:cs="Arial"/>
-          <w:b/>
-          <w:bCs/>
-        </w:rPr>
-        <w:t xml:space="preserve"> </w:t>
-      </w:r>
-      <w:r>
-        <w:rPr>
-          <w:rFonts w:eastAsia="Arial" w:cs="Arial"/>
-        </w:rPr>
-        <w:t xml:space="preserve">which you can then use in your extended </w:t>
-      </w:r>
-      <w:proofErr w:type="spellStart"/>
-      <w:r>
-        <w:rPr>
-          <w:rFonts w:eastAsia="Arial" w:cs="Arial"/>
-        </w:rPr>
-        <w:t>SoC.</w:t>
-      </w:r>
-      <w:proofErr w:type="spellEnd"/>
+        </w:rPr>
+        <w:t>which you can then use in your extended SoC.</w:t>
+      </w:r>
     </w:p>
     <w:p/>
     <w:p>
@@ -21644,7 +19891,6 @@
         <w:rPr>
           <w:color w:val="00000A"/>
         </w:rPr>
-        <w:lastRenderedPageBreak/>
         <w:t xml:space="preserve">Exercise </w:t>
       </w:r>
       <w:r>

--- a/RVfpga/RVfpgaEL2/RVfpga_NexysVideo-NoDDR/Labs/Lab06/RVfpga_Lab06_VeeR-EL2_NexysVideo-NoDDR.docx
+++ b/RVfpga/RVfpgaEL2/RVfpga_NexysVideo-NoDDR/Labs/Lab06/RVfpga_Lab06_VeeR-EL2_NexysVideo-NoDDR.docx
@@ -3487,6 +3487,7 @@
         <w:rPr>
           <w:sz w:val="28"/>
         </w:rPr>
+        <w:lastRenderedPageBreak/>
         <w:t>General Purpose Input/Output</w:t>
       </w:r>
       <w:r>
@@ -4443,6 +4444,7 @@
         </w:numPr>
       </w:pPr>
       <w:r>
+        <w:lastRenderedPageBreak/>
         <w:t>Read Register</w:t>
       </w:r>
       <w:r>
@@ -6992,6 +6994,7 @@
                 <w:sz w:val="20"/>
                 <w:szCs w:val="20"/>
               </w:rPr>
+              <w:lastRenderedPageBreak/>
               <w:t>RGPIO_INTS</w:t>
             </w:r>
           </w:p>
@@ -8795,6 +8798,7 @@
         <w:rPr>
           <w:noProof/>
         </w:rPr>
+        <w:lastRenderedPageBreak/>
         <w:drawing>
           <wp:inline distT="0" distB="0" distL="0" distR="0" wp14:anchorId="0FEF81FB" wp14:editId="6C41FAF0">
             <wp:extent cx="5054600" cy="5278103"/>
@@ -9874,6 +9878,7 @@
           <w:rFonts w:eastAsia="Arial" w:cs="Arial"/>
           <w:noProof/>
         </w:rPr>
+        <w:lastRenderedPageBreak/>
         <mc:AlternateContent>
           <mc:Choice Requires="wps">
             <w:drawing>
@@ -10819,6 +10824,7 @@
         <w:rPr>
           <w:noProof/>
         </w:rPr>
+        <w:lastRenderedPageBreak/>
         <w:drawing>
           <wp:inline distT="0" distB="0" distL="0" distR="0" wp14:anchorId="1355891F" wp14:editId="38A7BA28">
             <wp:extent cx="5731510" cy="3121660"/>
@@ -11633,6 +11639,7 @@
         <w:rPr>
           <w:noProof/>
         </w:rPr>
+        <w:lastRenderedPageBreak/>
         <w:drawing>
           <wp:inline distT="0" distB="0" distL="0" distR="0" wp14:anchorId="53A24204" wp14:editId="7F7151A8">
             <wp:extent cx="2933700" cy="1454150"/>
@@ -12808,6 +12815,7 @@
         <w:rPr>
           <w:noProof/>
         </w:rPr>
+        <w:lastRenderedPageBreak/>
         <w:drawing>
           <wp:inline distT="0" distB="0" distL="0" distR="0" wp14:anchorId="47B903D6" wp14:editId="6D66D08F">
             <wp:extent cx="4886444" cy="8201025"/>
@@ -12910,6 +12918,7 @@
           <w:rFonts w:cs="Arial"/>
           <w:color w:val="00000A"/>
         </w:rPr>
+        <w:lastRenderedPageBreak/>
         <w:t>The interface of the module can be divided in</w:t>
       </w:r>
       <w:r>
@@ -18737,7 +18746,7 @@
           <w:bCs w:val="0"/>
           <w:noProof/>
         </w:rPr>
-        <w:t>21</w:t>
+        <w:t>9</w:t>
       </w:r>
       <w:r>
         <w:rPr>
@@ -18927,7 +18936,7 @@
         <w:rPr>
           <w:noProof/>
         </w:rPr>
-        <w:t>21</w:t>
+        <w:t>9</w:t>
       </w:r>
       <w:r>
         <w:fldChar w:fldCharType="end"/>
@@ -19170,7 +19179,15 @@
           <w:rFonts w:eastAsia="Arial" w:cs="Arial"/>
           <w:color w:val="00000A"/>
         </w:rPr>
-        <w:t>). You must create and connect the signals for the new gpio instantiation and assign addresses to its registers. Use the addresses starting at 0x80001800, which are free, for mapping the registers exposed by the new GPIO controller (remember that the 16 most significant bits in parameter MATCH_ADDR are set to 0).</w:t>
+        <w:t xml:space="preserve">). You must create and connect the signals for the new gpio </w:t>
+      </w:r>
+      <w:r>
+        <w:rPr>
+          <w:rFonts w:eastAsia="Arial" w:cs="Arial"/>
+          <w:color w:val="00000A"/>
+        </w:rPr>
+        <w:lastRenderedPageBreak/>
+        <w:t>instantiation and assign addresses to its registers. Use the addresses starting at 0x80001800, which are free, for mapping the registers exposed by the new GPIO controller (remember that the 16 most significant bits in parameter MATCH_ADDR are set to 0).</w:t>
       </w:r>
     </w:p>
     <w:p>
@@ -19891,6 +19908,7 @@
         <w:rPr>
           <w:color w:val="00000A"/>
         </w:rPr>
+        <w:lastRenderedPageBreak/>
         <w:t xml:space="preserve">Exercise </w:t>
       </w:r>
       <w:r>
@@ -20251,12 +20269,10 @@
       </w:r>
     </w:p>
     <w:sectPr>
-      <w:headerReference w:type="even" r:id="rId23"/>
-      <w:headerReference w:type="default" r:id="rId24"/>
-      <w:footerReference w:type="even" r:id="rId25"/>
-      <w:footerReference w:type="default" r:id="rId26"/>
-      <w:headerReference w:type="first" r:id="rId27"/>
-      <w:footerReference w:type="first" r:id="rId28"/>
+      <w:headerReference w:type="default" r:id="rId23"/>
+      <w:footerReference w:type="default" r:id="rId24"/>
+      <w:headerReference w:type="first" r:id="rId25"/>
+      <w:footerReference w:type="first" r:id="rId26"/>
       <w:pgSz w:w="11906" w:h="16838"/>
       <w:pgMar w:top="1800" w:right="1440" w:bottom="1440" w:left="1440" w:header="706" w:footer="389" w:gutter="0"/>
       <w:cols w:space="720"/>
@@ -20291,16 +20307,6 @@
 </file>
 
 <file path=word/footer1.xml><?xml version="1.0" encoding="utf-8"?>
-<w:ftr xmlns:wpc="http://schemas.microsoft.com/office/word/2010/wordprocessingCanvas" xmlns:cx="http://schemas.microsoft.com/office/drawing/2014/chartex" xmlns:cx1="http://schemas.microsoft.com/office/drawing/2015/9/8/chartex" xmlns:cx2="http://schemas.microsoft.com/office/drawing/2015/10/21/chartex" xmlns:cx3="http://schemas.microsoft.com/office/drawing/2016/5/9/chartex" xmlns:cx4="http://schemas.microsoft.com/office/drawing/2016/5/10/chartex" xmlns:cx5="http://schemas.microsoft.com/office/drawing/2016/5/11/chartex" xmlns:cx6="http://schemas.microsoft.com/office/drawing/2016/5/12/chartex" xmlns:cx7="http://schemas.microsoft.com/office/drawing/2016/5/13/chartex" xmlns:cx8="http://schemas.microsoft.com/office/drawing/2016/5/14/chartex" xmlns:mc="http://schemas.openxmlformats.org/markup-compatibility/2006" xmlns:aink="http://schemas.microsoft.com/office/drawing/2016/ink" xmlns:am3d="http://schemas.microsoft.com/office/drawing/2017/model3d" xmlns:o="urn:schemas-microsoft-com:office:office" xmlns:oel="http://schemas.microsoft.com/office/2019/extlst" xmlns:r="http://schemas.openxmlformats.org/officeDocument/2006/relationships" xmlns:m="http://schemas.openxmlformats.org/officeDocument/2006/math" xmlns:v="urn:schemas-microsoft-com:vml" xmlns:wp14="http://schemas.microsoft.com/office/word/2010/wordprocessingDrawing" xmlns:wp="http://schemas.openxmlformats.org/drawingml/2006/wordprocessingDrawing" xmlns:w10="urn:schemas-microsoft-com:office:word" xmlns:w="http://schemas.openxmlformats.org/wordprocessingml/2006/main" xmlns:w14="http://schemas.microsoft.com/office/word/2010/wordml" xmlns:w15="http://schemas.microsoft.com/office/word/2012/wordml" xmlns:w16cex="http://schemas.microsoft.com/office/word/2018/wordml/cex" xmlns:w16cid="http://schemas.microsoft.com/office/word/2016/wordml/cid" xmlns:w16="http://schemas.microsoft.com/office/word/2018/wordml" xmlns:w16du="http://schemas.microsoft.com/office/word/2023/wordml/word16du" xmlns:w16sdtdh="http://schemas.microsoft.com/office/word/2020/wordml/sdtdatahash" xmlns:w16sdtfl="http://schemas.microsoft.com/office/word/2024/wordml/sdtformatlock" xmlns:w16se="http://schemas.microsoft.com/office/word/2015/wordml/symex" xmlns:wpg="http://schemas.microsoft.com/office/word/2010/wordprocessingGroup" xmlns:wpi="http://schemas.microsoft.com/office/word/2010/wordprocessingInk" xmlns:wne="http://schemas.microsoft.com/office/word/2006/wordml" xmlns:wps="http://schemas.microsoft.com/office/word/2010/wordprocessingShape" mc:Ignorable="w14 w15 w16se w16cid w16 w16cex w16sdtdh w16sdtfl w16du wp14">
-  <w:p>
-    <w:pPr>
-      <w:pStyle w:val="a7"/>
-    </w:pPr>
-  </w:p>
-</w:ftr>
-</file>
-
-<file path=word/footer2.xml><?xml version="1.0" encoding="utf-8"?>
 <w:ftr xmlns:wpc="http://schemas.microsoft.com/office/word/2010/wordprocessingCanvas" xmlns:cx="http://schemas.microsoft.com/office/drawing/2014/chartex" xmlns:cx1="http://schemas.microsoft.com/office/drawing/2015/9/8/chartex" xmlns:cx2="http://schemas.microsoft.com/office/drawing/2015/10/21/chartex" xmlns:cx3="http://schemas.microsoft.com/office/drawing/2016/5/9/chartex" xmlns:cx4="http://schemas.microsoft.com/office/drawing/2016/5/10/chartex" xmlns:cx5="http://schemas.microsoft.com/office/drawing/2016/5/11/chartex" xmlns:cx6="http://schemas.microsoft.com/office/drawing/2016/5/12/chartex" xmlns:cx7="http://schemas.microsoft.com/office/drawing/2016/5/13/chartex" xmlns:cx8="http://schemas.microsoft.com/office/drawing/2016/5/14/chartex" xmlns:mc="http://schemas.openxmlformats.org/markup-compatibility/2006" xmlns:aink="http://schemas.microsoft.com/office/drawing/2016/ink" xmlns:am3d="http://schemas.microsoft.com/office/drawing/2017/model3d" xmlns:o="urn:schemas-microsoft-com:office:office" xmlns:oel="http://schemas.microsoft.com/office/2019/extlst" xmlns:r="http://schemas.openxmlformats.org/officeDocument/2006/relationships" xmlns:m="http://schemas.openxmlformats.org/officeDocument/2006/math" xmlns:v="urn:schemas-microsoft-com:vml" xmlns:wp14="http://schemas.microsoft.com/office/word/2010/wordprocessingDrawing" xmlns:wp="http://schemas.openxmlformats.org/drawingml/2006/wordprocessingDrawing" xmlns:w10="urn:schemas-microsoft-com:office:word" xmlns:w="http://schemas.openxmlformats.org/wordprocessingml/2006/main" xmlns:w14="http://schemas.microsoft.com/office/word/2010/wordml" xmlns:w15="http://schemas.microsoft.com/office/word/2012/wordml" xmlns:w16cex="http://schemas.microsoft.com/office/word/2018/wordml/cex" xmlns:w16cid="http://schemas.microsoft.com/office/word/2016/wordml/cid" xmlns:w16="http://schemas.microsoft.com/office/word/2018/wordml" xmlns:w16du="http://schemas.microsoft.com/office/word/2023/wordml/word16du" xmlns:w16sdtdh="http://schemas.microsoft.com/office/word/2020/wordml/sdtdatahash" xmlns:w16sdtfl="http://schemas.microsoft.com/office/word/2024/wordml/sdtformatlock" xmlns:w16se="http://schemas.microsoft.com/office/word/2015/wordml/symex" xmlns:wpg="http://schemas.microsoft.com/office/word/2010/wordprocessingGroup" xmlns:wpi="http://schemas.microsoft.com/office/word/2010/wordprocessingInk" xmlns:wne="http://schemas.microsoft.com/office/word/2006/wordml" xmlns:wps="http://schemas.microsoft.com/office/word/2010/wordprocessingShape" mc:Ignorable="w14 w15 w16se w16cid w16 w16cex w16sdtdh w16sdtfl w16du wp14">
   <w:p>
     <w:pPr>
@@ -20410,7 +20416,7 @@
 </w:ftr>
 </file>
 
-<file path=word/footer3.xml><?xml version="1.0" encoding="utf-8"?>
+<file path=word/footer2.xml><?xml version="1.0" encoding="utf-8"?>
 <w:ftr xmlns:wpc="http://schemas.microsoft.com/office/word/2010/wordprocessingCanvas" xmlns:cx="http://schemas.microsoft.com/office/drawing/2014/chartex" xmlns:cx1="http://schemas.microsoft.com/office/drawing/2015/9/8/chartex" xmlns:cx2="http://schemas.microsoft.com/office/drawing/2015/10/21/chartex" xmlns:cx3="http://schemas.microsoft.com/office/drawing/2016/5/9/chartex" xmlns:cx4="http://schemas.microsoft.com/office/drawing/2016/5/10/chartex" xmlns:cx5="http://schemas.microsoft.com/office/drawing/2016/5/11/chartex" xmlns:cx6="http://schemas.microsoft.com/office/drawing/2016/5/12/chartex" xmlns:cx7="http://schemas.microsoft.com/office/drawing/2016/5/13/chartex" xmlns:cx8="http://schemas.microsoft.com/office/drawing/2016/5/14/chartex" xmlns:mc="http://schemas.openxmlformats.org/markup-compatibility/2006" xmlns:aink="http://schemas.microsoft.com/office/drawing/2016/ink" xmlns:am3d="http://schemas.microsoft.com/office/drawing/2017/model3d" xmlns:o="urn:schemas-microsoft-com:office:office" xmlns:oel="http://schemas.microsoft.com/office/2019/extlst" xmlns:r="http://schemas.openxmlformats.org/officeDocument/2006/relationships" xmlns:m="http://schemas.openxmlformats.org/officeDocument/2006/math" xmlns:v="urn:schemas-microsoft-com:vml" xmlns:wp14="http://schemas.microsoft.com/office/word/2010/wordprocessingDrawing" xmlns:wp="http://schemas.openxmlformats.org/drawingml/2006/wordprocessingDrawing" xmlns:w10="urn:schemas-microsoft-com:office:word" xmlns:w="http://schemas.openxmlformats.org/wordprocessingml/2006/main" xmlns:w14="http://schemas.microsoft.com/office/word/2010/wordml" xmlns:w15="http://schemas.microsoft.com/office/word/2012/wordml" xmlns:w16cex="http://schemas.microsoft.com/office/word/2018/wordml/cex" xmlns:w16cid="http://schemas.microsoft.com/office/word/2016/wordml/cid" xmlns:w16="http://schemas.microsoft.com/office/word/2018/wordml" xmlns:w16du="http://schemas.microsoft.com/office/word/2023/wordml/word16du" xmlns:w16sdtdh="http://schemas.microsoft.com/office/word/2020/wordml/sdtdatahash" xmlns:w16sdtfl="http://schemas.microsoft.com/office/word/2024/wordml/sdtformatlock" xmlns:w16se="http://schemas.microsoft.com/office/word/2015/wordml/symex" xmlns:wpg="http://schemas.microsoft.com/office/word/2010/wordprocessingGroup" xmlns:wpi="http://schemas.microsoft.com/office/word/2010/wordprocessingInk" xmlns:wne="http://schemas.microsoft.com/office/word/2006/wordml" xmlns:wps="http://schemas.microsoft.com/office/word/2010/wordprocessingShape" mc:Ignorable="w14 w15 w16se w16cid w16 w16cex w16sdtdh w16sdtfl w16du wp14">
   <w:p>
     <w:pPr>
@@ -20511,16 +20517,6 @@
     <w:pPr>
       <w:pStyle w:val="a9"/>
     </w:pPr>
-  </w:p>
-</w:hdr>
-</file>
-
-<file path=word/header2.xml><?xml version="1.0" encoding="utf-8"?>
-<w:hdr xmlns:wpc="http://schemas.microsoft.com/office/word/2010/wordprocessingCanvas" xmlns:cx="http://schemas.microsoft.com/office/drawing/2014/chartex" xmlns:cx1="http://schemas.microsoft.com/office/drawing/2015/9/8/chartex" xmlns:cx2="http://schemas.microsoft.com/office/drawing/2015/10/21/chartex" xmlns:cx3="http://schemas.microsoft.com/office/drawing/2016/5/9/chartex" xmlns:cx4="http://schemas.microsoft.com/office/drawing/2016/5/10/chartex" xmlns:cx5="http://schemas.microsoft.com/office/drawing/2016/5/11/chartex" xmlns:cx6="http://schemas.microsoft.com/office/drawing/2016/5/12/chartex" xmlns:cx7="http://schemas.microsoft.com/office/drawing/2016/5/13/chartex" xmlns:cx8="http://schemas.microsoft.com/office/drawing/2016/5/14/chartex" xmlns:mc="http://schemas.openxmlformats.org/markup-compatibility/2006" xmlns:aink="http://schemas.microsoft.com/office/drawing/2016/ink" xmlns:am3d="http://schemas.microsoft.com/office/drawing/2017/model3d" xmlns:o="urn:schemas-microsoft-com:office:office" xmlns:oel="http://schemas.microsoft.com/office/2019/extlst" xmlns:r="http://schemas.openxmlformats.org/officeDocument/2006/relationships" xmlns:m="http://schemas.openxmlformats.org/officeDocument/2006/math" xmlns:v="urn:schemas-microsoft-com:vml" xmlns:wp14="http://schemas.microsoft.com/office/word/2010/wordprocessingDrawing" xmlns:wp="http://schemas.openxmlformats.org/drawingml/2006/wordprocessingDrawing" xmlns:w10="urn:schemas-microsoft-com:office:word" xmlns:w="http://schemas.openxmlformats.org/wordprocessingml/2006/main" xmlns:w14="http://schemas.microsoft.com/office/word/2010/wordml" xmlns:w15="http://schemas.microsoft.com/office/word/2012/wordml" xmlns:w16cex="http://schemas.microsoft.com/office/word/2018/wordml/cex" xmlns:w16cid="http://schemas.microsoft.com/office/word/2016/wordml/cid" xmlns:w16="http://schemas.microsoft.com/office/word/2018/wordml" xmlns:w16du="http://schemas.microsoft.com/office/word/2023/wordml/word16du" xmlns:w16sdtdh="http://schemas.microsoft.com/office/word/2020/wordml/sdtdatahash" xmlns:w16sdtfl="http://schemas.microsoft.com/office/word/2024/wordml/sdtformatlock" xmlns:w16se="http://schemas.microsoft.com/office/word/2015/wordml/symex" xmlns:wpg="http://schemas.microsoft.com/office/word/2010/wordprocessingGroup" xmlns:wpi="http://schemas.microsoft.com/office/word/2010/wordprocessingInk" xmlns:wne="http://schemas.microsoft.com/office/word/2006/wordml" xmlns:wps="http://schemas.microsoft.com/office/word/2010/wordprocessingShape" mc:Ignorable="w14 w15 w16se w16cid w16 w16cex w16sdtdh w16sdtfl w16du wp14">
-  <w:p>
-    <w:pPr>
-      <w:pStyle w:val="a9"/>
-    </w:pPr>
     <w:r>
       <w:rPr>
         <w:noProof/>
@@ -20576,7 +20572,7 @@
 </w:hdr>
 </file>
 
-<file path=word/header3.xml><?xml version="1.0" encoding="utf-8"?>
+<file path=word/header2.xml><?xml version="1.0" encoding="utf-8"?>
 <w:hdr xmlns:wpc="http://schemas.microsoft.com/office/word/2010/wordprocessingCanvas" xmlns:cx="http://schemas.microsoft.com/office/drawing/2014/chartex" xmlns:cx1="http://schemas.microsoft.com/office/drawing/2015/9/8/chartex" xmlns:cx2="http://schemas.microsoft.com/office/drawing/2015/10/21/chartex" xmlns:cx3="http://schemas.microsoft.com/office/drawing/2016/5/9/chartex" xmlns:cx4="http://schemas.microsoft.com/office/drawing/2016/5/10/chartex" xmlns:cx5="http://schemas.microsoft.com/office/drawing/2016/5/11/chartex" xmlns:cx6="http://schemas.microsoft.com/office/drawing/2016/5/12/chartex" xmlns:cx7="http://schemas.microsoft.com/office/drawing/2016/5/13/chartex" xmlns:cx8="http://schemas.microsoft.com/office/drawing/2016/5/14/chartex" xmlns:mc="http://schemas.openxmlformats.org/markup-compatibility/2006" xmlns:aink="http://schemas.microsoft.com/office/drawing/2016/ink" xmlns:am3d="http://schemas.microsoft.com/office/drawing/2017/model3d" xmlns:o="urn:schemas-microsoft-com:office:office" xmlns:oel="http://schemas.microsoft.com/office/2019/extlst" xmlns:r="http://schemas.openxmlformats.org/officeDocument/2006/relationships" xmlns:m="http://schemas.openxmlformats.org/officeDocument/2006/math" xmlns:v="urn:schemas-microsoft-com:vml" xmlns:wp14="http://schemas.microsoft.com/office/word/2010/wordprocessingDrawing" xmlns:wp="http://schemas.openxmlformats.org/drawingml/2006/wordprocessingDrawing" xmlns:w10="urn:schemas-microsoft-com:office:word" xmlns:w="http://schemas.openxmlformats.org/wordprocessingml/2006/main" xmlns:w14="http://schemas.microsoft.com/office/word/2010/wordml" xmlns:w15="http://schemas.microsoft.com/office/word/2012/wordml" xmlns:w16cex="http://schemas.microsoft.com/office/word/2018/wordml/cex" xmlns:w16cid="http://schemas.microsoft.com/office/word/2016/wordml/cid" xmlns:w16="http://schemas.microsoft.com/office/word/2018/wordml" xmlns:w16du="http://schemas.microsoft.com/office/word/2023/wordml/word16du" xmlns:w16sdtdh="http://schemas.microsoft.com/office/word/2020/wordml/sdtdatahash" xmlns:w16sdtfl="http://schemas.microsoft.com/office/word/2024/wordml/sdtformatlock" xmlns:w16se="http://schemas.microsoft.com/office/word/2015/wordml/symex" xmlns:wpg="http://schemas.microsoft.com/office/word/2010/wordprocessingGroup" xmlns:wpi="http://schemas.microsoft.com/office/word/2010/wordprocessingInk" xmlns:wne="http://schemas.microsoft.com/office/word/2006/wordml" xmlns:wps="http://schemas.microsoft.com/office/word/2010/wordprocessingShape" mc:Ignorable="w14 w15 w16se w16cid w16 w16cex w16sdtdh w16sdtfl w16du wp14">
   <w:tbl>
     <w:tblPr>
